--- a/Linux Commands Assignment.docx
+++ b/Linux Commands Assignment.docx
@@ -4,957 +4,2115 @@
   <w:body>
     <w:p>
       <w:pPr>
-        <w:pStyle w:val="Heading1"/>
-        <w:keepNext w:val="0"/>
-        <w:keepLines w:val="0"/>
-        <w:spacing w:before="480"/>
-        <w:rPr>
-          <w:b/>
-          <w:bCs/>
-          <w:sz w:val="46"/>
-          <w:szCs w:val="46"/>
-        </w:rPr>
-      </w:pPr>
-      <w:bookmarkStart w:id="0" w:name="_cftihaumhzmb" w:colFirst="0" w:colLast="0"/>
-      <w:bookmarkEnd w:id="0"/>
-      <w:r>
-        <w:rPr>
-          <w:b/>
-          <w:bCs/>
-          <w:sz w:val="46"/>
-          <w:szCs w:val="46"/>
+        <w:rPr>
+          <w:b/>
+          <w:bCs/>
+          <w:sz w:val="28"/>
+          <w:szCs w:val="28"/>
+          <w:lang w:val="en-IN"/>
+        </w:rPr>
+      </w:pPr>
+      <w:r>
+        <w:rPr>
+          <w:b/>
+          <w:bCs/>
+          <w:sz w:val="28"/>
+          <w:szCs w:val="28"/>
+          <w:lang w:val="en-IN"/>
         </w:rPr>
         <w:t>Linux Commands Practical Assignment</w:t>
       </w:r>
     </w:p>
     <w:p>
       <w:pPr>
-        <w:pStyle w:val="Heading2"/>
-        <w:keepNext w:val="0"/>
-        <w:keepLines w:val="0"/>
-        <w:spacing w:after="80"/>
-        <w:rPr>
-          <w:b/>
-          <w:bCs/>
-          <w:sz w:val="34"/>
-          <w:szCs w:val="34"/>
-        </w:rPr>
-      </w:pPr>
-      <w:bookmarkStart w:id="1" w:name="_9vfbzlqzjd83" w:colFirst="0" w:colLast="0"/>
-      <w:bookmarkEnd w:id="1"/>
-      <w:r>
-        <w:rPr>
-          <w:b/>
-          <w:bCs/>
-          <w:sz w:val="34"/>
-          <w:szCs w:val="34"/>
+        <w:rPr>
+          <w:b/>
+          <w:bCs/>
+          <w:sz w:val="28"/>
+          <w:szCs w:val="28"/>
+          <w:lang w:val="en-IN"/>
+        </w:rPr>
+      </w:pPr>
+    </w:p>
+    <w:p>
+      <w:pPr>
+        <w:rPr>
+          <w:lang w:val="en-IN"/>
+        </w:rPr>
+      </w:pPr>
+      <w:r>
+        <w:rPr>
+          <w:lang w:val="en-IN"/>
+        </w:rPr>
+        <w:pict w14:anchorId="4CE58EF2">
+          <v:rect id="_x0000_i1492" style="width:0;height:1.5pt" o:hralign="center" o:hrstd="t" o:hr="t" fillcolor="#a0a0a0" stroked="f"/>
+        </w:pict>
+      </w:r>
+    </w:p>
+    <w:p>
+      <w:pPr>
+        <w:rPr>
+          <w:b/>
+          <w:bCs/>
+          <w:lang w:val="en-IN"/>
+        </w:rPr>
+      </w:pPr>
+      <w:r>
+        <w:rPr>
+          <w:b/>
+          <w:bCs/>
+          <w:lang w:val="en-IN"/>
         </w:rPr>
         <w:t>1. Creating and Renaming Files/Directories</w:t>
       </w:r>
     </w:p>
     <w:p>
       <w:pPr>
-        <w:pStyle w:val="Heading3"/>
-        <w:keepNext w:val="0"/>
-        <w:keepLines w:val="0"/>
-        <w:spacing w:before="280"/>
-        <w:rPr>
-          <w:b/>
-          <w:bCs/>
-          <w:color w:val="000000"/>
-          <w:sz w:val="26"/>
-          <w:szCs w:val="26"/>
-        </w:rPr>
-      </w:pPr>
-      <w:bookmarkStart w:id="2" w:name="_y75xxvqhglt7" w:colFirst="0" w:colLast="0"/>
-      <w:bookmarkEnd w:id="2"/>
-      <w:r>
-        <w:rPr>
-          <w:b/>
-          <w:bCs/>
-          <w:color w:val="000000"/>
-          <w:sz w:val="26"/>
-          <w:szCs w:val="26"/>
-        </w:rPr>
-        <w:t xml:space="preserve">Create a directory named </w:t>
+        <w:rPr>
+          <w:b/>
+          <w:bCs/>
+          <w:lang w:val="en-IN"/>
+        </w:rPr>
+      </w:pPr>
+      <w:r>
+        <w:rPr>
+          <w:b/>
+          <w:bCs/>
+          <w:lang w:val="en-IN"/>
+        </w:rPr>
+        <w:t xml:space="preserve">1.1 Create a directory named </w:t>
       </w:r>
       <w:proofErr w:type="spellStart"/>
       <w:r>
         <w:rPr>
           <w:b/>
           <w:bCs/>
-          <w:color w:val="000000"/>
-          <w:sz w:val="26"/>
-          <w:szCs w:val="26"/>
+          <w:lang w:val="en-IN"/>
         </w:rPr>
         <w:t>test_dir</w:t>
       </w:r>
       <w:proofErr w:type="spellEnd"/>
     </w:p>
     <w:p>
+      <w:pPr>
+        <w:rPr>
+          <w:lang w:val="en-IN"/>
+        </w:rPr>
+      </w:pPr>
+      <w:r>
+        <w:rPr>
+          <w:b/>
+          <w:bCs/>
+          <w:lang w:val="en-IN"/>
+        </w:rPr>
+        <w:t>Command:</w:t>
+      </w:r>
+    </w:p>
+    <w:p>
+      <w:pPr>
+        <w:rPr>
+          <w:lang w:val="en-IN"/>
+        </w:rPr>
+      </w:pPr>
       <w:proofErr w:type="spellStart"/>
       <w:r>
+        <w:rPr>
+          <w:lang w:val="en-IN"/>
+        </w:rPr>
         <w:t>mkdir</w:t>
       </w:r>
       <w:proofErr w:type="spellEnd"/>
       <w:r>
+        <w:rPr>
+          <w:lang w:val="en-IN"/>
+        </w:rPr>
         <w:t xml:space="preserve"> </w:t>
       </w:r>
       <w:proofErr w:type="spellStart"/>
       <w:r>
+        <w:rPr>
+          <w:lang w:val="en-IN"/>
+        </w:rPr>
         <w:t>test_dir</w:t>
       </w:r>
       <w:proofErr w:type="spellEnd"/>
     </w:p>
-    <w:p/>
-    <w:p>
-      <w:pPr>
-        <w:pStyle w:val="Heading3"/>
-        <w:keepNext w:val="0"/>
-        <w:keepLines w:val="0"/>
-        <w:spacing w:before="280"/>
-        <w:rPr>
-          <w:b/>
-          <w:bCs/>
-          <w:color w:val="000000"/>
-          <w:sz w:val="26"/>
-          <w:szCs w:val="26"/>
-        </w:rPr>
-      </w:pPr>
-      <w:bookmarkStart w:id="3" w:name="_q88m7q6uzlxi" w:colFirst="0" w:colLast="0"/>
-      <w:bookmarkEnd w:id="3"/>
-      <w:r>
-        <w:rPr>
-          <w:b/>
-          <w:bCs/>
-          <w:color w:val="000000"/>
-          <w:sz w:val="26"/>
-          <w:szCs w:val="26"/>
-        </w:rPr>
-        <w:t>Create an empty file called example.txt</w:t>
-      </w:r>
-    </w:p>
-    <w:p>
-      <w:r>
+    <w:p>
+      <w:pPr>
+        <w:rPr>
+          <w:lang w:val="en-IN"/>
+        </w:rPr>
+      </w:pPr>
+      <w:r>
+        <w:rPr>
+          <w:b/>
+          <w:bCs/>
+          <w:lang w:val="en-IN"/>
+        </w:rPr>
+        <w:t>Explanation:</w:t>
+      </w:r>
+    </w:p>
+    <w:p>
+      <w:pPr>
+        <w:rPr>
+          <w:lang w:val="en-IN"/>
+        </w:rPr>
+      </w:pPr>
+      <w:proofErr w:type="spellStart"/>
+      <w:r>
+        <w:rPr>
+          <w:lang w:val="en-IN"/>
+        </w:rPr>
+        <w:t>mkdir</w:t>
+      </w:r>
+      <w:proofErr w:type="spellEnd"/>
+      <w:r>
+        <w:rPr>
+          <w:lang w:val="en-IN"/>
+        </w:rPr>
+        <w:t xml:space="preserve"> is used to create a new directory. This command creates a folder named </w:t>
+      </w:r>
+      <w:proofErr w:type="spellStart"/>
+      <w:r>
+        <w:rPr>
+          <w:lang w:val="en-IN"/>
+        </w:rPr>
+        <w:t>test_dir</w:t>
+      </w:r>
+      <w:proofErr w:type="spellEnd"/>
+      <w:r>
+        <w:rPr>
+          <w:lang w:val="en-IN"/>
+        </w:rPr>
+        <w:t>.</w:t>
+      </w:r>
+    </w:p>
+    <w:p>
+      <w:pPr>
+        <w:rPr>
+          <w:lang w:val="en-IN"/>
+        </w:rPr>
+      </w:pPr>
+      <w:r>
+        <w:rPr>
+          <w:lang w:val="en-IN"/>
+        </w:rPr>
+        <w:pict w14:anchorId="1DA9A824">
+          <v:rect id="_x0000_i1493" style="width:0;height:1.5pt" o:hralign="center" o:hrstd="t" o:hr="t" fillcolor="#a0a0a0" stroked="f"/>
+        </w:pict>
+      </w:r>
+    </w:p>
+    <w:p>
+      <w:pPr>
+        <w:rPr>
+          <w:b/>
+          <w:bCs/>
+          <w:lang w:val="en-IN"/>
+        </w:rPr>
+      </w:pPr>
+      <w:r>
+        <w:rPr>
+          <w:b/>
+          <w:bCs/>
+          <w:lang w:val="en-IN"/>
+        </w:rPr>
+        <w:t>1.2 Create an empty file called example.txt</w:t>
+      </w:r>
+    </w:p>
+    <w:p>
+      <w:pPr>
+        <w:rPr>
+          <w:lang w:val="en-IN"/>
+        </w:rPr>
+      </w:pPr>
+      <w:r>
+        <w:rPr>
+          <w:b/>
+          <w:bCs/>
+          <w:lang w:val="en-IN"/>
+        </w:rPr>
+        <w:t>Command:</w:t>
+      </w:r>
+    </w:p>
+    <w:p>
+      <w:pPr>
+        <w:rPr>
+          <w:lang w:val="en-IN"/>
+        </w:rPr>
+      </w:pPr>
+      <w:r>
+        <w:rPr>
+          <w:lang w:val="en-IN"/>
+        </w:rPr>
         <w:t xml:space="preserve">touch </w:t>
       </w:r>
       <w:proofErr w:type="spellStart"/>
       <w:r>
+        <w:rPr>
+          <w:lang w:val="en-IN"/>
+        </w:rPr>
         <w:t>test_dir</w:t>
       </w:r>
       <w:proofErr w:type="spellEnd"/>
       <w:r>
+        <w:rPr>
+          <w:lang w:val="en-IN"/>
+        </w:rPr>
         <w:t>/example.txt</w:t>
       </w:r>
     </w:p>
-    <w:p/>
-    <w:p>
-      <w:pPr>
-        <w:pStyle w:val="Heading3"/>
-        <w:keepNext w:val="0"/>
-        <w:keepLines w:val="0"/>
-        <w:spacing w:before="280"/>
-        <w:rPr>
-          <w:b/>
-          <w:bCs/>
-          <w:color w:val="000000"/>
-          <w:sz w:val="26"/>
-          <w:szCs w:val="26"/>
-        </w:rPr>
-      </w:pPr>
-      <w:bookmarkStart w:id="4" w:name="_y7r65x2gpqkc" w:colFirst="0" w:colLast="0"/>
-      <w:bookmarkEnd w:id="4"/>
-      <w:r>
-        <w:rPr>
-          <w:b/>
-          <w:bCs/>
-          <w:color w:val="000000"/>
-          <w:sz w:val="26"/>
-          <w:szCs w:val="26"/>
-        </w:rPr>
-        <w:t>Rename example.txt to renamed_example.txt</w:t>
-      </w:r>
-    </w:p>
-    <w:p>
-      <w:r>
+    <w:p>
+      <w:pPr>
+        <w:rPr>
+          <w:lang w:val="en-IN"/>
+        </w:rPr>
+      </w:pPr>
+      <w:r>
+        <w:rPr>
+          <w:b/>
+          <w:bCs/>
+          <w:lang w:val="en-IN"/>
+        </w:rPr>
+        <w:t>Explanation:</w:t>
+      </w:r>
+    </w:p>
+    <w:p>
+      <w:pPr>
+        <w:rPr>
+          <w:lang w:val="en-IN"/>
+        </w:rPr>
+      </w:pPr>
+      <w:r>
+        <w:rPr>
+          <w:lang w:val="en-IN"/>
+        </w:rPr>
+        <w:t xml:space="preserve">touch creates an empty file. The file example.txt is created inside the </w:t>
+      </w:r>
+      <w:proofErr w:type="spellStart"/>
+      <w:r>
+        <w:rPr>
+          <w:lang w:val="en-IN"/>
+        </w:rPr>
+        <w:t>test_dir</w:t>
+      </w:r>
+      <w:proofErr w:type="spellEnd"/>
+      <w:r>
+        <w:rPr>
+          <w:lang w:val="en-IN"/>
+        </w:rPr>
+        <w:t xml:space="preserve"> directory.</w:t>
+      </w:r>
+    </w:p>
+    <w:p>
+      <w:pPr>
+        <w:rPr>
+          <w:lang w:val="en-IN"/>
+        </w:rPr>
+      </w:pPr>
+      <w:r>
+        <w:rPr>
+          <w:lang w:val="en-IN"/>
+        </w:rPr>
+        <w:pict w14:anchorId="10A438D5">
+          <v:rect id="_x0000_i1494" style="width:0;height:1.5pt" o:hralign="center" o:hrstd="t" o:hr="t" fillcolor="#a0a0a0" stroked="f"/>
+        </w:pict>
+      </w:r>
+    </w:p>
+    <w:p>
+      <w:pPr>
+        <w:rPr>
+          <w:b/>
+          <w:bCs/>
+          <w:lang w:val="en-IN"/>
+        </w:rPr>
+      </w:pPr>
+      <w:r>
+        <w:rPr>
+          <w:b/>
+          <w:bCs/>
+          <w:lang w:val="en-IN"/>
+        </w:rPr>
+        <w:t>1.3 Rename example.txt to renamed_example.txt</w:t>
+      </w:r>
+    </w:p>
+    <w:p>
+      <w:pPr>
+        <w:rPr>
+          <w:lang w:val="en-IN"/>
+        </w:rPr>
+      </w:pPr>
+      <w:r>
+        <w:rPr>
+          <w:b/>
+          <w:bCs/>
+          <w:lang w:val="en-IN"/>
+        </w:rPr>
+        <w:t>Command:</w:t>
+      </w:r>
+    </w:p>
+    <w:p>
+      <w:pPr>
+        <w:rPr>
+          <w:lang w:val="en-IN"/>
+        </w:rPr>
+      </w:pPr>
+      <w:r>
+        <w:rPr>
+          <w:lang w:val="en-IN"/>
+        </w:rPr>
         <w:t xml:space="preserve">mv </w:t>
       </w:r>
       <w:proofErr w:type="spellStart"/>
       <w:r>
+        <w:rPr>
+          <w:lang w:val="en-IN"/>
+        </w:rPr>
         <w:t>test_dir</w:t>
       </w:r>
       <w:proofErr w:type="spellEnd"/>
       <w:r>
+        <w:rPr>
+          <w:lang w:val="en-IN"/>
+        </w:rPr>
         <w:t xml:space="preserve">/example.txt </w:t>
       </w:r>
       <w:proofErr w:type="spellStart"/>
       <w:r>
+        <w:rPr>
+          <w:lang w:val="en-IN"/>
+        </w:rPr>
         <w:t>test_dir</w:t>
       </w:r>
       <w:proofErr w:type="spellEnd"/>
       <w:r>
+        <w:rPr>
+          <w:lang w:val="en-IN"/>
+        </w:rPr>
         <w:t>/renamed_example.txt</w:t>
       </w:r>
     </w:p>
-    <w:p/>
-    <w:p>
-      <w:r>
-        <w:pict w14:anchorId="3E85D7B9">
-          <v:rect id="_x0000_i1025" style="width:0;height:1.5pt" o:hralign="center" o:hrstd="t" o:hr="t" fillcolor="#a0a0a0" stroked="f"/>
+    <w:p>
+      <w:pPr>
+        <w:rPr>
+          <w:lang w:val="en-IN"/>
+        </w:rPr>
+      </w:pPr>
+      <w:r>
+        <w:rPr>
+          <w:b/>
+          <w:bCs/>
+          <w:lang w:val="en-IN"/>
+        </w:rPr>
+        <w:t>Explanation:</w:t>
+      </w:r>
+    </w:p>
+    <w:p>
+      <w:pPr>
+        <w:rPr>
+          <w:lang w:val="en-IN"/>
+        </w:rPr>
+      </w:pPr>
+      <w:r>
+        <w:rPr>
+          <w:lang w:val="en-IN"/>
+        </w:rPr>
+        <w:t>mv is used to move or rename files. This command renames example.txt to renamed_example.txt.</w:t>
+      </w:r>
+    </w:p>
+    <w:p>
+      <w:pPr>
+        <w:rPr>
+          <w:lang w:val="en-IN"/>
+        </w:rPr>
+      </w:pPr>
+      <w:r>
+        <w:rPr>
+          <w:noProof/>
+          <w:lang w:val="en-IN"/>
+        </w:rPr>
+        <w:lastRenderedPageBreak/>
+        <w:drawing>
+          <wp:inline distT="0" distB="0" distL="0" distR="0" wp14:anchorId="5D2CB7D4" wp14:editId="70023E30">
+            <wp:extent cx="5943600" cy="4457700"/>
+            <wp:effectExtent l="0" t="0" r="0" b="0"/>
+            <wp:docPr id="1274747947" name="Picture 4"/>
+            <wp:cNvGraphicFramePr>
+              <a:graphicFrameLocks xmlns:a="http://schemas.openxmlformats.org/drawingml/2006/main" noChangeAspect="1"/>
+            </wp:cNvGraphicFramePr>
+            <a:graphic xmlns:a="http://schemas.openxmlformats.org/drawingml/2006/main">
+              <a:graphicData uri="http://schemas.openxmlformats.org/drawingml/2006/picture">
+                <pic:pic xmlns:pic="http://schemas.openxmlformats.org/drawingml/2006/picture">
+                  <pic:nvPicPr>
+                    <pic:cNvPr id="1274747947" name="Picture 1274747947"/>
+                    <pic:cNvPicPr/>
+                  </pic:nvPicPr>
+                  <pic:blipFill>
+                    <a:blip r:embed="rId5" cstate="print">
+                      <a:extLst>
+                        <a:ext uri="{28A0092B-C50C-407E-A947-70E740481C1C}">
+                          <a14:useLocalDpi xmlns:a14="http://schemas.microsoft.com/office/drawing/2010/main" val="0"/>
+                        </a:ext>
+                      </a:extLst>
+                    </a:blip>
+                    <a:stretch>
+                      <a:fillRect/>
+                    </a:stretch>
+                  </pic:blipFill>
+                  <pic:spPr>
+                    <a:xfrm>
+                      <a:off x="0" y="0"/>
+                      <a:ext cx="5943600" cy="4457700"/>
+                    </a:xfrm>
+                    <a:prstGeom prst="rect">
+                      <a:avLst/>
+                    </a:prstGeom>
+                  </pic:spPr>
+                </pic:pic>
+              </a:graphicData>
+            </a:graphic>
+          </wp:inline>
+        </w:drawing>
+      </w:r>
+    </w:p>
+    <w:p>
+      <w:pPr>
+        <w:rPr>
+          <w:lang w:val="en-IN"/>
+        </w:rPr>
+      </w:pPr>
+      <w:r>
+        <w:rPr>
+          <w:lang w:val="en-IN"/>
+        </w:rPr>
+        <w:pict w14:anchorId="07250F5C">
+          <v:rect id="_x0000_i1495" style="width:0;height:1.5pt" o:hralign="center" o:hrstd="t" o:hr="t" fillcolor="#a0a0a0" stroked="f"/>
         </w:pict>
       </w:r>
     </w:p>
     <w:p>
       <w:pPr>
-        <w:pStyle w:val="Heading2"/>
-        <w:keepNext w:val="0"/>
-        <w:keepLines w:val="0"/>
-        <w:spacing w:after="80"/>
-        <w:rPr>
-          <w:b/>
-          <w:bCs/>
-          <w:sz w:val="34"/>
-          <w:szCs w:val="34"/>
-        </w:rPr>
-      </w:pPr>
-      <w:bookmarkStart w:id="5" w:name="_8ta8dgkmau5a" w:colFirst="0" w:colLast="0"/>
-      <w:bookmarkEnd w:id="5"/>
-      <w:r>
-        <w:rPr>
-          <w:b/>
-          <w:bCs/>
-          <w:sz w:val="34"/>
-          <w:szCs w:val="34"/>
+        <w:rPr>
+          <w:b/>
+          <w:bCs/>
+          <w:lang w:val="en-IN"/>
+        </w:rPr>
+      </w:pPr>
+      <w:r>
+        <w:rPr>
+          <w:b/>
+          <w:bCs/>
+          <w:lang w:val="en-IN"/>
         </w:rPr>
         <w:t>2. Viewing File Contents</w:t>
       </w:r>
     </w:p>
     <w:p>
       <w:pPr>
-        <w:pStyle w:val="Heading3"/>
-        <w:keepNext w:val="0"/>
-        <w:keepLines w:val="0"/>
-        <w:spacing w:before="280"/>
-        <w:rPr>
-          <w:b/>
-          <w:bCs/>
-          <w:color w:val="000000"/>
-          <w:sz w:val="26"/>
-          <w:szCs w:val="26"/>
-        </w:rPr>
-      </w:pPr>
-      <w:bookmarkStart w:id="6" w:name="_pozte82p1eou" w:colFirst="0" w:colLast="0"/>
-      <w:bookmarkEnd w:id="6"/>
-      <w:r>
-        <w:rPr>
-          <w:b/>
-          <w:bCs/>
-          <w:color w:val="000000"/>
-          <w:sz w:val="26"/>
-          <w:szCs w:val="26"/>
-        </w:rPr>
-        <w:t>Display contents of /</w:t>
+        <w:rPr>
+          <w:b/>
+          <w:bCs/>
+          <w:lang w:val="en-IN"/>
+        </w:rPr>
+      </w:pPr>
+      <w:r>
+        <w:rPr>
+          <w:b/>
+          <w:bCs/>
+          <w:lang w:val="en-IN"/>
+        </w:rPr>
+        <w:t>2.1 Display the contents of /etc/passwd</w:t>
+      </w:r>
+    </w:p>
+    <w:p>
+      <w:pPr>
+        <w:rPr>
+          <w:lang w:val="en-IN"/>
+        </w:rPr>
+      </w:pPr>
+      <w:r>
+        <w:rPr>
+          <w:b/>
+          <w:bCs/>
+          <w:lang w:val="en-IN"/>
+        </w:rPr>
+        <w:t>Command:</w:t>
+      </w:r>
+    </w:p>
+    <w:p>
+      <w:pPr>
+        <w:rPr>
+          <w:lang w:val="en-IN"/>
+        </w:rPr>
+      </w:pPr>
+      <w:r>
+        <w:rPr>
+          <w:lang w:val="en-IN"/>
+        </w:rPr>
+        <w:t>cat /etc/passwd</w:t>
+      </w:r>
+    </w:p>
+    <w:p>
+      <w:pPr>
+        <w:rPr>
+          <w:lang w:val="en-IN"/>
+        </w:rPr>
+      </w:pPr>
+      <w:r>
+        <w:rPr>
+          <w:b/>
+          <w:bCs/>
+          <w:lang w:val="en-IN"/>
+        </w:rPr>
+        <w:t>Explanation:</w:t>
+      </w:r>
+    </w:p>
+    <w:p>
+      <w:pPr>
+        <w:rPr>
+          <w:lang w:val="en-IN"/>
+        </w:rPr>
+      </w:pPr>
+      <w:r>
+        <w:rPr>
+          <w:lang w:val="en-IN"/>
+        </w:rPr>
+        <w:t>cat displays the complete contents of a file.</w:t>
+      </w:r>
+    </w:p>
+    <w:p>
+      <w:pPr>
+        <w:rPr>
+          <w:lang w:val="en-IN"/>
+        </w:rPr>
+      </w:pPr>
+      <w:r>
+        <w:rPr>
+          <w:lang w:val="en-IN"/>
+        </w:rPr>
+        <w:pict w14:anchorId="33CAF6F1">
+          <v:rect id="_x0000_i1496" style="width:0;height:1.5pt" o:hralign="center" o:hrstd="t" o:hr="t" fillcolor="#a0a0a0" stroked="f"/>
+        </w:pict>
+      </w:r>
+    </w:p>
+    <w:p>
+      <w:pPr>
+        <w:rPr>
+          <w:b/>
+          <w:bCs/>
+          <w:lang w:val="en-IN"/>
+        </w:rPr>
+      </w:pPr>
+      <w:r>
+        <w:rPr>
+          <w:b/>
+          <w:bCs/>
+          <w:lang w:val="en-IN"/>
+        </w:rPr>
+        <w:t>2.2 Display the first 5 lines of /etc/passwd</w:t>
+      </w:r>
+    </w:p>
+    <w:p>
+      <w:pPr>
+        <w:rPr>
+          <w:lang w:val="en-IN"/>
+        </w:rPr>
+      </w:pPr>
+      <w:r>
+        <w:rPr>
+          <w:b/>
+          <w:bCs/>
+          <w:lang w:val="en-IN"/>
+        </w:rPr>
+        <w:t>Command:</w:t>
+      </w:r>
+    </w:p>
+    <w:p>
+      <w:pPr>
+        <w:rPr>
+          <w:lang w:val="en-IN"/>
+        </w:rPr>
+      </w:pPr>
+      <w:r>
+        <w:rPr>
+          <w:lang w:val="en-IN"/>
+        </w:rPr>
+        <w:t>head -5 /etc/passwd</w:t>
+      </w:r>
+    </w:p>
+    <w:p>
+      <w:pPr>
+        <w:rPr>
+          <w:lang w:val="en-IN"/>
+        </w:rPr>
+      </w:pPr>
+      <w:r>
+        <w:rPr>
+          <w:b/>
+          <w:bCs/>
+          <w:lang w:val="en-IN"/>
+        </w:rPr>
+        <w:t>Explanation:</w:t>
+      </w:r>
+    </w:p>
+    <w:p>
+      <w:pPr>
+        <w:rPr>
+          <w:lang w:val="en-IN"/>
+        </w:rPr>
+      </w:pPr>
+      <w:r>
+        <w:rPr>
+          <w:lang w:val="en-IN"/>
+        </w:rPr>
+        <w:t>head displays the beginning of a file. The -5 option shows only the first five lines.</w:t>
+      </w:r>
+    </w:p>
+    <w:p>
+      <w:pPr>
+        <w:rPr>
+          <w:lang w:val="en-IN"/>
+        </w:rPr>
+      </w:pPr>
+      <w:r>
+        <w:rPr>
+          <w:lang w:val="en-IN"/>
+        </w:rPr>
+        <w:pict w14:anchorId="0C705013">
+          <v:rect id="_x0000_i1497" style="width:0;height:1.5pt" o:hralign="center" o:hrstd="t" o:hr="t" fillcolor="#a0a0a0" stroked="f"/>
+        </w:pict>
+      </w:r>
+    </w:p>
+    <w:p>
+      <w:pPr>
+        <w:rPr>
+          <w:b/>
+          <w:bCs/>
+          <w:lang w:val="en-IN"/>
+        </w:rPr>
+      </w:pPr>
+      <w:r>
+        <w:rPr>
+          <w:b/>
+          <w:bCs/>
+          <w:lang w:val="en-IN"/>
+        </w:rPr>
+        <w:t>2.3 Display the last 5 lines of /etc/passwd</w:t>
+      </w:r>
+    </w:p>
+    <w:p>
+      <w:pPr>
+        <w:rPr>
+          <w:lang w:val="en-IN"/>
+        </w:rPr>
+      </w:pPr>
+      <w:r>
+        <w:rPr>
+          <w:b/>
+          <w:bCs/>
+          <w:lang w:val="en-IN"/>
+        </w:rPr>
+        <w:t>Command:</w:t>
+      </w:r>
+    </w:p>
+    <w:p>
+      <w:pPr>
+        <w:rPr>
+          <w:lang w:val="en-IN"/>
+        </w:rPr>
+      </w:pPr>
+      <w:r>
+        <w:rPr>
+          <w:lang w:val="en-IN"/>
+        </w:rPr>
+        <w:t>tail -5 /etc/passwd</w:t>
+      </w:r>
+    </w:p>
+    <w:p>
+      <w:pPr>
+        <w:rPr>
+          <w:lang w:val="en-IN"/>
+        </w:rPr>
+      </w:pPr>
+      <w:r>
+        <w:rPr>
+          <w:b/>
+          <w:bCs/>
+          <w:lang w:val="en-IN"/>
+        </w:rPr>
+        <w:t>Explanation:</w:t>
+      </w:r>
+    </w:p>
+    <w:p>
+      <w:pPr>
+        <w:rPr>
+          <w:lang w:val="en-IN"/>
+        </w:rPr>
+      </w:pPr>
+      <w:r>
+        <w:rPr>
+          <w:lang w:val="en-IN"/>
+        </w:rPr>
+        <w:t>tail displays the end of a file. The -5 option shows only the last five lines.</w:t>
+      </w:r>
+    </w:p>
+    <w:p>
+      <w:pPr>
+        <w:rPr>
+          <w:lang w:val="en-IN"/>
+        </w:rPr>
+      </w:pPr>
+      <w:r>
+        <w:rPr>
+          <w:noProof/>
+        </w:rPr>
+        <w:lastRenderedPageBreak/>
+        <mc:AlternateContent>
+          <mc:Choice Requires="wps">
+            <w:drawing>
+              <wp:inline distT="0" distB="0" distL="0" distR="0" wp14:anchorId="6A91D14E" wp14:editId="6DD98D87">
+                <wp:extent cx="304800" cy="304800"/>
+                <wp:effectExtent l="0" t="0" r="0" b="0"/>
+                <wp:docPr id="1992407656" name="Rectangle 5"/>
+                <wp:cNvGraphicFramePr>
+                  <a:graphicFrameLocks xmlns:a="http://schemas.openxmlformats.org/drawingml/2006/main" noChangeAspect="1"/>
+                </wp:cNvGraphicFramePr>
+                <a:graphic xmlns:a="http://schemas.openxmlformats.org/drawingml/2006/main">
+                  <a:graphicData uri="http://schemas.microsoft.com/office/word/2010/wordprocessingShape">
+                    <wps:wsp>
+                      <wps:cNvSpPr>
+                        <a:spLocks noChangeAspect="1" noChangeArrowheads="1"/>
+                      </wps:cNvSpPr>
+                      <wps:spPr bwMode="auto">
+                        <a:xfrm>
+                          <a:off x="0" y="0"/>
+                          <a:ext cx="304800" cy="304800"/>
+                        </a:xfrm>
+                        <a:prstGeom prst="rect">
+                          <a:avLst/>
+                        </a:prstGeom>
+                        <a:noFill/>
+                        <a:ln>
+                          <a:noFill/>
+                        </a:ln>
+                        <a:extLst>
+                          <a:ext uri="{909E8E84-426E-40DD-AFC4-6F175D3DCCD1}">
+                            <a14:hiddenFill xmlns:a14="http://schemas.microsoft.com/office/drawing/2010/main">
+                              <a:solidFill>
+                                <a:srgbClr val="FFFFFF"/>
+                              </a:solidFill>
+                            </a14:hiddenFill>
+                          </a:ext>
+                          <a:ext uri="{91240B29-F687-4F45-9708-019B960494DF}">
+                            <a14:hiddenLine xmlns:a14="http://schemas.microsoft.com/office/drawing/2010/main" w="9525">
+                              <a:solidFill>
+                                <a:srgbClr val="000000"/>
+                              </a:solidFill>
+                              <a:miter lim="800000"/>
+                              <a:headEnd/>
+                              <a:tailEnd/>
+                            </a14:hiddenLine>
+                          </a:ext>
+                        </a:extLst>
+                      </wps:spPr>
+                      <wps:bodyPr rot="0" vert="horz" wrap="square" lIns="91440" tIns="45720" rIns="91440" bIns="45720" anchor="t" anchorCtr="0" upright="1">
+                        <a:noAutofit/>
+                      </wps:bodyPr>
+                    </wps:wsp>
+                  </a:graphicData>
+                </a:graphic>
+              </wp:inline>
+            </w:drawing>
+          </mc:Choice>
+          <mc:Fallback>
+            <w:pict>
+              <v:rect w14:anchorId="79DD35C8" id="Rectangle 5" o:spid="_x0000_s1026" style="width:24pt;height:24pt;visibility:visible;mso-wrap-style:square;mso-left-percent:-10001;mso-top-percent:-10001;mso-position-horizontal:absolute;mso-position-horizontal-relative:char;mso-position-vertical:absolute;mso-position-vertical-relative:line;mso-left-percent:-10001;mso-top-percent:-10001;v-text-anchor:top" o:gfxdata="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" filled="f" stroked="f">
+                <o:lock v:ext="edit" aspectratio="t"/>
+                <w10:anchorlock/>
+              </v:rect>
+            </w:pict>
+          </mc:Fallback>
+        </mc:AlternateContent>
+      </w:r>
+      <w:r>
+        <w:rPr>
+          <w:noProof/>
+          <w:lang w:val="en-IN"/>
+        </w:rPr>
+        <w:drawing>
+          <wp:inline distT="0" distB="0" distL="0" distR="0" wp14:anchorId="46A8EC5A" wp14:editId="4EEEF256">
+            <wp:extent cx="5943600" cy="4457700"/>
+            <wp:effectExtent l="0" t="0" r="0" b="0"/>
+            <wp:docPr id="1526256690" name="Picture 6"/>
+            <wp:cNvGraphicFramePr>
+              <a:graphicFrameLocks xmlns:a="http://schemas.openxmlformats.org/drawingml/2006/main" noChangeAspect="1"/>
+            </wp:cNvGraphicFramePr>
+            <a:graphic xmlns:a="http://schemas.openxmlformats.org/drawingml/2006/main">
+              <a:graphicData uri="http://schemas.openxmlformats.org/drawingml/2006/picture">
+                <pic:pic xmlns:pic="http://schemas.openxmlformats.org/drawingml/2006/picture">
+                  <pic:nvPicPr>
+                    <pic:cNvPr id="1526256690" name="Picture 1526256690"/>
+                    <pic:cNvPicPr/>
+                  </pic:nvPicPr>
+                  <pic:blipFill>
+                    <a:blip r:embed="rId6" cstate="print">
+                      <a:extLst>
+                        <a:ext uri="{28A0092B-C50C-407E-A947-70E740481C1C}">
+                          <a14:useLocalDpi xmlns:a14="http://schemas.microsoft.com/office/drawing/2010/main" val="0"/>
+                        </a:ext>
+                      </a:extLst>
+                    </a:blip>
+                    <a:stretch>
+                      <a:fillRect/>
+                    </a:stretch>
+                  </pic:blipFill>
+                  <pic:spPr>
+                    <a:xfrm>
+                      <a:off x="0" y="0"/>
+                      <a:ext cx="5943600" cy="4457700"/>
+                    </a:xfrm>
+                    <a:prstGeom prst="rect">
+                      <a:avLst/>
+                    </a:prstGeom>
+                  </pic:spPr>
+                </pic:pic>
+              </a:graphicData>
+            </a:graphic>
+          </wp:inline>
+        </w:drawing>
+      </w:r>
+    </w:p>
+    <w:p>
+      <w:pPr>
+        <w:rPr>
+          <w:lang w:val="en-IN"/>
+        </w:rPr>
+      </w:pPr>
+      <w:r>
+        <w:rPr>
+          <w:lang w:val="en-IN"/>
+        </w:rPr>
+        <w:pict w14:anchorId="4BBC982F">
+          <v:rect id="_x0000_i1498" style="width:0;height:1.5pt" o:hralign="center" o:hrstd="t" o:hr="t" fillcolor="#a0a0a0" stroked="f"/>
+        </w:pict>
+      </w:r>
+    </w:p>
+    <w:p>
+      <w:pPr>
+        <w:rPr>
+          <w:b/>
+          <w:bCs/>
+          <w:lang w:val="en-IN"/>
+        </w:rPr>
+      </w:pPr>
+      <w:r>
+        <w:rPr>
+          <w:b/>
+          <w:bCs/>
+          <w:lang w:val="en-IN"/>
+        </w:rPr>
+        <w:t>3. Searching for Patterns</w:t>
+      </w:r>
+    </w:p>
+    <w:p>
+      <w:pPr>
+        <w:rPr>
+          <w:b/>
+          <w:bCs/>
+          <w:lang w:val="en-IN"/>
+        </w:rPr>
+      </w:pPr>
+      <w:r>
+        <w:rPr>
+          <w:b/>
+          <w:bCs/>
+          <w:lang w:val="en-IN"/>
+        </w:rPr>
+        <w:t>3.1 Find lines containing the word root</w:t>
+      </w:r>
+    </w:p>
+    <w:p>
+      <w:pPr>
+        <w:rPr>
+          <w:lang w:val="en-IN"/>
+        </w:rPr>
+      </w:pPr>
+      <w:r>
+        <w:rPr>
+          <w:b/>
+          <w:bCs/>
+          <w:lang w:val="en-IN"/>
+        </w:rPr>
+        <w:t>Command:</w:t>
+      </w:r>
+    </w:p>
+    <w:p>
+      <w:pPr>
+        <w:rPr>
+          <w:lang w:val="en-IN"/>
+        </w:rPr>
+      </w:pPr>
+      <w:r>
+        <w:rPr>
+          <w:lang w:val="en-IN"/>
+        </w:rPr>
+        <w:t>grep "root" /etc/passwd</w:t>
+      </w:r>
+    </w:p>
+    <w:p>
+      <w:pPr>
+        <w:rPr>
+          <w:lang w:val="en-IN"/>
+        </w:rPr>
+      </w:pPr>
+      <w:r>
+        <w:rPr>
+          <w:b/>
+          <w:bCs/>
+          <w:lang w:val="en-IN"/>
+        </w:rPr>
+        <w:t>Explanation:</w:t>
+      </w:r>
+    </w:p>
+    <w:p>
+      <w:pPr>
+        <w:rPr>
+          <w:lang w:val="en-IN"/>
+        </w:rPr>
+      </w:pPr>
+      <w:r>
+        <w:rPr>
+          <w:lang w:val="en-IN"/>
+        </w:rPr>
+        <w:lastRenderedPageBreak/>
+        <w:t>grep searches for specific patterns in a file. This command displays all lines containing the word root.</w:t>
+      </w:r>
+      <w:r>
+        <w:rPr>
+          <w:noProof/>
+          <w:lang w:val="en-IN"/>
+        </w:rPr>
+        <w:drawing>
+          <wp:inline distT="0" distB="0" distL="0" distR="0" wp14:anchorId="268F7677" wp14:editId="4A3E311D">
+            <wp:extent cx="5943600" cy="4457700"/>
+            <wp:effectExtent l="0" t="0" r="0" b="0"/>
+            <wp:docPr id="1310498137" name="Picture 7"/>
+            <wp:cNvGraphicFramePr>
+              <a:graphicFrameLocks xmlns:a="http://schemas.openxmlformats.org/drawingml/2006/main" noChangeAspect="1"/>
+            </wp:cNvGraphicFramePr>
+            <a:graphic xmlns:a="http://schemas.openxmlformats.org/drawingml/2006/main">
+              <a:graphicData uri="http://schemas.openxmlformats.org/drawingml/2006/picture">
+                <pic:pic xmlns:pic="http://schemas.openxmlformats.org/drawingml/2006/picture">
+                  <pic:nvPicPr>
+                    <pic:cNvPr id="1310498137" name="Picture 1310498137"/>
+                    <pic:cNvPicPr/>
+                  </pic:nvPicPr>
+                  <pic:blipFill>
+                    <a:blip r:embed="rId7" cstate="print">
+                      <a:extLst>
+                        <a:ext uri="{28A0092B-C50C-407E-A947-70E740481C1C}">
+                          <a14:useLocalDpi xmlns:a14="http://schemas.microsoft.com/office/drawing/2010/main" val="0"/>
+                        </a:ext>
+                      </a:extLst>
+                    </a:blip>
+                    <a:stretch>
+                      <a:fillRect/>
+                    </a:stretch>
+                  </pic:blipFill>
+                  <pic:spPr>
+                    <a:xfrm>
+                      <a:off x="0" y="0"/>
+                      <a:ext cx="5943600" cy="4457700"/>
+                    </a:xfrm>
+                    <a:prstGeom prst="rect">
+                      <a:avLst/>
+                    </a:prstGeom>
+                  </pic:spPr>
+                </pic:pic>
+              </a:graphicData>
+            </a:graphic>
+          </wp:inline>
+        </w:drawing>
+      </w:r>
+    </w:p>
+    <w:p>
+      <w:pPr>
+        <w:rPr>
+          <w:lang w:val="en-IN"/>
+        </w:rPr>
+      </w:pPr>
+      <w:r>
+        <w:rPr>
+          <w:lang w:val="en-IN"/>
+        </w:rPr>
+        <w:pict w14:anchorId="1D270E28">
+          <v:rect id="_x0000_i1499" style="width:0;height:1.5pt" o:hralign="center" o:hrstd="t" o:hr="t" fillcolor="#a0a0a0" stroked="f"/>
+        </w:pict>
+      </w:r>
+    </w:p>
+    <w:p>
+      <w:pPr>
+        <w:rPr>
+          <w:b/>
+          <w:bCs/>
+          <w:lang w:val="en-IN"/>
+        </w:rPr>
+      </w:pPr>
+      <w:r>
+        <w:rPr>
+          <w:b/>
+          <w:bCs/>
+          <w:lang w:val="en-IN"/>
+        </w:rPr>
+        <w:t>4. Zipping and Unzipping Files</w:t>
+      </w:r>
+    </w:p>
+    <w:p>
+      <w:pPr>
+        <w:rPr>
+          <w:b/>
+          <w:bCs/>
+          <w:lang w:val="en-IN"/>
+        </w:rPr>
+      </w:pPr>
+      <w:r>
+        <w:rPr>
+          <w:b/>
+          <w:bCs/>
+          <w:lang w:val="en-IN"/>
+        </w:rPr>
+        <w:t xml:space="preserve">4.1 Compress </w:t>
       </w:r>
       <w:proofErr w:type="spellStart"/>
       <w:r>
         <w:rPr>
           <w:b/>
           <w:bCs/>
-          <w:color w:val="000000"/>
-          <w:sz w:val="26"/>
-          <w:szCs w:val="26"/>
-        </w:rPr>
-        <w:t>etc</w:t>
+          <w:lang w:val="en-IN"/>
+        </w:rPr>
+        <w:t>test_dir</w:t>
       </w:r>
       <w:proofErr w:type="spellEnd"/>
       <w:r>
         <w:rPr>
           <w:b/>
           <w:bCs/>
-          <w:color w:val="000000"/>
-          <w:sz w:val="26"/>
-          <w:szCs w:val="26"/>
-        </w:rPr>
-        <w:t>/passwd</w:t>
-      </w:r>
-    </w:p>
-    <w:p>
-      <w:r>
-        <w:t>cat /</w:t>
+          <w:lang w:val="en-IN"/>
+        </w:rPr>
+        <w:t xml:space="preserve"> into test_dir.zip</w:t>
+      </w:r>
+    </w:p>
+    <w:p>
+      <w:pPr>
+        <w:rPr>
+          <w:lang w:val="en-IN"/>
+        </w:rPr>
+      </w:pPr>
+      <w:r>
+        <w:rPr>
+          <w:b/>
+          <w:bCs/>
+          <w:lang w:val="en-IN"/>
+        </w:rPr>
+        <w:t>Command:</w:t>
+      </w:r>
+    </w:p>
+    <w:p>
+      <w:pPr>
+        <w:rPr>
+          <w:lang w:val="en-IN"/>
+        </w:rPr>
+      </w:pPr>
+      <w:r>
+        <w:rPr>
+          <w:lang w:val="en-IN"/>
+        </w:rPr>
+        <w:t xml:space="preserve">zip -r test_dir.zip </w:t>
       </w:r>
       <w:proofErr w:type="spellStart"/>
       <w:r>
-        <w:t>etc</w:t>
+        <w:rPr>
+          <w:lang w:val="en-IN"/>
+        </w:rPr>
+        <w:t>test_dir</w:t>
       </w:r>
       <w:proofErr w:type="spellEnd"/>
-      <w:r>
-        <w:t>/passwd</w:t>
-      </w:r>
-    </w:p>
-    <w:p/>
-    <w:p>
-      <w:pPr>
-        <w:pStyle w:val="Heading3"/>
-        <w:keepNext w:val="0"/>
-        <w:keepLines w:val="0"/>
-        <w:spacing w:before="280"/>
-        <w:rPr>
-          <w:b/>
-          <w:bCs/>
-          <w:color w:val="000000"/>
-          <w:sz w:val="26"/>
-          <w:szCs w:val="26"/>
-        </w:rPr>
-      </w:pPr>
-      <w:bookmarkStart w:id="7" w:name="_q0qo30ekkien" w:colFirst="0" w:colLast="0"/>
-      <w:bookmarkEnd w:id="7"/>
-      <w:r>
-        <w:rPr>
-          <w:b/>
-          <w:bCs/>
-          <w:color w:val="000000"/>
-          <w:sz w:val="26"/>
-          <w:szCs w:val="26"/>
-        </w:rPr>
-        <w:t>Display first 5 lines of /</w:t>
+    </w:p>
+    <w:p>
+      <w:pPr>
+        <w:rPr>
+          <w:lang w:val="en-IN"/>
+        </w:rPr>
+      </w:pPr>
+      <w:r>
+        <w:rPr>
+          <w:b/>
+          <w:bCs/>
+          <w:lang w:val="en-IN"/>
+        </w:rPr>
+        <w:t>Explanation:</w:t>
+      </w:r>
+    </w:p>
+    <w:p>
+      <w:pPr>
+        <w:rPr>
+          <w:lang w:val="en-IN"/>
+        </w:rPr>
+      </w:pPr>
+      <w:r>
+        <w:rPr>
+          <w:lang w:val="en-IN"/>
+        </w:rPr>
+        <w:t>zip is used to compress files and directories. The -r option includes all files and subdirectories recursively.</w:t>
+      </w:r>
+    </w:p>
+    <w:p>
+      <w:pPr>
+        <w:rPr>
+          <w:lang w:val="en-IN"/>
+        </w:rPr>
+      </w:pPr>
+      <w:r>
+        <w:rPr>
+          <w:lang w:val="en-IN"/>
+        </w:rPr>
+        <w:pict w14:anchorId="7E56C827">
+          <v:rect id="_x0000_i1500" style="width:0;height:1.5pt" o:hralign="center" o:hrstd="t" o:hr="t" fillcolor="#a0a0a0" stroked="f"/>
+        </w:pict>
+      </w:r>
+    </w:p>
+    <w:p>
+      <w:pPr>
+        <w:rPr>
+          <w:b/>
+          <w:bCs/>
+          <w:lang w:val="en-IN"/>
+        </w:rPr>
+      </w:pPr>
+      <w:r>
+        <w:rPr>
+          <w:b/>
+          <w:bCs/>
+          <w:lang w:val="en-IN"/>
+        </w:rPr>
+        <w:t xml:space="preserve">4.2 Extract test_dir.zip into </w:t>
       </w:r>
       <w:proofErr w:type="spellStart"/>
       <w:r>
         <w:rPr>
           <w:b/>
           <w:bCs/>
-          <w:color w:val="000000"/>
-          <w:sz w:val="26"/>
-          <w:szCs w:val="26"/>
-        </w:rPr>
-        <w:t>etc</w:t>
+          <w:lang w:val="en-IN"/>
+        </w:rPr>
+        <w:t>unzipped_dir</w:t>
       </w:r>
       <w:proofErr w:type="spellEnd"/>
-      <w:r>
-        <w:rPr>
-          <w:b/>
-          <w:bCs/>
-          <w:color w:val="000000"/>
-          <w:sz w:val="26"/>
-          <w:szCs w:val="26"/>
-        </w:rPr>
-        <w:t>/passwd</w:t>
-      </w:r>
-    </w:p>
-    <w:p>
-      <w:r>
-        <w:t>head -5 /</w:t>
+    </w:p>
+    <w:p>
+      <w:pPr>
+        <w:rPr>
+          <w:lang w:val="en-IN"/>
+        </w:rPr>
+      </w:pPr>
+      <w:r>
+        <w:rPr>
+          <w:b/>
+          <w:bCs/>
+          <w:lang w:val="en-IN"/>
+        </w:rPr>
+        <w:t>Command:</w:t>
+      </w:r>
+    </w:p>
+    <w:p>
+      <w:pPr>
+        <w:rPr>
+          <w:lang w:val="en-IN"/>
+        </w:rPr>
+      </w:pPr>
+      <w:r>
+        <w:rPr>
+          <w:lang w:val="en-IN"/>
+        </w:rPr>
+        <w:t xml:space="preserve">unzip test_dir.zip -d </w:t>
       </w:r>
       <w:proofErr w:type="spellStart"/>
       <w:r>
-        <w:t>etc</w:t>
+        <w:rPr>
+          <w:lang w:val="en-IN"/>
+        </w:rPr>
+        <w:t>unzipped_dir</w:t>
       </w:r>
       <w:proofErr w:type="spellEnd"/>
-      <w:r>
-        <w:t>/passwd</w:t>
-      </w:r>
-    </w:p>
-    <w:p/>
-    <w:p>
-      <w:pPr>
-        <w:pStyle w:val="Heading3"/>
-        <w:keepNext w:val="0"/>
-        <w:keepLines w:val="0"/>
-        <w:spacing w:before="280"/>
-        <w:rPr>
-          <w:b/>
-          <w:bCs/>
-          <w:color w:val="000000"/>
-          <w:sz w:val="26"/>
-          <w:szCs w:val="26"/>
-        </w:rPr>
-      </w:pPr>
-      <w:bookmarkStart w:id="8" w:name="_t1m6nq6nz98v" w:colFirst="0" w:colLast="0"/>
-      <w:bookmarkEnd w:id="8"/>
-      <w:r>
-        <w:rPr>
-          <w:b/>
-          <w:bCs/>
-          <w:color w:val="000000"/>
-          <w:sz w:val="26"/>
-          <w:szCs w:val="26"/>
-        </w:rPr>
-        <w:t>Display last 5 lines of /</w:t>
+    </w:p>
+    <w:p>
+      <w:pPr>
+        <w:rPr>
+          <w:lang w:val="en-IN"/>
+        </w:rPr>
+      </w:pPr>
+      <w:r>
+        <w:rPr>
+          <w:b/>
+          <w:bCs/>
+          <w:lang w:val="en-IN"/>
+        </w:rPr>
+        <w:t>Explanation:</w:t>
+      </w:r>
+    </w:p>
+    <w:p>
+      <w:pPr>
+        <w:rPr>
+          <w:lang w:val="en-IN"/>
+        </w:rPr>
+      </w:pPr>
+      <w:r>
+        <w:rPr>
+          <w:lang w:val="en-IN"/>
+        </w:rPr>
+        <w:lastRenderedPageBreak/>
+        <w:t>unzip extracts files from a ZIP archive. The -d option specifies the destination directory.</w:t>
+      </w:r>
+      <w:r>
+        <w:rPr>
+          <w:noProof/>
+          <w:lang w:val="en-IN"/>
+        </w:rPr>
+        <w:drawing>
+          <wp:inline distT="0" distB="0" distL="0" distR="0" wp14:anchorId="63F0528B" wp14:editId="3B6FC751">
+            <wp:extent cx="5943600" cy="4457700"/>
+            <wp:effectExtent l="0" t="0" r="0" b="0"/>
+            <wp:docPr id="849958796" name="Picture 8"/>
+            <wp:cNvGraphicFramePr>
+              <a:graphicFrameLocks xmlns:a="http://schemas.openxmlformats.org/drawingml/2006/main" noChangeAspect="1"/>
+            </wp:cNvGraphicFramePr>
+            <a:graphic xmlns:a="http://schemas.openxmlformats.org/drawingml/2006/main">
+              <a:graphicData uri="http://schemas.openxmlformats.org/drawingml/2006/picture">
+                <pic:pic xmlns:pic="http://schemas.openxmlformats.org/drawingml/2006/picture">
+                  <pic:nvPicPr>
+                    <pic:cNvPr id="849958796" name="Picture 849958796"/>
+                    <pic:cNvPicPr/>
+                  </pic:nvPicPr>
+                  <pic:blipFill>
+                    <a:blip r:embed="rId8" cstate="print">
+                      <a:extLst>
+                        <a:ext uri="{28A0092B-C50C-407E-A947-70E740481C1C}">
+                          <a14:useLocalDpi xmlns:a14="http://schemas.microsoft.com/office/drawing/2010/main" val="0"/>
+                        </a:ext>
+                      </a:extLst>
+                    </a:blip>
+                    <a:stretch>
+                      <a:fillRect/>
+                    </a:stretch>
+                  </pic:blipFill>
+                  <pic:spPr>
+                    <a:xfrm>
+                      <a:off x="0" y="0"/>
+                      <a:ext cx="5943600" cy="4457700"/>
+                    </a:xfrm>
+                    <a:prstGeom prst="rect">
+                      <a:avLst/>
+                    </a:prstGeom>
+                  </pic:spPr>
+                </pic:pic>
+              </a:graphicData>
+            </a:graphic>
+          </wp:inline>
+        </w:drawing>
+      </w:r>
+    </w:p>
+    <w:p>
+      <w:pPr>
+        <w:rPr>
+          <w:lang w:val="en-IN"/>
+        </w:rPr>
+      </w:pPr>
+      <w:r>
+        <w:rPr>
+          <w:lang w:val="en-IN"/>
+        </w:rPr>
+        <w:pict w14:anchorId="62498623">
+          <v:rect id="_x0000_i1501" style="width:0;height:1.5pt" o:hralign="center" o:hrstd="t" o:hr="t" fillcolor="#a0a0a0" stroked="f"/>
+        </w:pict>
+      </w:r>
+    </w:p>
+    <w:p>
+      <w:pPr>
+        <w:rPr>
+          <w:b/>
+          <w:bCs/>
+          <w:lang w:val="en-IN"/>
+        </w:rPr>
+      </w:pPr>
+      <w:r>
+        <w:rPr>
+          <w:b/>
+          <w:bCs/>
+          <w:lang w:val="en-IN"/>
+        </w:rPr>
+        <w:t>5. Downloading Files</w:t>
+      </w:r>
+    </w:p>
+    <w:p>
+      <w:pPr>
+        <w:rPr>
+          <w:b/>
+          <w:bCs/>
+          <w:lang w:val="en-IN"/>
+        </w:rPr>
+      </w:pPr>
+      <w:r>
+        <w:rPr>
+          <w:b/>
+          <w:bCs/>
+          <w:lang w:val="en-IN"/>
+        </w:rPr>
+        <w:t xml:space="preserve">5.1 Download a file using </w:t>
       </w:r>
       <w:proofErr w:type="spellStart"/>
       <w:r>
         <w:rPr>
           <w:b/>
           <w:bCs/>
-          <w:color w:val="000000"/>
-          <w:sz w:val="26"/>
-          <w:szCs w:val="26"/>
-        </w:rPr>
-        <w:t>etc</w:t>
+          <w:lang w:val="en-IN"/>
+        </w:rPr>
+        <w:t>wget</w:t>
       </w:r>
       <w:proofErr w:type="spellEnd"/>
-      <w:r>
-        <w:rPr>
-          <w:b/>
-          <w:bCs/>
-          <w:color w:val="000000"/>
-          <w:sz w:val="26"/>
-          <w:szCs w:val="26"/>
-        </w:rPr>
-        <w:t>/passwd</w:t>
-      </w:r>
-    </w:p>
-    <w:p>
-      <w:r>
-        <w:t>tail -5 /</w:t>
-      </w:r>
+    </w:p>
+    <w:p>
+      <w:pPr>
+        <w:rPr>
+          <w:lang w:val="en-IN"/>
+        </w:rPr>
+      </w:pPr>
+      <w:r>
+        <w:rPr>
+          <w:b/>
+          <w:bCs/>
+          <w:lang w:val="en-IN"/>
+        </w:rPr>
+        <w:t>Command:</w:t>
+      </w:r>
+    </w:p>
+    <w:p>
+      <w:pPr>
+        <w:rPr>
+          <w:lang w:val="en-IN"/>
+        </w:rPr>
+      </w:pPr>
       <w:proofErr w:type="spellStart"/>
       <w:r>
-        <w:t>etc</w:t>
+        <w:rPr>
+          <w:lang w:val="en-IN"/>
+        </w:rPr>
+        <w:t>wget</w:t>
       </w:r>
       <w:proofErr w:type="spellEnd"/>
       <w:r>
-        <w:t>/passwd</w:t>
-      </w:r>
-    </w:p>
-    <w:p/>
-    <w:p>
-      <w:r>
-        <w:pict w14:anchorId="1AD4FA85">
-          <v:rect id="_x0000_i1026" style="width:0;height:1.5pt" o:hralign="center" o:hrstd="t" o:hr="t" fillcolor="#a0a0a0" stroked="f"/>
+        <w:rPr>
+          <w:lang w:val="en-IN"/>
+        </w:rPr>
+        <w:t xml:space="preserve"> https://www.gnu.org/licenses/gpl-3.0.txt</w:t>
+      </w:r>
+    </w:p>
+    <w:p>
+      <w:pPr>
+        <w:rPr>
+          <w:lang w:val="en-IN"/>
+        </w:rPr>
+      </w:pPr>
+      <w:r>
+        <w:rPr>
+          <w:b/>
+          <w:bCs/>
+          <w:lang w:val="en-IN"/>
+        </w:rPr>
+        <w:t>Explanation:</w:t>
+      </w:r>
+    </w:p>
+    <w:p>
+      <w:pPr>
+        <w:rPr>
+          <w:lang w:val="en-IN"/>
+        </w:rPr>
+      </w:pPr>
+      <w:proofErr w:type="spellStart"/>
+      <w:r>
+        <w:rPr>
+          <w:lang w:val="en-IN"/>
+        </w:rPr>
+        <w:lastRenderedPageBreak/>
+        <w:t>wget</w:t>
+      </w:r>
+      <w:proofErr w:type="spellEnd"/>
+      <w:r>
+        <w:rPr>
+          <w:lang w:val="en-IN"/>
+        </w:rPr>
+        <w:t xml:space="preserve"> downloads files from the internet using a URL.</w:t>
+      </w:r>
+      <w:r>
+        <w:rPr>
+          <w:noProof/>
+          <w:lang w:val="en-IN"/>
+        </w:rPr>
+        <w:drawing>
+          <wp:inline distT="0" distB="0" distL="0" distR="0" wp14:anchorId="063C32C7" wp14:editId="33255D0F">
+            <wp:extent cx="5943600" cy="4457700"/>
+            <wp:effectExtent l="0" t="0" r="0" b="0"/>
+            <wp:docPr id="789036648" name="Picture 9"/>
+            <wp:cNvGraphicFramePr>
+              <a:graphicFrameLocks xmlns:a="http://schemas.openxmlformats.org/drawingml/2006/main" noChangeAspect="1"/>
+            </wp:cNvGraphicFramePr>
+            <a:graphic xmlns:a="http://schemas.openxmlformats.org/drawingml/2006/main">
+              <a:graphicData uri="http://schemas.openxmlformats.org/drawingml/2006/picture">
+                <pic:pic xmlns:pic="http://schemas.openxmlformats.org/drawingml/2006/picture">
+                  <pic:nvPicPr>
+                    <pic:cNvPr id="789036648" name="Picture 789036648"/>
+                    <pic:cNvPicPr/>
+                  </pic:nvPicPr>
+                  <pic:blipFill>
+                    <a:blip r:embed="rId9" cstate="print">
+                      <a:extLst>
+                        <a:ext uri="{28A0092B-C50C-407E-A947-70E740481C1C}">
+                          <a14:useLocalDpi xmlns:a14="http://schemas.microsoft.com/office/drawing/2010/main" val="0"/>
+                        </a:ext>
+                      </a:extLst>
+                    </a:blip>
+                    <a:stretch>
+                      <a:fillRect/>
+                    </a:stretch>
+                  </pic:blipFill>
+                  <pic:spPr>
+                    <a:xfrm>
+                      <a:off x="0" y="0"/>
+                      <a:ext cx="5943600" cy="4457700"/>
+                    </a:xfrm>
+                    <a:prstGeom prst="rect">
+                      <a:avLst/>
+                    </a:prstGeom>
+                  </pic:spPr>
+                </pic:pic>
+              </a:graphicData>
+            </a:graphic>
+          </wp:inline>
+        </w:drawing>
+      </w:r>
+    </w:p>
+    <w:p>
+      <w:pPr>
+        <w:rPr>
+          <w:lang w:val="en-IN"/>
+        </w:rPr>
+      </w:pPr>
+      <w:r>
+        <w:rPr>
+          <w:lang w:val="en-IN"/>
+        </w:rPr>
+        <w:pict w14:anchorId="39ABE43A">
+          <v:rect id="_x0000_i1502" style="width:0;height:1.5pt" o:hralign="center" o:hrstd="t" o:hr="t" fillcolor="#a0a0a0" stroked="f"/>
         </w:pict>
       </w:r>
     </w:p>
     <w:p>
       <w:pPr>
-        <w:pStyle w:val="Heading2"/>
-        <w:keepNext w:val="0"/>
-        <w:keepLines w:val="0"/>
-        <w:spacing w:after="80"/>
-        <w:rPr>
-          <w:b/>
-          <w:bCs/>
-          <w:sz w:val="34"/>
-          <w:szCs w:val="34"/>
-        </w:rPr>
-      </w:pPr>
-      <w:bookmarkStart w:id="9" w:name="_oowmo04taigd" w:colFirst="0" w:colLast="0"/>
-      <w:bookmarkEnd w:id="9"/>
-      <w:r>
-        <w:rPr>
-          <w:b/>
-          <w:bCs/>
-          <w:sz w:val="34"/>
-          <w:szCs w:val="34"/>
-        </w:rPr>
-        <w:t>3. Searching for Patterns</w:t>
-      </w:r>
-    </w:p>
-    <w:p>
-      <w:pPr>
-        <w:pStyle w:val="Heading3"/>
-        <w:keepNext w:val="0"/>
-        <w:keepLines w:val="0"/>
-        <w:spacing w:before="280"/>
-        <w:rPr>
-          <w:b/>
-          <w:bCs/>
-          <w:color w:val="000000"/>
-          <w:sz w:val="26"/>
-          <w:szCs w:val="26"/>
-        </w:rPr>
-      </w:pPr>
-      <w:bookmarkStart w:id="10" w:name="_6rifiryrn70r" w:colFirst="0" w:colLast="0"/>
-      <w:bookmarkEnd w:id="10"/>
-      <w:r>
-        <w:rPr>
-          <w:b/>
-          <w:bCs/>
-          <w:color w:val="000000"/>
-          <w:sz w:val="26"/>
-          <w:szCs w:val="26"/>
-        </w:rPr>
-        <w:t>Find lines containing the word "root"</w:t>
-      </w:r>
-    </w:p>
-    <w:p>
-      <w:r>
-        <w:t>grep "root" /</w:t>
-      </w:r>
+        <w:rPr>
+          <w:b/>
+          <w:bCs/>
+          <w:lang w:val="en-IN"/>
+        </w:rPr>
+      </w:pPr>
+      <w:r>
+        <w:rPr>
+          <w:b/>
+          <w:bCs/>
+          <w:lang w:val="en-IN"/>
+        </w:rPr>
+        <w:t>6. Changing File Permissions</w:t>
+      </w:r>
+    </w:p>
+    <w:p>
+      <w:pPr>
+        <w:rPr>
+          <w:b/>
+          <w:bCs/>
+          <w:lang w:val="en-IN"/>
+        </w:rPr>
+      </w:pPr>
+      <w:r>
+        <w:rPr>
+          <w:b/>
+          <w:bCs/>
+          <w:lang w:val="en-IN"/>
+        </w:rPr>
+        <w:t>6.1 Create a file named secure.txt</w:t>
+      </w:r>
+    </w:p>
+    <w:p>
+      <w:pPr>
+        <w:rPr>
+          <w:lang w:val="en-IN"/>
+        </w:rPr>
+      </w:pPr>
+      <w:r>
+        <w:rPr>
+          <w:b/>
+          <w:bCs/>
+          <w:lang w:val="en-IN"/>
+        </w:rPr>
+        <w:t>Command:</w:t>
+      </w:r>
+    </w:p>
+    <w:p>
+      <w:pPr>
+        <w:rPr>
+          <w:lang w:val="en-IN"/>
+        </w:rPr>
+      </w:pPr>
+      <w:r>
+        <w:rPr>
+          <w:lang w:val="en-IN"/>
+        </w:rPr>
+        <w:t>touch secure.txt</w:t>
+      </w:r>
+    </w:p>
+    <w:p>
+      <w:pPr>
+        <w:rPr>
+          <w:lang w:val="en-IN"/>
+        </w:rPr>
+      </w:pPr>
+      <w:r>
+        <w:rPr>
+          <w:lang w:val="en-IN"/>
+        </w:rPr>
+        <w:pict w14:anchorId="125F540C">
+          <v:rect id="_x0000_i1503" style="width:0;height:1.5pt" o:hralign="center" o:hrstd="t" o:hr="t" fillcolor="#a0a0a0" stroked="f"/>
+        </w:pict>
+      </w:r>
+    </w:p>
+    <w:p>
+      <w:pPr>
+        <w:rPr>
+          <w:b/>
+          <w:bCs/>
+          <w:lang w:val="en-IN"/>
+        </w:rPr>
+      </w:pPr>
+      <w:r>
+        <w:rPr>
+          <w:b/>
+          <w:bCs/>
+          <w:lang w:val="en-IN"/>
+        </w:rPr>
+        <w:t>6.2 Change permissions to read-only for everyone</w:t>
+      </w:r>
+    </w:p>
+    <w:p>
+      <w:pPr>
+        <w:rPr>
+          <w:lang w:val="en-IN"/>
+        </w:rPr>
+      </w:pPr>
+      <w:r>
+        <w:rPr>
+          <w:b/>
+          <w:bCs/>
+          <w:lang w:val="en-IN"/>
+        </w:rPr>
+        <w:t>Command:</w:t>
+      </w:r>
+    </w:p>
+    <w:p>
+      <w:pPr>
+        <w:rPr>
+          <w:lang w:val="en-IN"/>
+        </w:rPr>
+      </w:pPr>
       <w:proofErr w:type="spellStart"/>
       <w:r>
-        <w:t>etc</w:t>
+        <w:rPr>
+          <w:lang w:val="en-IN"/>
+        </w:rPr>
+        <w:t>chmod</w:t>
       </w:r>
       <w:proofErr w:type="spellEnd"/>
       <w:r>
-        <w:t>/passwd</w:t>
-      </w:r>
-    </w:p>
-    <w:p/>
-    <w:p>
-      <w:r>
-        <w:pict w14:anchorId="57DBEB87">
-          <v:rect id="_x0000_i1027" style="width:0;height:1.5pt" o:hralign="center" o:hrstd="t" o:hr="t" fillcolor="#a0a0a0" stroked="f"/>
+        <w:rPr>
+          <w:lang w:val="en-IN"/>
+        </w:rPr>
+        <w:t xml:space="preserve"> 444 secure.txt</w:t>
+      </w:r>
+    </w:p>
+    <w:p>
+      <w:pPr>
+        <w:rPr>
+          <w:lang w:val="en-IN"/>
+        </w:rPr>
+      </w:pPr>
+      <w:r>
+        <w:rPr>
+          <w:b/>
+          <w:bCs/>
+          <w:lang w:val="en-IN"/>
+        </w:rPr>
+        <w:t>Explanation:</w:t>
+      </w:r>
+    </w:p>
+    <w:p>
+      <w:pPr>
+        <w:rPr>
+          <w:lang w:val="en-IN"/>
+        </w:rPr>
+      </w:pPr>
+      <w:proofErr w:type="spellStart"/>
+      <w:r>
+        <w:rPr>
+          <w:lang w:val="en-IN"/>
+        </w:rPr>
+        <w:t>chmod</w:t>
+      </w:r>
+      <w:proofErr w:type="spellEnd"/>
+      <w:r>
+        <w:rPr>
+          <w:lang w:val="en-IN"/>
+        </w:rPr>
+        <w:t xml:space="preserve"> changes file permissions.</w:t>
+      </w:r>
+    </w:p>
+    <w:p>
+      <w:pPr>
+        <w:rPr>
+          <w:lang w:val="en-IN"/>
+        </w:rPr>
+      </w:pPr>
+      <w:r>
+        <w:rPr>
+          <w:lang w:val="en-IN"/>
+        </w:rPr>
+        <w:t>Permission 444 means:</w:t>
+      </w:r>
+    </w:p>
+    <w:p>
+      <w:pPr>
+        <w:numPr>
+          <w:ilvl w:val="0"/>
+          <w:numId w:val="16"/>
+        </w:numPr>
+        <w:rPr>
+          <w:lang w:val="en-IN"/>
+        </w:rPr>
+      </w:pPr>
+      <w:r>
+        <w:rPr>
+          <w:lang w:val="en-IN"/>
+        </w:rPr>
+        <w:t>Owner → Read Only</w:t>
+      </w:r>
+    </w:p>
+    <w:p>
+      <w:pPr>
+        <w:numPr>
+          <w:ilvl w:val="0"/>
+          <w:numId w:val="16"/>
+        </w:numPr>
+        <w:rPr>
+          <w:lang w:val="en-IN"/>
+        </w:rPr>
+      </w:pPr>
+      <w:r>
+        <w:rPr>
+          <w:lang w:val="en-IN"/>
+        </w:rPr>
+        <w:t>Group → Read Only</w:t>
+      </w:r>
+    </w:p>
+    <w:p>
+      <w:pPr>
+        <w:numPr>
+          <w:ilvl w:val="0"/>
+          <w:numId w:val="16"/>
+        </w:numPr>
+        <w:rPr>
+          <w:lang w:val="en-IN"/>
+        </w:rPr>
+      </w:pPr>
+      <w:r>
+        <w:rPr>
+          <w:lang w:val="en-IN"/>
+        </w:rPr>
+        <w:lastRenderedPageBreak/>
+        <w:t>Others → Read Only</w:t>
+      </w:r>
+      <w:r>
+        <w:rPr>
+          <w:noProof/>
+          <w:lang w:val="en-IN"/>
+        </w:rPr>
+        <w:drawing>
+          <wp:inline distT="0" distB="0" distL="0" distR="0" wp14:anchorId="10532C71" wp14:editId="0F89C3B3">
+            <wp:extent cx="5943600" cy="4457700"/>
+            <wp:effectExtent l="0" t="0" r="0" b="0"/>
+            <wp:docPr id="1173912552" name="Picture 10"/>
+            <wp:cNvGraphicFramePr>
+              <a:graphicFrameLocks xmlns:a="http://schemas.openxmlformats.org/drawingml/2006/main" noChangeAspect="1"/>
+            </wp:cNvGraphicFramePr>
+            <a:graphic xmlns:a="http://schemas.openxmlformats.org/drawingml/2006/main">
+              <a:graphicData uri="http://schemas.openxmlformats.org/drawingml/2006/picture">
+                <pic:pic xmlns:pic="http://schemas.openxmlformats.org/drawingml/2006/picture">
+                  <pic:nvPicPr>
+                    <pic:cNvPr id="1173912552" name="Picture 1173912552"/>
+                    <pic:cNvPicPr/>
+                  </pic:nvPicPr>
+                  <pic:blipFill>
+                    <a:blip r:embed="rId10" cstate="print">
+                      <a:extLst>
+                        <a:ext uri="{28A0092B-C50C-407E-A947-70E740481C1C}">
+                          <a14:useLocalDpi xmlns:a14="http://schemas.microsoft.com/office/drawing/2010/main" val="0"/>
+                        </a:ext>
+                      </a:extLst>
+                    </a:blip>
+                    <a:stretch>
+                      <a:fillRect/>
+                    </a:stretch>
+                  </pic:blipFill>
+                  <pic:spPr>
+                    <a:xfrm>
+                      <a:off x="0" y="0"/>
+                      <a:ext cx="5943600" cy="4457700"/>
+                    </a:xfrm>
+                    <a:prstGeom prst="rect">
+                      <a:avLst/>
+                    </a:prstGeom>
+                  </pic:spPr>
+                </pic:pic>
+              </a:graphicData>
+            </a:graphic>
+          </wp:inline>
+        </w:drawing>
+      </w:r>
+    </w:p>
+    <w:p>
+      <w:pPr>
+        <w:rPr>
+          <w:lang w:val="en-IN"/>
+        </w:rPr>
+      </w:pPr>
+      <w:r>
+        <w:rPr>
+          <w:lang w:val="en-IN"/>
+        </w:rPr>
+        <w:pict w14:anchorId="6E281511">
+          <v:rect id="_x0000_i1504" style="width:0;height:1.5pt" o:hralign="center" o:hrstd="t" o:hr="t" fillcolor="#a0a0a0" stroked="f"/>
         </w:pict>
       </w:r>
     </w:p>
     <w:p>
       <w:pPr>
-        <w:pStyle w:val="Heading2"/>
-        <w:keepNext w:val="0"/>
-        <w:keepLines w:val="0"/>
-        <w:spacing w:after="80"/>
-        <w:rPr>
-          <w:b/>
-          <w:bCs/>
-          <w:sz w:val="34"/>
-          <w:szCs w:val="34"/>
-        </w:rPr>
-      </w:pPr>
-      <w:bookmarkStart w:id="11" w:name="_ex5x57svdn7z" w:colFirst="0" w:colLast="0"/>
-      <w:bookmarkEnd w:id="11"/>
-      <w:r>
-        <w:rPr>
-          <w:b/>
-          <w:bCs/>
-          <w:sz w:val="34"/>
-          <w:szCs w:val="34"/>
-        </w:rPr>
-        <w:t>4. Zipping and Unzipping</w:t>
-      </w:r>
-    </w:p>
-    <w:p>
-      <w:pPr>
-        <w:pStyle w:val="Heading3"/>
-        <w:keepNext w:val="0"/>
-        <w:keepLines w:val="0"/>
-        <w:spacing w:before="280"/>
-        <w:rPr>
-          <w:b/>
-          <w:bCs/>
-          <w:color w:val="000000"/>
-          <w:sz w:val="26"/>
-          <w:szCs w:val="26"/>
-        </w:rPr>
-      </w:pPr>
-      <w:bookmarkStart w:id="12" w:name="_wemj4efrrbuu" w:colFirst="0" w:colLast="0"/>
-      <w:bookmarkEnd w:id="12"/>
-      <w:r>
-        <w:rPr>
-          <w:b/>
-          <w:bCs/>
-          <w:color w:val="000000"/>
-          <w:sz w:val="26"/>
-          <w:szCs w:val="26"/>
-        </w:rPr>
-        <w:t xml:space="preserve">Compress </w:t>
-      </w:r>
-      <w:proofErr w:type="spellStart"/>
-      <w:r>
-        <w:rPr>
-          <w:b/>
-          <w:bCs/>
-          <w:color w:val="000000"/>
-          <w:sz w:val="26"/>
-          <w:szCs w:val="26"/>
-        </w:rPr>
-        <w:t>test_dir</w:t>
-      </w:r>
-      <w:proofErr w:type="spellEnd"/>
-      <w:r>
-        <w:rPr>
-          <w:b/>
-          <w:bCs/>
-          <w:color w:val="000000"/>
-          <w:sz w:val="26"/>
-          <w:szCs w:val="26"/>
-        </w:rPr>
-        <w:t xml:space="preserve"> into test_dir.zip</w:t>
-      </w:r>
-    </w:p>
-    <w:p>
-      <w:r>
-        <w:t xml:space="preserve">zip -r test_dir.zip </w:t>
-      </w:r>
-      <w:proofErr w:type="spellStart"/>
-      <w:r>
-        <w:t>test_dir</w:t>
-      </w:r>
-      <w:proofErr w:type="spellEnd"/>
-    </w:p>
-    <w:p/>
-    <w:p>
-      <w:pPr>
-        <w:pStyle w:val="Heading3"/>
-        <w:keepNext w:val="0"/>
-        <w:keepLines w:val="0"/>
-        <w:spacing w:before="280"/>
-        <w:rPr>
-          <w:b/>
-          <w:bCs/>
-          <w:color w:val="000000"/>
-          <w:sz w:val="26"/>
-          <w:szCs w:val="26"/>
-        </w:rPr>
-      </w:pPr>
-      <w:bookmarkStart w:id="13" w:name="_y0dktf8emsvf" w:colFirst="0" w:colLast="0"/>
-      <w:bookmarkEnd w:id="13"/>
-      <w:r>
-        <w:rPr>
-          <w:b/>
-          <w:bCs/>
-          <w:color w:val="000000"/>
-          <w:sz w:val="26"/>
-          <w:szCs w:val="26"/>
-        </w:rPr>
-        <w:t xml:space="preserve">Unzip test_dir.zip into </w:t>
-      </w:r>
-      <w:proofErr w:type="spellStart"/>
-      <w:r>
-        <w:rPr>
-          <w:b/>
-          <w:bCs/>
-          <w:color w:val="000000"/>
-          <w:sz w:val="26"/>
-          <w:szCs w:val="26"/>
-        </w:rPr>
-        <w:t>unzipped_dir</w:t>
-      </w:r>
-      <w:proofErr w:type="spellEnd"/>
-    </w:p>
-    <w:p>
-      <w:r>
-        <w:t xml:space="preserve">unzip test_dir.zip -d </w:t>
-      </w:r>
-      <w:proofErr w:type="spellStart"/>
-      <w:r>
-        <w:t>unzipped_dir</w:t>
-      </w:r>
-      <w:proofErr w:type="spellEnd"/>
-    </w:p>
-    <w:p/>
-    <w:p>
-      <w:r>
-        <w:pict w14:anchorId="703DDD74">
-          <v:rect id="_x0000_i1028" style="width:0;height:1.5pt" o:hralign="center" o:hrstd="t" o:hr="t" fillcolor="#a0a0a0" stroked="f"/>
+        <w:rPr>
+          <w:b/>
+          <w:bCs/>
+          <w:lang w:val="en-IN"/>
+        </w:rPr>
+      </w:pPr>
+      <w:r>
+        <w:rPr>
+          <w:b/>
+          <w:bCs/>
+          <w:lang w:val="en-IN"/>
+        </w:rPr>
+        <w:t>7. Working with Environment Variables</w:t>
+      </w:r>
+    </w:p>
+    <w:p>
+      <w:pPr>
+        <w:rPr>
+          <w:b/>
+          <w:bCs/>
+          <w:lang w:val="en-IN"/>
+        </w:rPr>
+      </w:pPr>
+      <w:r>
+        <w:rPr>
+          <w:b/>
+          <w:bCs/>
+          <w:lang w:val="en-IN"/>
+        </w:rPr>
+        <w:t>7.1 Create a new environment variable</w:t>
+      </w:r>
+    </w:p>
+    <w:p>
+      <w:pPr>
+        <w:rPr>
+          <w:lang w:val="en-IN"/>
+        </w:rPr>
+      </w:pPr>
+      <w:r>
+        <w:rPr>
+          <w:b/>
+          <w:bCs/>
+          <w:lang w:val="en-IN"/>
+        </w:rPr>
+        <w:t>Command:</w:t>
+      </w:r>
+    </w:p>
+    <w:p>
+      <w:pPr>
+        <w:rPr>
+          <w:lang w:val="en-IN"/>
+        </w:rPr>
+      </w:pPr>
+      <w:r>
+        <w:rPr>
+          <w:lang w:val="en-IN"/>
+        </w:rPr>
+        <w:t>export MY_VAR="Hello, Linux!"</w:t>
+      </w:r>
+    </w:p>
+    <w:p>
+      <w:pPr>
+        <w:rPr>
+          <w:lang w:val="en-IN"/>
+        </w:rPr>
+      </w:pPr>
+      <w:r>
+        <w:rPr>
+          <w:b/>
+          <w:bCs/>
+          <w:lang w:val="en-IN"/>
+        </w:rPr>
+        <w:t>Explanation:</w:t>
+      </w:r>
+    </w:p>
+    <w:p>
+      <w:pPr>
+        <w:rPr>
+          <w:lang w:val="en-IN"/>
+        </w:rPr>
+      </w:pPr>
+      <w:r>
+        <w:rPr>
+          <w:lang w:val="en-IN"/>
+        </w:rPr>
+        <w:t>export creates an environment variable. Here, MY_VAR stores the value "Hello, Linux!".</w:t>
+      </w:r>
+    </w:p>
+    <w:p>
+      <w:pPr>
+        <w:rPr>
+          <w:lang w:val="en-IN"/>
+        </w:rPr>
+      </w:pPr>
+      <w:r>
+        <w:rPr>
+          <w:lang w:val="en-IN"/>
+        </w:rPr>
+        <w:pict w14:anchorId="12BD1CAC">
+          <v:rect id="_x0000_i1505" style="width:0;height:1.5pt" o:hralign="center" o:hrstd="t" o:hr="t" fillcolor="#a0a0a0" stroked="f"/>
         </w:pict>
       </w:r>
     </w:p>
     <w:p>
       <w:pPr>
-        <w:pStyle w:val="Heading2"/>
-        <w:keepNext w:val="0"/>
-        <w:keepLines w:val="0"/>
-        <w:spacing w:after="80"/>
-        <w:rPr>
-          <w:b/>
-          <w:bCs/>
-          <w:sz w:val="34"/>
-          <w:szCs w:val="34"/>
-        </w:rPr>
-      </w:pPr>
-      <w:bookmarkStart w:id="14" w:name="_93yo7t3cnz01" w:colFirst="0" w:colLast="0"/>
-      <w:bookmarkEnd w:id="14"/>
-      <w:r>
-        <w:rPr>
-          <w:b/>
-          <w:bCs/>
-          <w:sz w:val="34"/>
-          <w:szCs w:val="34"/>
-        </w:rPr>
-        <w:t>5. Downloading Files</w:t>
-      </w:r>
-    </w:p>
-    <w:p>
-      <w:pPr>
-        <w:pStyle w:val="Heading3"/>
-        <w:keepNext w:val="0"/>
-        <w:keepLines w:val="0"/>
-        <w:spacing w:before="280"/>
-        <w:rPr>
-          <w:b/>
-          <w:bCs/>
-          <w:color w:val="000000"/>
-          <w:sz w:val="26"/>
-          <w:szCs w:val="26"/>
-        </w:rPr>
-      </w:pPr>
-      <w:bookmarkStart w:id="15" w:name="_8erdzpb6c14x" w:colFirst="0" w:colLast="0"/>
-      <w:bookmarkEnd w:id="15"/>
-      <w:r>
-        <w:rPr>
-          <w:b/>
-          <w:bCs/>
-          <w:color w:val="000000"/>
-          <w:sz w:val="26"/>
-          <w:szCs w:val="26"/>
-        </w:rPr>
-        <w:t xml:space="preserve">Download a file using </w:t>
-      </w:r>
-      <w:proofErr w:type="spellStart"/>
-      <w:r>
-        <w:rPr>
-          <w:b/>
-          <w:bCs/>
-          <w:color w:val="000000"/>
-          <w:sz w:val="26"/>
-          <w:szCs w:val="26"/>
-        </w:rPr>
-        <w:t>wget</w:t>
-      </w:r>
-      <w:proofErr w:type="spellEnd"/>
-    </w:p>
-    <w:p>
-      <w:proofErr w:type="spellStart"/>
-      <w:r>
-        <w:t>wget</w:t>
-      </w:r>
-      <w:proofErr w:type="spellEnd"/>
-      <w:r>
-        <w:t xml:space="preserve"> https://example.com/sample.txt</w:t>
-      </w:r>
-    </w:p>
-    <w:p/>
-    <w:p>
-      <w:r>
-        <w:pict w14:anchorId="7B83CA88">
-          <v:rect id="_x0000_i1029" style="width:0;height:1.5pt" o:hralign="center" o:hrstd="t" o:hr="t" fillcolor="#a0a0a0" stroked="f"/>
+        <w:rPr>
+          <w:b/>
+          <w:bCs/>
+          <w:lang w:val="en-IN"/>
+        </w:rPr>
+      </w:pPr>
+      <w:r>
+        <w:rPr>
+          <w:b/>
+          <w:bCs/>
+          <w:lang w:val="en-IN"/>
+        </w:rPr>
+        <w:t>7.2 Verify the environment variable</w:t>
+      </w:r>
+    </w:p>
+    <w:p>
+      <w:pPr>
+        <w:rPr>
+          <w:lang w:val="en-IN"/>
+        </w:rPr>
+      </w:pPr>
+      <w:r>
+        <w:rPr>
+          <w:b/>
+          <w:bCs/>
+          <w:lang w:val="en-IN"/>
+        </w:rPr>
+        <w:t>Command:</w:t>
+      </w:r>
+    </w:p>
+    <w:p>
+      <w:pPr>
+        <w:rPr>
+          <w:lang w:val="en-IN"/>
+        </w:rPr>
+      </w:pPr>
+      <w:r>
+        <w:rPr>
+          <w:lang w:val="en-IN"/>
+        </w:rPr>
+        <w:t>echo $MY_VAR</w:t>
+      </w:r>
+    </w:p>
+    <w:p>
+      <w:pPr>
+        <w:rPr>
+          <w:lang w:val="en-IN"/>
+        </w:rPr>
+      </w:pPr>
+      <w:r>
+        <w:rPr>
+          <w:b/>
+          <w:bCs/>
+          <w:lang w:val="en-IN"/>
+        </w:rPr>
+        <w:t>Explanation:</w:t>
+      </w:r>
+    </w:p>
+    <w:p>
+      <w:pPr>
+        <w:rPr>
+          <w:lang w:val="en-IN"/>
+        </w:rPr>
+      </w:pPr>
+      <w:r>
+        <w:rPr>
+          <w:lang w:val="en-IN"/>
+        </w:rPr>
+        <w:lastRenderedPageBreak/>
+        <w:t>echo displays the value stored in the environment variable.</w:t>
+      </w:r>
+      <w:r>
+        <w:rPr>
+          <w:noProof/>
+          <w:lang w:val="en-IN"/>
+        </w:rPr>
+        <w:drawing>
+          <wp:inline distT="0" distB="0" distL="0" distR="0" wp14:anchorId="1FE773AE" wp14:editId="01C8CDBF">
+            <wp:extent cx="5943600" cy="4457700"/>
+            <wp:effectExtent l="0" t="0" r="0" b="0"/>
+            <wp:docPr id="2106772722" name="Picture 11"/>
+            <wp:cNvGraphicFramePr>
+              <a:graphicFrameLocks xmlns:a="http://schemas.openxmlformats.org/drawingml/2006/main" noChangeAspect="1"/>
+            </wp:cNvGraphicFramePr>
+            <a:graphic xmlns:a="http://schemas.openxmlformats.org/drawingml/2006/main">
+              <a:graphicData uri="http://schemas.openxmlformats.org/drawingml/2006/picture">
+                <pic:pic xmlns:pic="http://schemas.openxmlformats.org/drawingml/2006/picture">
+                  <pic:nvPicPr>
+                    <pic:cNvPr id="2106772722" name="Picture 2106772722"/>
+                    <pic:cNvPicPr/>
+                  </pic:nvPicPr>
+                  <pic:blipFill>
+                    <a:blip r:embed="rId11" cstate="print">
+                      <a:extLst>
+                        <a:ext uri="{28A0092B-C50C-407E-A947-70E740481C1C}">
+                          <a14:useLocalDpi xmlns:a14="http://schemas.microsoft.com/office/drawing/2010/main" val="0"/>
+                        </a:ext>
+                      </a:extLst>
+                    </a:blip>
+                    <a:stretch>
+                      <a:fillRect/>
+                    </a:stretch>
+                  </pic:blipFill>
+                  <pic:spPr>
+                    <a:xfrm>
+                      <a:off x="0" y="0"/>
+                      <a:ext cx="5943600" cy="4457700"/>
+                    </a:xfrm>
+                    <a:prstGeom prst="rect">
+                      <a:avLst/>
+                    </a:prstGeom>
+                  </pic:spPr>
+                </pic:pic>
+              </a:graphicData>
+            </a:graphic>
+          </wp:inline>
+        </w:drawing>
+      </w:r>
+    </w:p>
+    <w:p>
+      <w:pPr>
+        <w:rPr>
+          <w:lang w:val="en-IN"/>
+        </w:rPr>
+      </w:pPr>
+    </w:p>
+    <w:p>
+      <w:pPr>
+        <w:rPr>
+          <w:lang w:val="en-IN"/>
+        </w:rPr>
+      </w:pPr>
+    </w:p>
+    <w:p>
+      <w:pPr>
+        <w:rPr>
+          <w:lang w:val="en-IN"/>
+        </w:rPr>
+      </w:pPr>
+    </w:p>
+    <w:p>
+      <w:pPr>
+        <w:rPr>
+          <w:lang w:val="en-IN"/>
+        </w:rPr>
+      </w:pPr>
+    </w:p>
+    <w:p>
+      <w:pPr>
+        <w:rPr>
+          <w:lang w:val="en-IN"/>
+        </w:rPr>
+      </w:pPr>
+      <w:r>
+        <w:rPr>
+          <w:lang w:val="en-IN"/>
+        </w:rPr>
+        <w:pict w14:anchorId="7C01B0BF">
+          <v:rect id="_x0000_i1506" style="width:0;height:1.5pt" o:hralign="center" o:hrstd="t" o:hr="t" fillcolor="#a0a0a0" stroked="f"/>
         </w:pict>
       </w:r>
     </w:p>
     <w:p>
       <w:pPr>
-        <w:pStyle w:val="Heading2"/>
-        <w:keepNext w:val="0"/>
-        <w:keepLines w:val="0"/>
-        <w:spacing w:after="80"/>
-        <w:rPr>
-          <w:b/>
-          <w:bCs/>
-          <w:sz w:val="34"/>
-          <w:szCs w:val="34"/>
-        </w:rPr>
-      </w:pPr>
-      <w:bookmarkStart w:id="16" w:name="_tshoa8ywivc1" w:colFirst="0" w:colLast="0"/>
-      <w:bookmarkEnd w:id="16"/>
-      <w:r>
-        <w:rPr>
-          <w:b/>
-          <w:bCs/>
-          <w:sz w:val="34"/>
-          <w:szCs w:val="34"/>
-        </w:rPr>
-        <w:t>6. Changing Permissions</w:t>
-      </w:r>
-    </w:p>
-    <w:p>
-      <w:pPr>
-        <w:pStyle w:val="Heading3"/>
-        <w:keepNext w:val="0"/>
-        <w:keepLines w:val="0"/>
-        <w:spacing w:before="280"/>
-        <w:rPr>
-          <w:b/>
-          <w:bCs/>
-          <w:color w:val="000000"/>
-          <w:sz w:val="26"/>
-          <w:szCs w:val="26"/>
-        </w:rPr>
-      </w:pPr>
-      <w:bookmarkStart w:id="17" w:name="_wbv5134n4gp2" w:colFirst="0" w:colLast="0"/>
-      <w:bookmarkEnd w:id="17"/>
-      <w:r>
-        <w:rPr>
-          <w:b/>
-          <w:bCs/>
-          <w:color w:val="000000"/>
-          <w:sz w:val="26"/>
-          <w:szCs w:val="26"/>
-        </w:rPr>
-        <w:t>Create a file named secure.txt</w:t>
-      </w:r>
-    </w:p>
-    <w:p>
-      <w:r>
-        <w:t>touch secure.txt</w:t>
-      </w:r>
-    </w:p>
-    <w:p/>
-    <w:p>
-      <w:pPr>
-        <w:pStyle w:val="Heading3"/>
-        <w:keepNext w:val="0"/>
-        <w:keepLines w:val="0"/>
-        <w:spacing w:before="280"/>
-        <w:rPr>
-          <w:b/>
-          <w:bCs/>
-          <w:color w:val="000000"/>
-          <w:sz w:val="26"/>
-          <w:szCs w:val="26"/>
-        </w:rPr>
-      </w:pPr>
-      <w:bookmarkStart w:id="18" w:name="_2gf43bart7xx" w:colFirst="0" w:colLast="0"/>
-      <w:bookmarkEnd w:id="18"/>
-      <w:r>
-        <w:rPr>
-          <w:b/>
-          <w:bCs/>
-          <w:color w:val="000000"/>
-          <w:sz w:val="26"/>
-          <w:szCs w:val="26"/>
-        </w:rPr>
-        <w:t>Change permissions to read-only for everyone</w:t>
-      </w:r>
-    </w:p>
-    <w:p>
-      <w:proofErr w:type="spellStart"/>
-      <w:r>
-        <w:t>chmod</w:t>
-      </w:r>
-      <w:proofErr w:type="spellEnd"/>
-      <w:r>
-        <w:t xml:space="preserve"> 444 secure.txt</w:t>
-      </w:r>
-    </w:p>
-    <w:p/>
-    <w:p>
-      <w:r>
-        <w:pict w14:anchorId="1C61D0CE">
-          <v:rect id="_x0000_i1030" style="width:0;height:1.5pt" o:hralign="center" o:hrstd="t" o:hr="t" fillcolor="#a0a0a0" stroked="f"/>
+        <w:rPr>
+          <w:b/>
+          <w:bCs/>
+          <w:lang w:val="en-IN"/>
+        </w:rPr>
+      </w:pPr>
+      <w:r>
+        <w:rPr>
+          <w:b/>
+          <w:bCs/>
+          <w:lang w:val="en-IN"/>
+        </w:rPr>
+        <w:t>GitHub Repository Link</w:t>
+      </w:r>
+    </w:p>
+    <w:p>
+      <w:pPr>
+        <w:rPr>
+          <w:lang w:val="en-IN"/>
+        </w:rPr>
+      </w:pPr>
+      <w:r>
+        <w:rPr>
+          <w:lang w:val="en-IN"/>
+        </w:rPr>
+        <w:t>https://github.com/Mahimendha28/linux-assignment.git</w:t>
+      </w:r>
+      <w:r>
+        <w:rPr>
+          <w:lang w:val="en-IN"/>
+        </w:rPr>
+        <w:pict w14:anchorId="67E68D6A">
+          <v:rect id="_x0000_i1507" style="width:0;height:1.5pt" o:hralign="center" o:hrstd="t" o:hr="t" fillcolor="#a0a0a0" stroked="f"/>
         </w:pict>
       </w:r>
     </w:p>
-    <w:p>
-      <w:pPr>
-        <w:pStyle w:val="Heading2"/>
-        <w:keepNext w:val="0"/>
-        <w:keepLines w:val="0"/>
-        <w:spacing w:after="80"/>
-        <w:rPr>
-          <w:b/>
-          <w:bCs/>
-          <w:sz w:val="34"/>
-          <w:szCs w:val="34"/>
-        </w:rPr>
-      </w:pPr>
-      <w:bookmarkStart w:id="19" w:name="_bdg09yq96hj0" w:colFirst="0" w:colLast="0"/>
-      <w:bookmarkEnd w:id="19"/>
-      <w:r>
-        <w:rPr>
-          <w:b/>
-          <w:bCs/>
-          <w:sz w:val="34"/>
-          <w:szCs w:val="34"/>
-        </w:rPr>
-        <w:t>7. Working with Environment Variables</w:t>
-      </w:r>
-    </w:p>
-    <w:p>
-      <w:pPr>
-        <w:pStyle w:val="Heading3"/>
-        <w:keepNext w:val="0"/>
-        <w:keepLines w:val="0"/>
-        <w:spacing w:before="280"/>
-        <w:rPr>
-          <w:b/>
-          <w:bCs/>
-          <w:color w:val="000000"/>
-          <w:sz w:val="26"/>
-          <w:szCs w:val="26"/>
-        </w:rPr>
-      </w:pPr>
-      <w:bookmarkStart w:id="20" w:name="_qpwh5e1koikx" w:colFirst="0" w:colLast="0"/>
-      <w:bookmarkEnd w:id="20"/>
-      <w:r>
-        <w:rPr>
-          <w:b/>
-          <w:bCs/>
-          <w:color w:val="000000"/>
-          <w:sz w:val="26"/>
-          <w:szCs w:val="26"/>
-        </w:rPr>
-        <w:t>Set a new environment variable</w:t>
-      </w:r>
-    </w:p>
-    <w:p>
-      <w:r>
-        <w:t>export MY_VAR="Hello, Linux!"</w:t>
-      </w:r>
-    </w:p>
-    <w:p/>
-    <w:p>
-      <w:pPr>
-        <w:pStyle w:val="Heading3"/>
-        <w:keepNext w:val="0"/>
-        <w:keepLines w:val="0"/>
-        <w:spacing w:before="280"/>
-        <w:rPr>
-          <w:b/>
-          <w:bCs/>
-          <w:color w:val="000000"/>
-          <w:sz w:val="26"/>
-          <w:szCs w:val="26"/>
-        </w:rPr>
-      </w:pPr>
-      <w:bookmarkStart w:id="21" w:name="_wibzv2nh1gm4" w:colFirst="0" w:colLast="0"/>
-      <w:bookmarkEnd w:id="21"/>
-      <w:r>
-        <w:rPr>
-          <w:b/>
-          <w:bCs/>
-          <w:color w:val="000000"/>
-          <w:sz w:val="26"/>
-          <w:szCs w:val="26"/>
-        </w:rPr>
-        <w:lastRenderedPageBreak/>
-        <w:t>Verify the variable</w:t>
-      </w:r>
-    </w:p>
-    <w:p>
-      <w:r>
-        <w:t>echo $MY_VAR</w:t>
-      </w:r>
-    </w:p>
-    <w:p/>
-    <w:p>
-      <w:r>
-        <w:pict w14:anchorId="5B1CC042">
-          <v:rect id="_x0000_i1031" style="width:0;height:1.5pt" o:hralign="center" o:hrstd="t" o:hr="t" fillcolor="#a0a0a0" stroked="f"/>
-        </w:pict>
-      </w:r>
-    </w:p>
-    <w:p>
-      <w:pPr>
-        <w:pStyle w:val="Heading2"/>
-        <w:keepNext w:val="0"/>
-        <w:keepLines w:val="0"/>
-        <w:spacing w:after="80"/>
-        <w:rPr>
-          <w:b/>
-          <w:bCs/>
-          <w:sz w:val="34"/>
-          <w:szCs w:val="34"/>
-        </w:rPr>
-      </w:pPr>
-      <w:bookmarkStart w:id="22" w:name="_qchfccyufbxv" w:colFirst="0" w:colLast="0"/>
-      <w:bookmarkEnd w:id="22"/>
-      <w:r>
-        <w:rPr>
-          <w:b/>
-          <w:bCs/>
-          <w:sz w:val="34"/>
-          <w:szCs w:val="34"/>
-        </w:rPr>
-        <w:t>GitHub Repository Link</w:t>
-      </w:r>
-    </w:p>
-    <w:p>
-      <w:r>
-        <w:t>https://github.com/Mahimendha28/linux-assignment.git</w:t>
-      </w:r>
-    </w:p>
-    <w:p/>
     <w:sectPr>
       <w:pgSz w:w="12240" w:h="15840"/>
       <w:pgMar w:top="1440" w:right="1440" w:bottom="1440" w:left="1440" w:header="720" w:footer="720" w:gutter="0"/>
@@ -963,6 +2121,2559 @@
     </w:sectPr>
   </w:body>
 </w:document>
+</file>
+
+<file path=word/numbering.xml><?xml version="1.0" encoding="utf-8"?>
+<w:numbering xmlns:wpc="http://schemas.microsoft.com/office/word/2010/wordprocessingCanvas" xmlns:cx="http://schemas.microsoft.com/office/drawing/2014/chartex" xmlns:cx1="http://schemas.microsoft.com/office/drawing/2015/9/8/chartex" xmlns:cx2="http://schemas.microsoft.com/office/drawing/2015/10/21/chartex" xmlns:cx3="http://schemas.microsoft.com/office/drawing/2016/5/9/chartex" xmlns:cx4="http://schemas.microsoft.com/office/drawing/2016/5/10/chartex" xmlns:cx5="http://schemas.microsoft.com/office/drawing/2016/5/11/chartex" xmlns:cx6="http://schemas.microsoft.com/office/drawing/2016/5/12/chartex" xmlns:cx7="http://schemas.microsoft.com/office/drawing/2016/5/13/chartex" xmlns:cx8="http://schemas.microsoft.com/office/drawing/2016/5/14/chartex" xmlns:mc="http://schemas.openxmlformats.org/markup-compatibility/2006" xmlns:aink="http://schemas.microsoft.com/office/drawing/2016/ink" xmlns:am3d="http://schemas.microsoft.com/office/drawing/2017/model3d" xmlns:o="urn:schemas-microsoft-com:office:office" xmlns:oel="http://schemas.microsoft.com/office/2019/extlst" xmlns:r="http://schemas.openxmlformats.org/officeDocument/2006/relationships" xmlns:m="http://schemas.openxmlformats.org/officeDocument/2006/math" xmlns:v="urn:schemas-microsoft-com:vml" xmlns:wp14="http://schemas.microsoft.com/office/word/2010/wordprocessingDrawing" xmlns:wp="http://schemas.openxmlformats.org/drawingml/2006/wordprocessingDrawing" xmlns:w10="urn:schemas-microsoft-com:office:word" xmlns:w="http://schemas.openxmlformats.org/wordprocessingml/2006/main" xmlns:w14="http://schemas.microsoft.com/office/word/2010/wordml" xmlns:w15="http://schemas.microsoft.com/office/word/2012/wordml" xmlns:w16cex="http://schemas.microsoft.com/office/word/2018/wordml/cex" xmlns:w16cid="http://schemas.microsoft.com/office/word/2016/wordml/cid" xmlns:w16="http://schemas.microsoft.com/office/word/2018/wordml" xmlns:w16du="http://schemas.microsoft.com/office/word/2023/wordml/word16du" xmlns:w16sdtdh="http://schemas.microsoft.com/office/word/2020/wordml/sdtdatahash" xmlns:w16sdtfl="http://schemas.microsoft.com/office/word/2024/wordml/sdtformatlock" xmlns:w16se="http://schemas.microsoft.com/office/word/2015/wordml/symex" xmlns:wpg="http://schemas.microsoft.com/office/word/2010/wordprocessingGroup" xmlns:wpi="http://schemas.microsoft.com/office/word/2010/wordprocessingInk" xmlns:wne="http://schemas.microsoft.com/office/word/2006/wordml" xmlns:wps="http://schemas.microsoft.com/office/word/2010/wordprocessingShape" mc:Ignorable="w14 w15 w16se w16cid w16 w16cex w16sdtdh w16sdtfl w16du wp14">
+  <w:abstractNum w:abstractNumId="0" w15:restartNumberingAfterBreak="0">
+    <w:nsid w:val="07D11A7E"/>
+    <w:multiLevelType w:val="multilevel"/>
+    <w:tmpl w:val="23049FB0"/>
+    <w:lvl w:ilvl="0">
+      <w:start w:val="1"/>
+      <w:numFmt w:val="bullet"/>
+      <w:lvlText w:val=""/>
+      <w:lvlJc w:val="left"/>
+      <w:pPr>
+        <w:tabs>
+          <w:tab w:val="num" w:pos="720"/>
+        </w:tabs>
+        <w:ind w:left="720" w:hanging="360"/>
+      </w:pPr>
+      <w:rPr>
+        <w:rFonts w:ascii="Symbol" w:hAnsi="Symbol" w:hint="default"/>
+        <w:sz w:val="20"/>
+      </w:rPr>
+    </w:lvl>
+    <w:lvl w:ilvl="1" w:tentative="1">
+      <w:start w:val="1"/>
+      <w:numFmt w:val="bullet"/>
+      <w:lvlText w:val="o"/>
+      <w:lvlJc w:val="left"/>
+      <w:pPr>
+        <w:tabs>
+          <w:tab w:val="num" w:pos="1440"/>
+        </w:tabs>
+        <w:ind w:left="1440" w:hanging="360"/>
+      </w:pPr>
+      <w:rPr>
+        <w:rFonts w:ascii="Courier New" w:hAnsi="Courier New" w:hint="default"/>
+        <w:sz w:val="20"/>
+      </w:rPr>
+    </w:lvl>
+    <w:lvl w:ilvl="2" w:tentative="1">
+      <w:start w:val="1"/>
+      <w:numFmt w:val="bullet"/>
+      <w:lvlText w:val=""/>
+      <w:lvlJc w:val="left"/>
+      <w:pPr>
+        <w:tabs>
+          <w:tab w:val="num" w:pos="2160"/>
+        </w:tabs>
+        <w:ind w:left="2160" w:hanging="360"/>
+      </w:pPr>
+      <w:rPr>
+        <w:rFonts w:ascii="Wingdings" w:hAnsi="Wingdings" w:hint="default"/>
+        <w:sz w:val="20"/>
+      </w:rPr>
+    </w:lvl>
+    <w:lvl w:ilvl="3" w:tentative="1">
+      <w:start w:val="1"/>
+      <w:numFmt w:val="bullet"/>
+      <w:lvlText w:val=""/>
+      <w:lvlJc w:val="left"/>
+      <w:pPr>
+        <w:tabs>
+          <w:tab w:val="num" w:pos="2880"/>
+        </w:tabs>
+        <w:ind w:left="2880" w:hanging="360"/>
+      </w:pPr>
+      <w:rPr>
+        <w:rFonts w:ascii="Wingdings" w:hAnsi="Wingdings" w:hint="default"/>
+        <w:sz w:val="20"/>
+      </w:rPr>
+    </w:lvl>
+    <w:lvl w:ilvl="4" w:tentative="1">
+      <w:start w:val="1"/>
+      <w:numFmt w:val="bullet"/>
+      <w:lvlText w:val=""/>
+      <w:lvlJc w:val="left"/>
+      <w:pPr>
+        <w:tabs>
+          <w:tab w:val="num" w:pos="3600"/>
+        </w:tabs>
+        <w:ind w:left="3600" w:hanging="360"/>
+      </w:pPr>
+      <w:rPr>
+        <w:rFonts w:ascii="Wingdings" w:hAnsi="Wingdings" w:hint="default"/>
+        <w:sz w:val="20"/>
+      </w:rPr>
+    </w:lvl>
+    <w:lvl w:ilvl="5" w:tentative="1">
+      <w:start w:val="1"/>
+      <w:numFmt w:val="bullet"/>
+      <w:lvlText w:val=""/>
+      <w:lvlJc w:val="left"/>
+      <w:pPr>
+        <w:tabs>
+          <w:tab w:val="num" w:pos="4320"/>
+        </w:tabs>
+        <w:ind w:left="4320" w:hanging="360"/>
+      </w:pPr>
+      <w:rPr>
+        <w:rFonts w:ascii="Wingdings" w:hAnsi="Wingdings" w:hint="default"/>
+        <w:sz w:val="20"/>
+      </w:rPr>
+    </w:lvl>
+    <w:lvl w:ilvl="6" w:tentative="1">
+      <w:start w:val="1"/>
+      <w:numFmt w:val="bullet"/>
+      <w:lvlText w:val=""/>
+      <w:lvlJc w:val="left"/>
+      <w:pPr>
+        <w:tabs>
+          <w:tab w:val="num" w:pos="5040"/>
+        </w:tabs>
+        <w:ind w:left="5040" w:hanging="360"/>
+      </w:pPr>
+      <w:rPr>
+        <w:rFonts w:ascii="Wingdings" w:hAnsi="Wingdings" w:hint="default"/>
+        <w:sz w:val="20"/>
+      </w:rPr>
+    </w:lvl>
+    <w:lvl w:ilvl="7" w:tentative="1">
+      <w:start w:val="1"/>
+      <w:numFmt w:val="bullet"/>
+      <w:lvlText w:val=""/>
+      <w:lvlJc w:val="left"/>
+      <w:pPr>
+        <w:tabs>
+          <w:tab w:val="num" w:pos="5760"/>
+        </w:tabs>
+        <w:ind w:left="5760" w:hanging="360"/>
+      </w:pPr>
+      <w:rPr>
+        <w:rFonts w:ascii="Wingdings" w:hAnsi="Wingdings" w:hint="default"/>
+        <w:sz w:val="20"/>
+      </w:rPr>
+    </w:lvl>
+    <w:lvl w:ilvl="8" w:tentative="1">
+      <w:start w:val="1"/>
+      <w:numFmt w:val="bullet"/>
+      <w:lvlText w:val=""/>
+      <w:lvlJc w:val="left"/>
+      <w:pPr>
+        <w:tabs>
+          <w:tab w:val="num" w:pos="6480"/>
+        </w:tabs>
+        <w:ind w:left="6480" w:hanging="360"/>
+      </w:pPr>
+      <w:rPr>
+        <w:rFonts w:ascii="Wingdings" w:hAnsi="Wingdings" w:hint="default"/>
+        <w:sz w:val="20"/>
+      </w:rPr>
+    </w:lvl>
+  </w:abstractNum>
+  <w:abstractNum w:abstractNumId="1" w15:restartNumberingAfterBreak="0">
+    <w:nsid w:val="1DF43E70"/>
+    <w:multiLevelType w:val="multilevel"/>
+    <w:tmpl w:val="FA8A0302"/>
+    <w:lvl w:ilvl="0">
+      <w:start w:val="1"/>
+      <w:numFmt w:val="bullet"/>
+      <w:lvlText w:val=""/>
+      <w:lvlJc w:val="left"/>
+      <w:pPr>
+        <w:tabs>
+          <w:tab w:val="num" w:pos="720"/>
+        </w:tabs>
+        <w:ind w:left="720" w:hanging="360"/>
+      </w:pPr>
+      <w:rPr>
+        <w:rFonts w:ascii="Symbol" w:hAnsi="Symbol" w:hint="default"/>
+        <w:sz w:val="20"/>
+      </w:rPr>
+    </w:lvl>
+    <w:lvl w:ilvl="1">
+      <w:start w:val="1"/>
+      <w:numFmt w:val="bullet"/>
+      <w:lvlText w:val="o"/>
+      <w:lvlJc w:val="left"/>
+      <w:pPr>
+        <w:tabs>
+          <w:tab w:val="num" w:pos="1440"/>
+        </w:tabs>
+        <w:ind w:left="1440" w:hanging="360"/>
+      </w:pPr>
+      <w:rPr>
+        <w:rFonts w:ascii="Courier New" w:hAnsi="Courier New" w:hint="default"/>
+        <w:sz w:val="20"/>
+      </w:rPr>
+    </w:lvl>
+    <w:lvl w:ilvl="2" w:tentative="1">
+      <w:start w:val="1"/>
+      <w:numFmt w:val="bullet"/>
+      <w:lvlText w:val=""/>
+      <w:lvlJc w:val="left"/>
+      <w:pPr>
+        <w:tabs>
+          <w:tab w:val="num" w:pos="2160"/>
+        </w:tabs>
+        <w:ind w:left="2160" w:hanging="360"/>
+      </w:pPr>
+      <w:rPr>
+        <w:rFonts w:ascii="Wingdings" w:hAnsi="Wingdings" w:hint="default"/>
+        <w:sz w:val="20"/>
+      </w:rPr>
+    </w:lvl>
+    <w:lvl w:ilvl="3" w:tentative="1">
+      <w:start w:val="1"/>
+      <w:numFmt w:val="bullet"/>
+      <w:lvlText w:val=""/>
+      <w:lvlJc w:val="left"/>
+      <w:pPr>
+        <w:tabs>
+          <w:tab w:val="num" w:pos="2880"/>
+        </w:tabs>
+        <w:ind w:left="2880" w:hanging="360"/>
+      </w:pPr>
+      <w:rPr>
+        <w:rFonts w:ascii="Wingdings" w:hAnsi="Wingdings" w:hint="default"/>
+        <w:sz w:val="20"/>
+      </w:rPr>
+    </w:lvl>
+    <w:lvl w:ilvl="4" w:tentative="1">
+      <w:start w:val="1"/>
+      <w:numFmt w:val="bullet"/>
+      <w:lvlText w:val=""/>
+      <w:lvlJc w:val="left"/>
+      <w:pPr>
+        <w:tabs>
+          <w:tab w:val="num" w:pos="3600"/>
+        </w:tabs>
+        <w:ind w:left="3600" w:hanging="360"/>
+      </w:pPr>
+      <w:rPr>
+        <w:rFonts w:ascii="Wingdings" w:hAnsi="Wingdings" w:hint="default"/>
+        <w:sz w:val="20"/>
+      </w:rPr>
+    </w:lvl>
+    <w:lvl w:ilvl="5" w:tentative="1">
+      <w:start w:val="1"/>
+      <w:numFmt w:val="bullet"/>
+      <w:lvlText w:val=""/>
+      <w:lvlJc w:val="left"/>
+      <w:pPr>
+        <w:tabs>
+          <w:tab w:val="num" w:pos="4320"/>
+        </w:tabs>
+        <w:ind w:left="4320" w:hanging="360"/>
+      </w:pPr>
+      <w:rPr>
+        <w:rFonts w:ascii="Wingdings" w:hAnsi="Wingdings" w:hint="default"/>
+        <w:sz w:val="20"/>
+      </w:rPr>
+    </w:lvl>
+    <w:lvl w:ilvl="6" w:tentative="1">
+      <w:start w:val="1"/>
+      <w:numFmt w:val="bullet"/>
+      <w:lvlText w:val=""/>
+      <w:lvlJc w:val="left"/>
+      <w:pPr>
+        <w:tabs>
+          <w:tab w:val="num" w:pos="5040"/>
+        </w:tabs>
+        <w:ind w:left="5040" w:hanging="360"/>
+      </w:pPr>
+      <w:rPr>
+        <w:rFonts w:ascii="Wingdings" w:hAnsi="Wingdings" w:hint="default"/>
+        <w:sz w:val="20"/>
+      </w:rPr>
+    </w:lvl>
+    <w:lvl w:ilvl="7" w:tentative="1">
+      <w:start w:val="1"/>
+      <w:numFmt w:val="bullet"/>
+      <w:lvlText w:val=""/>
+      <w:lvlJc w:val="left"/>
+      <w:pPr>
+        <w:tabs>
+          <w:tab w:val="num" w:pos="5760"/>
+        </w:tabs>
+        <w:ind w:left="5760" w:hanging="360"/>
+      </w:pPr>
+      <w:rPr>
+        <w:rFonts w:ascii="Wingdings" w:hAnsi="Wingdings" w:hint="default"/>
+        <w:sz w:val="20"/>
+      </w:rPr>
+    </w:lvl>
+    <w:lvl w:ilvl="8" w:tentative="1">
+      <w:start w:val="1"/>
+      <w:numFmt w:val="bullet"/>
+      <w:lvlText w:val=""/>
+      <w:lvlJc w:val="left"/>
+      <w:pPr>
+        <w:tabs>
+          <w:tab w:val="num" w:pos="6480"/>
+        </w:tabs>
+        <w:ind w:left="6480" w:hanging="360"/>
+      </w:pPr>
+      <w:rPr>
+        <w:rFonts w:ascii="Wingdings" w:hAnsi="Wingdings" w:hint="default"/>
+        <w:sz w:val="20"/>
+      </w:rPr>
+    </w:lvl>
+  </w:abstractNum>
+  <w:abstractNum w:abstractNumId="2" w15:restartNumberingAfterBreak="0">
+    <w:nsid w:val="250B57ED"/>
+    <w:multiLevelType w:val="multilevel"/>
+    <w:tmpl w:val="EE2A4F2E"/>
+    <w:lvl w:ilvl="0">
+      <w:start w:val="1"/>
+      <w:numFmt w:val="bullet"/>
+      <w:lvlText w:val=""/>
+      <w:lvlJc w:val="left"/>
+      <w:pPr>
+        <w:tabs>
+          <w:tab w:val="num" w:pos="720"/>
+        </w:tabs>
+        <w:ind w:left="720" w:hanging="360"/>
+      </w:pPr>
+      <w:rPr>
+        <w:rFonts w:ascii="Symbol" w:hAnsi="Symbol" w:hint="default"/>
+        <w:sz w:val="20"/>
+      </w:rPr>
+    </w:lvl>
+    <w:lvl w:ilvl="1" w:tentative="1">
+      <w:start w:val="1"/>
+      <w:numFmt w:val="bullet"/>
+      <w:lvlText w:val="o"/>
+      <w:lvlJc w:val="left"/>
+      <w:pPr>
+        <w:tabs>
+          <w:tab w:val="num" w:pos="1440"/>
+        </w:tabs>
+        <w:ind w:left="1440" w:hanging="360"/>
+      </w:pPr>
+      <w:rPr>
+        <w:rFonts w:ascii="Courier New" w:hAnsi="Courier New" w:hint="default"/>
+        <w:sz w:val="20"/>
+      </w:rPr>
+    </w:lvl>
+    <w:lvl w:ilvl="2" w:tentative="1">
+      <w:start w:val="1"/>
+      <w:numFmt w:val="bullet"/>
+      <w:lvlText w:val=""/>
+      <w:lvlJc w:val="left"/>
+      <w:pPr>
+        <w:tabs>
+          <w:tab w:val="num" w:pos="2160"/>
+        </w:tabs>
+        <w:ind w:left="2160" w:hanging="360"/>
+      </w:pPr>
+      <w:rPr>
+        <w:rFonts w:ascii="Wingdings" w:hAnsi="Wingdings" w:hint="default"/>
+        <w:sz w:val="20"/>
+      </w:rPr>
+    </w:lvl>
+    <w:lvl w:ilvl="3" w:tentative="1">
+      <w:start w:val="1"/>
+      <w:numFmt w:val="bullet"/>
+      <w:lvlText w:val=""/>
+      <w:lvlJc w:val="left"/>
+      <w:pPr>
+        <w:tabs>
+          <w:tab w:val="num" w:pos="2880"/>
+        </w:tabs>
+        <w:ind w:left="2880" w:hanging="360"/>
+      </w:pPr>
+      <w:rPr>
+        <w:rFonts w:ascii="Wingdings" w:hAnsi="Wingdings" w:hint="default"/>
+        <w:sz w:val="20"/>
+      </w:rPr>
+    </w:lvl>
+    <w:lvl w:ilvl="4" w:tentative="1">
+      <w:start w:val="1"/>
+      <w:numFmt w:val="bullet"/>
+      <w:lvlText w:val=""/>
+      <w:lvlJc w:val="left"/>
+      <w:pPr>
+        <w:tabs>
+          <w:tab w:val="num" w:pos="3600"/>
+        </w:tabs>
+        <w:ind w:left="3600" w:hanging="360"/>
+      </w:pPr>
+      <w:rPr>
+        <w:rFonts w:ascii="Wingdings" w:hAnsi="Wingdings" w:hint="default"/>
+        <w:sz w:val="20"/>
+      </w:rPr>
+    </w:lvl>
+    <w:lvl w:ilvl="5" w:tentative="1">
+      <w:start w:val="1"/>
+      <w:numFmt w:val="bullet"/>
+      <w:lvlText w:val=""/>
+      <w:lvlJc w:val="left"/>
+      <w:pPr>
+        <w:tabs>
+          <w:tab w:val="num" w:pos="4320"/>
+        </w:tabs>
+        <w:ind w:left="4320" w:hanging="360"/>
+      </w:pPr>
+      <w:rPr>
+        <w:rFonts w:ascii="Wingdings" w:hAnsi="Wingdings" w:hint="default"/>
+        <w:sz w:val="20"/>
+      </w:rPr>
+    </w:lvl>
+    <w:lvl w:ilvl="6" w:tentative="1">
+      <w:start w:val="1"/>
+      <w:numFmt w:val="bullet"/>
+      <w:lvlText w:val=""/>
+      <w:lvlJc w:val="left"/>
+      <w:pPr>
+        <w:tabs>
+          <w:tab w:val="num" w:pos="5040"/>
+        </w:tabs>
+        <w:ind w:left="5040" w:hanging="360"/>
+      </w:pPr>
+      <w:rPr>
+        <w:rFonts w:ascii="Wingdings" w:hAnsi="Wingdings" w:hint="default"/>
+        <w:sz w:val="20"/>
+      </w:rPr>
+    </w:lvl>
+    <w:lvl w:ilvl="7" w:tentative="1">
+      <w:start w:val="1"/>
+      <w:numFmt w:val="bullet"/>
+      <w:lvlText w:val=""/>
+      <w:lvlJc w:val="left"/>
+      <w:pPr>
+        <w:tabs>
+          <w:tab w:val="num" w:pos="5760"/>
+        </w:tabs>
+        <w:ind w:left="5760" w:hanging="360"/>
+      </w:pPr>
+      <w:rPr>
+        <w:rFonts w:ascii="Wingdings" w:hAnsi="Wingdings" w:hint="default"/>
+        <w:sz w:val="20"/>
+      </w:rPr>
+    </w:lvl>
+    <w:lvl w:ilvl="8" w:tentative="1">
+      <w:start w:val="1"/>
+      <w:numFmt w:val="bullet"/>
+      <w:lvlText w:val=""/>
+      <w:lvlJc w:val="left"/>
+      <w:pPr>
+        <w:tabs>
+          <w:tab w:val="num" w:pos="6480"/>
+        </w:tabs>
+        <w:ind w:left="6480" w:hanging="360"/>
+      </w:pPr>
+      <w:rPr>
+        <w:rFonts w:ascii="Wingdings" w:hAnsi="Wingdings" w:hint="default"/>
+        <w:sz w:val="20"/>
+      </w:rPr>
+    </w:lvl>
+  </w:abstractNum>
+  <w:abstractNum w:abstractNumId="3" w15:restartNumberingAfterBreak="0">
+    <w:nsid w:val="28AC0F9D"/>
+    <w:multiLevelType w:val="multilevel"/>
+    <w:tmpl w:val="6EFC2DFA"/>
+    <w:lvl w:ilvl="0">
+      <w:start w:val="1"/>
+      <w:numFmt w:val="bullet"/>
+      <w:lvlText w:val=""/>
+      <w:lvlJc w:val="left"/>
+      <w:pPr>
+        <w:tabs>
+          <w:tab w:val="num" w:pos="720"/>
+        </w:tabs>
+        <w:ind w:left="720" w:hanging="360"/>
+      </w:pPr>
+      <w:rPr>
+        <w:rFonts w:ascii="Symbol" w:hAnsi="Symbol" w:hint="default"/>
+        <w:sz w:val="20"/>
+      </w:rPr>
+    </w:lvl>
+    <w:lvl w:ilvl="1" w:tentative="1">
+      <w:start w:val="1"/>
+      <w:numFmt w:val="bullet"/>
+      <w:lvlText w:val="o"/>
+      <w:lvlJc w:val="left"/>
+      <w:pPr>
+        <w:tabs>
+          <w:tab w:val="num" w:pos="1440"/>
+        </w:tabs>
+        <w:ind w:left="1440" w:hanging="360"/>
+      </w:pPr>
+      <w:rPr>
+        <w:rFonts w:ascii="Courier New" w:hAnsi="Courier New" w:hint="default"/>
+        <w:sz w:val="20"/>
+      </w:rPr>
+    </w:lvl>
+    <w:lvl w:ilvl="2" w:tentative="1">
+      <w:start w:val="1"/>
+      <w:numFmt w:val="bullet"/>
+      <w:lvlText w:val=""/>
+      <w:lvlJc w:val="left"/>
+      <w:pPr>
+        <w:tabs>
+          <w:tab w:val="num" w:pos="2160"/>
+        </w:tabs>
+        <w:ind w:left="2160" w:hanging="360"/>
+      </w:pPr>
+      <w:rPr>
+        <w:rFonts w:ascii="Wingdings" w:hAnsi="Wingdings" w:hint="default"/>
+        <w:sz w:val="20"/>
+      </w:rPr>
+    </w:lvl>
+    <w:lvl w:ilvl="3" w:tentative="1">
+      <w:start w:val="1"/>
+      <w:numFmt w:val="bullet"/>
+      <w:lvlText w:val=""/>
+      <w:lvlJc w:val="left"/>
+      <w:pPr>
+        <w:tabs>
+          <w:tab w:val="num" w:pos="2880"/>
+        </w:tabs>
+        <w:ind w:left="2880" w:hanging="360"/>
+      </w:pPr>
+      <w:rPr>
+        <w:rFonts w:ascii="Wingdings" w:hAnsi="Wingdings" w:hint="default"/>
+        <w:sz w:val="20"/>
+      </w:rPr>
+    </w:lvl>
+    <w:lvl w:ilvl="4" w:tentative="1">
+      <w:start w:val="1"/>
+      <w:numFmt w:val="bullet"/>
+      <w:lvlText w:val=""/>
+      <w:lvlJc w:val="left"/>
+      <w:pPr>
+        <w:tabs>
+          <w:tab w:val="num" w:pos="3600"/>
+        </w:tabs>
+        <w:ind w:left="3600" w:hanging="360"/>
+      </w:pPr>
+      <w:rPr>
+        <w:rFonts w:ascii="Wingdings" w:hAnsi="Wingdings" w:hint="default"/>
+        <w:sz w:val="20"/>
+      </w:rPr>
+    </w:lvl>
+    <w:lvl w:ilvl="5" w:tentative="1">
+      <w:start w:val="1"/>
+      <w:numFmt w:val="bullet"/>
+      <w:lvlText w:val=""/>
+      <w:lvlJc w:val="left"/>
+      <w:pPr>
+        <w:tabs>
+          <w:tab w:val="num" w:pos="4320"/>
+        </w:tabs>
+        <w:ind w:left="4320" w:hanging="360"/>
+      </w:pPr>
+      <w:rPr>
+        <w:rFonts w:ascii="Wingdings" w:hAnsi="Wingdings" w:hint="default"/>
+        <w:sz w:val="20"/>
+      </w:rPr>
+    </w:lvl>
+    <w:lvl w:ilvl="6" w:tentative="1">
+      <w:start w:val="1"/>
+      <w:numFmt w:val="bullet"/>
+      <w:lvlText w:val=""/>
+      <w:lvlJc w:val="left"/>
+      <w:pPr>
+        <w:tabs>
+          <w:tab w:val="num" w:pos="5040"/>
+        </w:tabs>
+        <w:ind w:left="5040" w:hanging="360"/>
+      </w:pPr>
+      <w:rPr>
+        <w:rFonts w:ascii="Wingdings" w:hAnsi="Wingdings" w:hint="default"/>
+        <w:sz w:val="20"/>
+      </w:rPr>
+    </w:lvl>
+    <w:lvl w:ilvl="7" w:tentative="1">
+      <w:start w:val="1"/>
+      <w:numFmt w:val="bullet"/>
+      <w:lvlText w:val=""/>
+      <w:lvlJc w:val="left"/>
+      <w:pPr>
+        <w:tabs>
+          <w:tab w:val="num" w:pos="5760"/>
+        </w:tabs>
+        <w:ind w:left="5760" w:hanging="360"/>
+      </w:pPr>
+      <w:rPr>
+        <w:rFonts w:ascii="Wingdings" w:hAnsi="Wingdings" w:hint="default"/>
+        <w:sz w:val="20"/>
+      </w:rPr>
+    </w:lvl>
+    <w:lvl w:ilvl="8" w:tentative="1">
+      <w:start w:val="1"/>
+      <w:numFmt w:val="bullet"/>
+      <w:lvlText w:val=""/>
+      <w:lvlJc w:val="left"/>
+      <w:pPr>
+        <w:tabs>
+          <w:tab w:val="num" w:pos="6480"/>
+        </w:tabs>
+        <w:ind w:left="6480" w:hanging="360"/>
+      </w:pPr>
+      <w:rPr>
+        <w:rFonts w:ascii="Wingdings" w:hAnsi="Wingdings" w:hint="default"/>
+        <w:sz w:val="20"/>
+      </w:rPr>
+    </w:lvl>
+  </w:abstractNum>
+  <w:abstractNum w:abstractNumId="4" w15:restartNumberingAfterBreak="0">
+    <w:nsid w:val="2CC53D68"/>
+    <w:multiLevelType w:val="multilevel"/>
+    <w:tmpl w:val="21EE174E"/>
+    <w:lvl w:ilvl="0">
+      <w:start w:val="1"/>
+      <w:numFmt w:val="bullet"/>
+      <w:lvlText w:val=""/>
+      <w:lvlJc w:val="left"/>
+      <w:pPr>
+        <w:tabs>
+          <w:tab w:val="num" w:pos="720"/>
+        </w:tabs>
+        <w:ind w:left="720" w:hanging="360"/>
+      </w:pPr>
+      <w:rPr>
+        <w:rFonts w:ascii="Symbol" w:hAnsi="Symbol" w:hint="default"/>
+        <w:sz w:val="20"/>
+      </w:rPr>
+    </w:lvl>
+    <w:lvl w:ilvl="1" w:tentative="1">
+      <w:start w:val="1"/>
+      <w:numFmt w:val="bullet"/>
+      <w:lvlText w:val="o"/>
+      <w:lvlJc w:val="left"/>
+      <w:pPr>
+        <w:tabs>
+          <w:tab w:val="num" w:pos="1440"/>
+        </w:tabs>
+        <w:ind w:left="1440" w:hanging="360"/>
+      </w:pPr>
+      <w:rPr>
+        <w:rFonts w:ascii="Courier New" w:hAnsi="Courier New" w:hint="default"/>
+        <w:sz w:val="20"/>
+      </w:rPr>
+    </w:lvl>
+    <w:lvl w:ilvl="2" w:tentative="1">
+      <w:start w:val="1"/>
+      <w:numFmt w:val="bullet"/>
+      <w:lvlText w:val=""/>
+      <w:lvlJc w:val="left"/>
+      <w:pPr>
+        <w:tabs>
+          <w:tab w:val="num" w:pos="2160"/>
+        </w:tabs>
+        <w:ind w:left="2160" w:hanging="360"/>
+      </w:pPr>
+      <w:rPr>
+        <w:rFonts w:ascii="Wingdings" w:hAnsi="Wingdings" w:hint="default"/>
+        <w:sz w:val="20"/>
+      </w:rPr>
+    </w:lvl>
+    <w:lvl w:ilvl="3" w:tentative="1">
+      <w:start w:val="1"/>
+      <w:numFmt w:val="bullet"/>
+      <w:lvlText w:val=""/>
+      <w:lvlJc w:val="left"/>
+      <w:pPr>
+        <w:tabs>
+          <w:tab w:val="num" w:pos="2880"/>
+        </w:tabs>
+        <w:ind w:left="2880" w:hanging="360"/>
+      </w:pPr>
+      <w:rPr>
+        <w:rFonts w:ascii="Wingdings" w:hAnsi="Wingdings" w:hint="default"/>
+        <w:sz w:val="20"/>
+      </w:rPr>
+    </w:lvl>
+    <w:lvl w:ilvl="4" w:tentative="1">
+      <w:start w:val="1"/>
+      <w:numFmt w:val="bullet"/>
+      <w:lvlText w:val=""/>
+      <w:lvlJc w:val="left"/>
+      <w:pPr>
+        <w:tabs>
+          <w:tab w:val="num" w:pos="3600"/>
+        </w:tabs>
+        <w:ind w:left="3600" w:hanging="360"/>
+      </w:pPr>
+      <w:rPr>
+        <w:rFonts w:ascii="Wingdings" w:hAnsi="Wingdings" w:hint="default"/>
+        <w:sz w:val="20"/>
+      </w:rPr>
+    </w:lvl>
+    <w:lvl w:ilvl="5" w:tentative="1">
+      <w:start w:val="1"/>
+      <w:numFmt w:val="bullet"/>
+      <w:lvlText w:val=""/>
+      <w:lvlJc w:val="left"/>
+      <w:pPr>
+        <w:tabs>
+          <w:tab w:val="num" w:pos="4320"/>
+        </w:tabs>
+        <w:ind w:left="4320" w:hanging="360"/>
+      </w:pPr>
+      <w:rPr>
+        <w:rFonts w:ascii="Wingdings" w:hAnsi="Wingdings" w:hint="default"/>
+        <w:sz w:val="20"/>
+      </w:rPr>
+    </w:lvl>
+    <w:lvl w:ilvl="6" w:tentative="1">
+      <w:start w:val="1"/>
+      <w:numFmt w:val="bullet"/>
+      <w:lvlText w:val=""/>
+      <w:lvlJc w:val="left"/>
+      <w:pPr>
+        <w:tabs>
+          <w:tab w:val="num" w:pos="5040"/>
+        </w:tabs>
+        <w:ind w:left="5040" w:hanging="360"/>
+      </w:pPr>
+      <w:rPr>
+        <w:rFonts w:ascii="Wingdings" w:hAnsi="Wingdings" w:hint="default"/>
+        <w:sz w:val="20"/>
+      </w:rPr>
+    </w:lvl>
+    <w:lvl w:ilvl="7" w:tentative="1">
+      <w:start w:val="1"/>
+      <w:numFmt w:val="bullet"/>
+      <w:lvlText w:val=""/>
+      <w:lvlJc w:val="left"/>
+      <w:pPr>
+        <w:tabs>
+          <w:tab w:val="num" w:pos="5760"/>
+        </w:tabs>
+        <w:ind w:left="5760" w:hanging="360"/>
+      </w:pPr>
+      <w:rPr>
+        <w:rFonts w:ascii="Wingdings" w:hAnsi="Wingdings" w:hint="default"/>
+        <w:sz w:val="20"/>
+      </w:rPr>
+    </w:lvl>
+    <w:lvl w:ilvl="8" w:tentative="1">
+      <w:start w:val="1"/>
+      <w:numFmt w:val="bullet"/>
+      <w:lvlText w:val=""/>
+      <w:lvlJc w:val="left"/>
+      <w:pPr>
+        <w:tabs>
+          <w:tab w:val="num" w:pos="6480"/>
+        </w:tabs>
+        <w:ind w:left="6480" w:hanging="360"/>
+      </w:pPr>
+      <w:rPr>
+        <w:rFonts w:ascii="Wingdings" w:hAnsi="Wingdings" w:hint="default"/>
+        <w:sz w:val="20"/>
+      </w:rPr>
+    </w:lvl>
+  </w:abstractNum>
+  <w:abstractNum w:abstractNumId="5" w15:restartNumberingAfterBreak="0">
+    <w:nsid w:val="2D3E61BE"/>
+    <w:multiLevelType w:val="multilevel"/>
+    <w:tmpl w:val="E478779E"/>
+    <w:lvl w:ilvl="0">
+      <w:start w:val="1"/>
+      <w:numFmt w:val="bullet"/>
+      <w:lvlText w:val=""/>
+      <w:lvlJc w:val="left"/>
+      <w:pPr>
+        <w:tabs>
+          <w:tab w:val="num" w:pos="720"/>
+        </w:tabs>
+        <w:ind w:left="720" w:hanging="360"/>
+      </w:pPr>
+      <w:rPr>
+        <w:rFonts w:ascii="Symbol" w:hAnsi="Symbol" w:hint="default"/>
+        <w:sz w:val="20"/>
+      </w:rPr>
+    </w:lvl>
+    <w:lvl w:ilvl="1">
+      <w:start w:val="1"/>
+      <w:numFmt w:val="bullet"/>
+      <w:lvlText w:val="o"/>
+      <w:lvlJc w:val="left"/>
+      <w:pPr>
+        <w:tabs>
+          <w:tab w:val="num" w:pos="1440"/>
+        </w:tabs>
+        <w:ind w:left="1440" w:hanging="360"/>
+      </w:pPr>
+      <w:rPr>
+        <w:rFonts w:ascii="Courier New" w:hAnsi="Courier New" w:hint="default"/>
+        <w:sz w:val="20"/>
+      </w:rPr>
+    </w:lvl>
+    <w:lvl w:ilvl="2" w:tentative="1">
+      <w:start w:val="1"/>
+      <w:numFmt w:val="bullet"/>
+      <w:lvlText w:val=""/>
+      <w:lvlJc w:val="left"/>
+      <w:pPr>
+        <w:tabs>
+          <w:tab w:val="num" w:pos="2160"/>
+        </w:tabs>
+        <w:ind w:left="2160" w:hanging="360"/>
+      </w:pPr>
+      <w:rPr>
+        <w:rFonts w:ascii="Wingdings" w:hAnsi="Wingdings" w:hint="default"/>
+        <w:sz w:val="20"/>
+      </w:rPr>
+    </w:lvl>
+    <w:lvl w:ilvl="3" w:tentative="1">
+      <w:start w:val="1"/>
+      <w:numFmt w:val="bullet"/>
+      <w:lvlText w:val=""/>
+      <w:lvlJc w:val="left"/>
+      <w:pPr>
+        <w:tabs>
+          <w:tab w:val="num" w:pos="2880"/>
+        </w:tabs>
+        <w:ind w:left="2880" w:hanging="360"/>
+      </w:pPr>
+      <w:rPr>
+        <w:rFonts w:ascii="Wingdings" w:hAnsi="Wingdings" w:hint="default"/>
+        <w:sz w:val="20"/>
+      </w:rPr>
+    </w:lvl>
+    <w:lvl w:ilvl="4" w:tentative="1">
+      <w:start w:val="1"/>
+      <w:numFmt w:val="bullet"/>
+      <w:lvlText w:val=""/>
+      <w:lvlJc w:val="left"/>
+      <w:pPr>
+        <w:tabs>
+          <w:tab w:val="num" w:pos="3600"/>
+        </w:tabs>
+        <w:ind w:left="3600" w:hanging="360"/>
+      </w:pPr>
+      <w:rPr>
+        <w:rFonts w:ascii="Wingdings" w:hAnsi="Wingdings" w:hint="default"/>
+        <w:sz w:val="20"/>
+      </w:rPr>
+    </w:lvl>
+    <w:lvl w:ilvl="5" w:tentative="1">
+      <w:start w:val="1"/>
+      <w:numFmt w:val="bullet"/>
+      <w:lvlText w:val=""/>
+      <w:lvlJc w:val="left"/>
+      <w:pPr>
+        <w:tabs>
+          <w:tab w:val="num" w:pos="4320"/>
+        </w:tabs>
+        <w:ind w:left="4320" w:hanging="360"/>
+      </w:pPr>
+      <w:rPr>
+        <w:rFonts w:ascii="Wingdings" w:hAnsi="Wingdings" w:hint="default"/>
+        <w:sz w:val="20"/>
+      </w:rPr>
+    </w:lvl>
+    <w:lvl w:ilvl="6" w:tentative="1">
+      <w:start w:val="1"/>
+      <w:numFmt w:val="bullet"/>
+      <w:lvlText w:val=""/>
+      <w:lvlJc w:val="left"/>
+      <w:pPr>
+        <w:tabs>
+          <w:tab w:val="num" w:pos="5040"/>
+        </w:tabs>
+        <w:ind w:left="5040" w:hanging="360"/>
+      </w:pPr>
+      <w:rPr>
+        <w:rFonts w:ascii="Wingdings" w:hAnsi="Wingdings" w:hint="default"/>
+        <w:sz w:val="20"/>
+      </w:rPr>
+    </w:lvl>
+    <w:lvl w:ilvl="7" w:tentative="1">
+      <w:start w:val="1"/>
+      <w:numFmt w:val="bullet"/>
+      <w:lvlText w:val=""/>
+      <w:lvlJc w:val="left"/>
+      <w:pPr>
+        <w:tabs>
+          <w:tab w:val="num" w:pos="5760"/>
+        </w:tabs>
+        <w:ind w:left="5760" w:hanging="360"/>
+      </w:pPr>
+      <w:rPr>
+        <w:rFonts w:ascii="Wingdings" w:hAnsi="Wingdings" w:hint="default"/>
+        <w:sz w:val="20"/>
+      </w:rPr>
+    </w:lvl>
+    <w:lvl w:ilvl="8" w:tentative="1">
+      <w:start w:val="1"/>
+      <w:numFmt w:val="bullet"/>
+      <w:lvlText w:val=""/>
+      <w:lvlJc w:val="left"/>
+      <w:pPr>
+        <w:tabs>
+          <w:tab w:val="num" w:pos="6480"/>
+        </w:tabs>
+        <w:ind w:left="6480" w:hanging="360"/>
+      </w:pPr>
+      <w:rPr>
+        <w:rFonts w:ascii="Wingdings" w:hAnsi="Wingdings" w:hint="default"/>
+        <w:sz w:val="20"/>
+      </w:rPr>
+    </w:lvl>
+  </w:abstractNum>
+  <w:abstractNum w:abstractNumId="6" w15:restartNumberingAfterBreak="0">
+    <w:nsid w:val="33CE23B0"/>
+    <w:multiLevelType w:val="multilevel"/>
+    <w:tmpl w:val="C4B25D54"/>
+    <w:lvl w:ilvl="0">
+      <w:start w:val="1"/>
+      <w:numFmt w:val="bullet"/>
+      <w:lvlText w:val=""/>
+      <w:lvlJc w:val="left"/>
+      <w:pPr>
+        <w:tabs>
+          <w:tab w:val="num" w:pos="720"/>
+        </w:tabs>
+        <w:ind w:left="720" w:hanging="360"/>
+      </w:pPr>
+      <w:rPr>
+        <w:rFonts w:ascii="Symbol" w:hAnsi="Symbol" w:hint="default"/>
+        <w:sz w:val="20"/>
+      </w:rPr>
+    </w:lvl>
+    <w:lvl w:ilvl="1" w:tentative="1">
+      <w:start w:val="1"/>
+      <w:numFmt w:val="bullet"/>
+      <w:lvlText w:val="o"/>
+      <w:lvlJc w:val="left"/>
+      <w:pPr>
+        <w:tabs>
+          <w:tab w:val="num" w:pos="1440"/>
+        </w:tabs>
+        <w:ind w:left="1440" w:hanging="360"/>
+      </w:pPr>
+      <w:rPr>
+        <w:rFonts w:ascii="Courier New" w:hAnsi="Courier New" w:hint="default"/>
+        <w:sz w:val="20"/>
+      </w:rPr>
+    </w:lvl>
+    <w:lvl w:ilvl="2" w:tentative="1">
+      <w:start w:val="1"/>
+      <w:numFmt w:val="bullet"/>
+      <w:lvlText w:val=""/>
+      <w:lvlJc w:val="left"/>
+      <w:pPr>
+        <w:tabs>
+          <w:tab w:val="num" w:pos="2160"/>
+        </w:tabs>
+        <w:ind w:left="2160" w:hanging="360"/>
+      </w:pPr>
+      <w:rPr>
+        <w:rFonts w:ascii="Wingdings" w:hAnsi="Wingdings" w:hint="default"/>
+        <w:sz w:val="20"/>
+      </w:rPr>
+    </w:lvl>
+    <w:lvl w:ilvl="3" w:tentative="1">
+      <w:start w:val="1"/>
+      <w:numFmt w:val="bullet"/>
+      <w:lvlText w:val=""/>
+      <w:lvlJc w:val="left"/>
+      <w:pPr>
+        <w:tabs>
+          <w:tab w:val="num" w:pos="2880"/>
+        </w:tabs>
+        <w:ind w:left="2880" w:hanging="360"/>
+      </w:pPr>
+      <w:rPr>
+        <w:rFonts w:ascii="Wingdings" w:hAnsi="Wingdings" w:hint="default"/>
+        <w:sz w:val="20"/>
+      </w:rPr>
+    </w:lvl>
+    <w:lvl w:ilvl="4" w:tentative="1">
+      <w:start w:val="1"/>
+      <w:numFmt w:val="bullet"/>
+      <w:lvlText w:val=""/>
+      <w:lvlJc w:val="left"/>
+      <w:pPr>
+        <w:tabs>
+          <w:tab w:val="num" w:pos="3600"/>
+        </w:tabs>
+        <w:ind w:left="3600" w:hanging="360"/>
+      </w:pPr>
+      <w:rPr>
+        <w:rFonts w:ascii="Wingdings" w:hAnsi="Wingdings" w:hint="default"/>
+        <w:sz w:val="20"/>
+      </w:rPr>
+    </w:lvl>
+    <w:lvl w:ilvl="5" w:tentative="1">
+      <w:start w:val="1"/>
+      <w:numFmt w:val="bullet"/>
+      <w:lvlText w:val=""/>
+      <w:lvlJc w:val="left"/>
+      <w:pPr>
+        <w:tabs>
+          <w:tab w:val="num" w:pos="4320"/>
+        </w:tabs>
+        <w:ind w:left="4320" w:hanging="360"/>
+      </w:pPr>
+      <w:rPr>
+        <w:rFonts w:ascii="Wingdings" w:hAnsi="Wingdings" w:hint="default"/>
+        <w:sz w:val="20"/>
+      </w:rPr>
+    </w:lvl>
+    <w:lvl w:ilvl="6" w:tentative="1">
+      <w:start w:val="1"/>
+      <w:numFmt w:val="bullet"/>
+      <w:lvlText w:val=""/>
+      <w:lvlJc w:val="left"/>
+      <w:pPr>
+        <w:tabs>
+          <w:tab w:val="num" w:pos="5040"/>
+        </w:tabs>
+        <w:ind w:left="5040" w:hanging="360"/>
+      </w:pPr>
+      <w:rPr>
+        <w:rFonts w:ascii="Wingdings" w:hAnsi="Wingdings" w:hint="default"/>
+        <w:sz w:val="20"/>
+      </w:rPr>
+    </w:lvl>
+    <w:lvl w:ilvl="7" w:tentative="1">
+      <w:start w:val="1"/>
+      <w:numFmt w:val="bullet"/>
+      <w:lvlText w:val=""/>
+      <w:lvlJc w:val="left"/>
+      <w:pPr>
+        <w:tabs>
+          <w:tab w:val="num" w:pos="5760"/>
+        </w:tabs>
+        <w:ind w:left="5760" w:hanging="360"/>
+      </w:pPr>
+      <w:rPr>
+        <w:rFonts w:ascii="Wingdings" w:hAnsi="Wingdings" w:hint="default"/>
+        <w:sz w:val="20"/>
+      </w:rPr>
+    </w:lvl>
+    <w:lvl w:ilvl="8" w:tentative="1">
+      <w:start w:val="1"/>
+      <w:numFmt w:val="bullet"/>
+      <w:lvlText w:val=""/>
+      <w:lvlJc w:val="left"/>
+      <w:pPr>
+        <w:tabs>
+          <w:tab w:val="num" w:pos="6480"/>
+        </w:tabs>
+        <w:ind w:left="6480" w:hanging="360"/>
+      </w:pPr>
+      <w:rPr>
+        <w:rFonts w:ascii="Wingdings" w:hAnsi="Wingdings" w:hint="default"/>
+        <w:sz w:val="20"/>
+      </w:rPr>
+    </w:lvl>
+  </w:abstractNum>
+  <w:abstractNum w:abstractNumId="7" w15:restartNumberingAfterBreak="0">
+    <w:nsid w:val="378653DB"/>
+    <w:multiLevelType w:val="multilevel"/>
+    <w:tmpl w:val="960A9108"/>
+    <w:lvl w:ilvl="0">
+      <w:start w:val="1"/>
+      <w:numFmt w:val="bullet"/>
+      <w:lvlText w:val=""/>
+      <w:lvlJc w:val="left"/>
+      <w:pPr>
+        <w:tabs>
+          <w:tab w:val="num" w:pos="720"/>
+        </w:tabs>
+        <w:ind w:left="720" w:hanging="360"/>
+      </w:pPr>
+      <w:rPr>
+        <w:rFonts w:ascii="Symbol" w:hAnsi="Symbol" w:hint="default"/>
+        <w:sz w:val="20"/>
+      </w:rPr>
+    </w:lvl>
+    <w:lvl w:ilvl="1" w:tentative="1">
+      <w:start w:val="1"/>
+      <w:numFmt w:val="bullet"/>
+      <w:lvlText w:val="o"/>
+      <w:lvlJc w:val="left"/>
+      <w:pPr>
+        <w:tabs>
+          <w:tab w:val="num" w:pos="1440"/>
+        </w:tabs>
+        <w:ind w:left="1440" w:hanging="360"/>
+      </w:pPr>
+      <w:rPr>
+        <w:rFonts w:ascii="Courier New" w:hAnsi="Courier New" w:hint="default"/>
+        <w:sz w:val="20"/>
+      </w:rPr>
+    </w:lvl>
+    <w:lvl w:ilvl="2" w:tentative="1">
+      <w:start w:val="1"/>
+      <w:numFmt w:val="bullet"/>
+      <w:lvlText w:val=""/>
+      <w:lvlJc w:val="left"/>
+      <w:pPr>
+        <w:tabs>
+          <w:tab w:val="num" w:pos="2160"/>
+        </w:tabs>
+        <w:ind w:left="2160" w:hanging="360"/>
+      </w:pPr>
+      <w:rPr>
+        <w:rFonts w:ascii="Wingdings" w:hAnsi="Wingdings" w:hint="default"/>
+        <w:sz w:val="20"/>
+      </w:rPr>
+    </w:lvl>
+    <w:lvl w:ilvl="3" w:tentative="1">
+      <w:start w:val="1"/>
+      <w:numFmt w:val="bullet"/>
+      <w:lvlText w:val=""/>
+      <w:lvlJc w:val="left"/>
+      <w:pPr>
+        <w:tabs>
+          <w:tab w:val="num" w:pos="2880"/>
+        </w:tabs>
+        <w:ind w:left="2880" w:hanging="360"/>
+      </w:pPr>
+      <w:rPr>
+        <w:rFonts w:ascii="Wingdings" w:hAnsi="Wingdings" w:hint="default"/>
+        <w:sz w:val="20"/>
+      </w:rPr>
+    </w:lvl>
+    <w:lvl w:ilvl="4" w:tentative="1">
+      <w:start w:val="1"/>
+      <w:numFmt w:val="bullet"/>
+      <w:lvlText w:val=""/>
+      <w:lvlJc w:val="left"/>
+      <w:pPr>
+        <w:tabs>
+          <w:tab w:val="num" w:pos="3600"/>
+        </w:tabs>
+        <w:ind w:left="3600" w:hanging="360"/>
+      </w:pPr>
+      <w:rPr>
+        <w:rFonts w:ascii="Wingdings" w:hAnsi="Wingdings" w:hint="default"/>
+        <w:sz w:val="20"/>
+      </w:rPr>
+    </w:lvl>
+    <w:lvl w:ilvl="5" w:tentative="1">
+      <w:start w:val="1"/>
+      <w:numFmt w:val="bullet"/>
+      <w:lvlText w:val=""/>
+      <w:lvlJc w:val="left"/>
+      <w:pPr>
+        <w:tabs>
+          <w:tab w:val="num" w:pos="4320"/>
+        </w:tabs>
+        <w:ind w:left="4320" w:hanging="360"/>
+      </w:pPr>
+      <w:rPr>
+        <w:rFonts w:ascii="Wingdings" w:hAnsi="Wingdings" w:hint="default"/>
+        <w:sz w:val="20"/>
+      </w:rPr>
+    </w:lvl>
+    <w:lvl w:ilvl="6" w:tentative="1">
+      <w:start w:val="1"/>
+      <w:numFmt w:val="bullet"/>
+      <w:lvlText w:val=""/>
+      <w:lvlJc w:val="left"/>
+      <w:pPr>
+        <w:tabs>
+          <w:tab w:val="num" w:pos="5040"/>
+        </w:tabs>
+        <w:ind w:left="5040" w:hanging="360"/>
+      </w:pPr>
+      <w:rPr>
+        <w:rFonts w:ascii="Wingdings" w:hAnsi="Wingdings" w:hint="default"/>
+        <w:sz w:val="20"/>
+      </w:rPr>
+    </w:lvl>
+    <w:lvl w:ilvl="7" w:tentative="1">
+      <w:start w:val="1"/>
+      <w:numFmt w:val="bullet"/>
+      <w:lvlText w:val=""/>
+      <w:lvlJc w:val="left"/>
+      <w:pPr>
+        <w:tabs>
+          <w:tab w:val="num" w:pos="5760"/>
+        </w:tabs>
+        <w:ind w:left="5760" w:hanging="360"/>
+      </w:pPr>
+      <w:rPr>
+        <w:rFonts w:ascii="Wingdings" w:hAnsi="Wingdings" w:hint="default"/>
+        <w:sz w:val="20"/>
+      </w:rPr>
+    </w:lvl>
+    <w:lvl w:ilvl="8" w:tentative="1">
+      <w:start w:val="1"/>
+      <w:numFmt w:val="bullet"/>
+      <w:lvlText w:val=""/>
+      <w:lvlJc w:val="left"/>
+      <w:pPr>
+        <w:tabs>
+          <w:tab w:val="num" w:pos="6480"/>
+        </w:tabs>
+        <w:ind w:left="6480" w:hanging="360"/>
+      </w:pPr>
+      <w:rPr>
+        <w:rFonts w:ascii="Wingdings" w:hAnsi="Wingdings" w:hint="default"/>
+        <w:sz w:val="20"/>
+      </w:rPr>
+    </w:lvl>
+  </w:abstractNum>
+  <w:abstractNum w:abstractNumId="8" w15:restartNumberingAfterBreak="0">
+    <w:nsid w:val="4FB467F2"/>
+    <w:multiLevelType w:val="multilevel"/>
+    <w:tmpl w:val="01EC2ADE"/>
+    <w:lvl w:ilvl="0">
+      <w:start w:val="1"/>
+      <w:numFmt w:val="bullet"/>
+      <w:lvlText w:val=""/>
+      <w:lvlJc w:val="left"/>
+      <w:pPr>
+        <w:tabs>
+          <w:tab w:val="num" w:pos="720"/>
+        </w:tabs>
+        <w:ind w:left="720" w:hanging="360"/>
+      </w:pPr>
+      <w:rPr>
+        <w:rFonts w:ascii="Symbol" w:hAnsi="Symbol" w:hint="default"/>
+        <w:sz w:val="20"/>
+      </w:rPr>
+    </w:lvl>
+    <w:lvl w:ilvl="1" w:tentative="1">
+      <w:start w:val="1"/>
+      <w:numFmt w:val="bullet"/>
+      <w:lvlText w:val="o"/>
+      <w:lvlJc w:val="left"/>
+      <w:pPr>
+        <w:tabs>
+          <w:tab w:val="num" w:pos="1440"/>
+        </w:tabs>
+        <w:ind w:left="1440" w:hanging="360"/>
+      </w:pPr>
+      <w:rPr>
+        <w:rFonts w:ascii="Courier New" w:hAnsi="Courier New" w:hint="default"/>
+        <w:sz w:val="20"/>
+      </w:rPr>
+    </w:lvl>
+    <w:lvl w:ilvl="2" w:tentative="1">
+      <w:start w:val="1"/>
+      <w:numFmt w:val="bullet"/>
+      <w:lvlText w:val=""/>
+      <w:lvlJc w:val="left"/>
+      <w:pPr>
+        <w:tabs>
+          <w:tab w:val="num" w:pos="2160"/>
+        </w:tabs>
+        <w:ind w:left="2160" w:hanging="360"/>
+      </w:pPr>
+      <w:rPr>
+        <w:rFonts w:ascii="Wingdings" w:hAnsi="Wingdings" w:hint="default"/>
+        <w:sz w:val="20"/>
+      </w:rPr>
+    </w:lvl>
+    <w:lvl w:ilvl="3" w:tentative="1">
+      <w:start w:val="1"/>
+      <w:numFmt w:val="bullet"/>
+      <w:lvlText w:val=""/>
+      <w:lvlJc w:val="left"/>
+      <w:pPr>
+        <w:tabs>
+          <w:tab w:val="num" w:pos="2880"/>
+        </w:tabs>
+        <w:ind w:left="2880" w:hanging="360"/>
+      </w:pPr>
+      <w:rPr>
+        <w:rFonts w:ascii="Wingdings" w:hAnsi="Wingdings" w:hint="default"/>
+        <w:sz w:val="20"/>
+      </w:rPr>
+    </w:lvl>
+    <w:lvl w:ilvl="4" w:tentative="1">
+      <w:start w:val="1"/>
+      <w:numFmt w:val="bullet"/>
+      <w:lvlText w:val=""/>
+      <w:lvlJc w:val="left"/>
+      <w:pPr>
+        <w:tabs>
+          <w:tab w:val="num" w:pos="3600"/>
+        </w:tabs>
+        <w:ind w:left="3600" w:hanging="360"/>
+      </w:pPr>
+      <w:rPr>
+        <w:rFonts w:ascii="Wingdings" w:hAnsi="Wingdings" w:hint="default"/>
+        <w:sz w:val="20"/>
+      </w:rPr>
+    </w:lvl>
+    <w:lvl w:ilvl="5" w:tentative="1">
+      <w:start w:val="1"/>
+      <w:numFmt w:val="bullet"/>
+      <w:lvlText w:val=""/>
+      <w:lvlJc w:val="left"/>
+      <w:pPr>
+        <w:tabs>
+          <w:tab w:val="num" w:pos="4320"/>
+        </w:tabs>
+        <w:ind w:left="4320" w:hanging="360"/>
+      </w:pPr>
+      <w:rPr>
+        <w:rFonts w:ascii="Wingdings" w:hAnsi="Wingdings" w:hint="default"/>
+        <w:sz w:val="20"/>
+      </w:rPr>
+    </w:lvl>
+    <w:lvl w:ilvl="6" w:tentative="1">
+      <w:start w:val="1"/>
+      <w:numFmt w:val="bullet"/>
+      <w:lvlText w:val=""/>
+      <w:lvlJc w:val="left"/>
+      <w:pPr>
+        <w:tabs>
+          <w:tab w:val="num" w:pos="5040"/>
+        </w:tabs>
+        <w:ind w:left="5040" w:hanging="360"/>
+      </w:pPr>
+      <w:rPr>
+        <w:rFonts w:ascii="Wingdings" w:hAnsi="Wingdings" w:hint="default"/>
+        <w:sz w:val="20"/>
+      </w:rPr>
+    </w:lvl>
+    <w:lvl w:ilvl="7" w:tentative="1">
+      <w:start w:val="1"/>
+      <w:numFmt w:val="bullet"/>
+      <w:lvlText w:val=""/>
+      <w:lvlJc w:val="left"/>
+      <w:pPr>
+        <w:tabs>
+          <w:tab w:val="num" w:pos="5760"/>
+        </w:tabs>
+        <w:ind w:left="5760" w:hanging="360"/>
+      </w:pPr>
+      <w:rPr>
+        <w:rFonts w:ascii="Wingdings" w:hAnsi="Wingdings" w:hint="default"/>
+        <w:sz w:val="20"/>
+      </w:rPr>
+    </w:lvl>
+    <w:lvl w:ilvl="8" w:tentative="1">
+      <w:start w:val="1"/>
+      <w:numFmt w:val="bullet"/>
+      <w:lvlText w:val=""/>
+      <w:lvlJc w:val="left"/>
+      <w:pPr>
+        <w:tabs>
+          <w:tab w:val="num" w:pos="6480"/>
+        </w:tabs>
+        <w:ind w:left="6480" w:hanging="360"/>
+      </w:pPr>
+      <w:rPr>
+        <w:rFonts w:ascii="Wingdings" w:hAnsi="Wingdings" w:hint="default"/>
+        <w:sz w:val="20"/>
+      </w:rPr>
+    </w:lvl>
+  </w:abstractNum>
+  <w:abstractNum w:abstractNumId="9" w15:restartNumberingAfterBreak="0">
+    <w:nsid w:val="55B12043"/>
+    <w:multiLevelType w:val="multilevel"/>
+    <w:tmpl w:val="A98E4A34"/>
+    <w:lvl w:ilvl="0">
+      <w:start w:val="1"/>
+      <w:numFmt w:val="decimal"/>
+      <w:lvlText w:val="%1."/>
+      <w:lvlJc w:val="left"/>
+      <w:pPr>
+        <w:tabs>
+          <w:tab w:val="num" w:pos="720"/>
+        </w:tabs>
+        <w:ind w:left="720" w:hanging="360"/>
+      </w:pPr>
+    </w:lvl>
+    <w:lvl w:ilvl="1" w:tentative="1">
+      <w:start w:val="1"/>
+      <w:numFmt w:val="decimal"/>
+      <w:lvlText w:val="%2."/>
+      <w:lvlJc w:val="left"/>
+      <w:pPr>
+        <w:tabs>
+          <w:tab w:val="num" w:pos="1440"/>
+        </w:tabs>
+        <w:ind w:left="1440" w:hanging="360"/>
+      </w:pPr>
+    </w:lvl>
+    <w:lvl w:ilvl="2" w:tentative="1">
+      <w:start w:val="1"/>
+      <w:numFmt w:val="decimal"/>
+      <w:lvlText w:val="%3."/>
+      <w:lvlJc w:val="left"/>
+      <w:pPr>
+        <w:tabs>
+          <w:tab w:val="num" w:pos="2160"/>
+        </w:tabs>
+        <w:ind w:left="2160" w:hanging="360"/>
+      </w:pPr>
+    </w:lvl>
+    <w:lvl w:ilvl="3" w:tentative="1">
+      <w:start w:val="1"/>
+      <w:numFmt w:val="decimal"/>
+      <w:lvlText w:val="%4."/>
+      <w:lvlJc w:val="left"/>
+      <w:pPr>
+        <w:tabs>
+          <w:tab w:val="num" w:pos="2880"/>
+        </w:tabs>
+        <w:ind w:left="2880" w:hanging="360"/>
+      </w:pPr>
+    </w:lvl>
+    <w:lvl w:ilvl="4" w:tentative="1">
+      <w:start w:val="1"/>
+      <w:numFmt w:val="decimal"/>
+      <w:lvlText w:val="%5."/>
+      <w:lvlJc w:val="left"/>
+      <w:pPr>
+        <w:tabs>
+          <w:tab w:val="num" w:pos="3600"/>
+        </w:tabs>
+        <w:ind w:left="3600" w:hanging="360"/>
+      </w:pPr>
+    </w:lvl>
+    <w:lvl w:ilvl="5" w:tentative="1">
+      <w:start w:val="1"/>
+      <w:numFmt w:val="decimal"/>
+      <w:lvlText w:val="%6."/>
+      <w:lvlJc w:val="left"/>
+      <w:pPr>
+        <w:tabs>
+          <w:tab w:val="num" w:pos="4320"/>
+        </w:tabs>
+        <w:ind w:left="4320" w:hanging="360"/>
+      </w:pPr>
+    </w:lvl>
+    <w:lvl w:ilvl="6" w:tentative="1">
+      <w:start w:val="1"/>
+      <w:numFmt w:val="decimal"/>
+      <w:lvlText w:val="%7."/>
+      <w:lvlJc w:val="left"/>
+      <w:pPr>
+        <w:tabs>
+          <w:tab w:val="num" w:pos="5040"/>
+        </w:tabs>
+        <w:ind w:left="5040" w:hanging="360"/>
+      </w:pPr>
+    </w:lvl>
+    <w:lvl w:ilvl="7" w:tentative="1">
+      <w:start w:val="1"/>
+      <w:numFmt w:val="decimal"/>
+      <w:lvlText w:val="%8."/>
+      <w:lvlJc w:val="left"/>
+      <w:pPr>
+        <w:tabs>
+          <w:tab w:val="num" w:pos="5760"/>
+        </w:tabs>
+        <w:ind w:left="5760" w:hanging="360"/>
+      </w:pPr>
+    </w:lvl>
+    <w:lvl w:ilvl="8" w:tentative="1">
+      <w:start w:val="1"/>
+      <w:numFmt w:val="decimal"/>
+      <w:lvlText w:val="%9."/>
+      <w:lvlJc w:val="left"/>
+      <w:pPr>
+        <w:tabs>
+          <w:tab w:val="num" w:pos="6480"/>
+        </w:tabs>
+        <w:ind w:left="6480" w:hanging="360"/>
+      </w:pPr>
+    </w:lvl>
+  </w:abstractNum>
+  <w:abstractNum w:abstractNumId="10" w15:restartNumberingAfterBreak="0">
+    <w:nsid w:val="5A536F50"/>
+    <w:multiLevelType w:val="multilevel"/>
+    <w:tmpl w:val="5510E1EA"/>
+    <w:lvl w:ilvl="0">
+      <w:start w:val="1"/>
+      <w:numFmt w:val="bullet"/>
+      <w:lvlText w:val=""/>
+      <w:lvlJc w:val="left"/>
+      <w:pPr>
+        <w:tabs>
+          <w:tab w:val="num" w:pos="720"/>
+        </w:tabs>
+        <w:ind w:left="720" w:hanging="360"/>
+      </w:pPr>
+      <w:rPr>
+        <w:rFonts w:ascii="Symbol" w:hAnsi="Symbol" w:hint="default"/>
+        <w:sz w:val="20"/>
+      </w:rPr>
+    </w:lvl>
+    <w:lvl w:ilvl="1" w:tentative="1">
+      <w:start w:val="1"/>
+      <w:numFmt w:val="bullet"/>
+      <w:lvlText w:val="o"/>
+      <w:lvlJc w:val="left"/>
+      <w:pPr>
+        <w:tabs>
+          <w:tab w:val="num" w:pos="1440"/>
+        </w:tabs>
+        <w:ind w:left="1440" w:hanging="360"/>
+      </w:pPr>
+      <w:rPr>
+        <w:rFonts w:ascii="Courier New" w:hAnsi="Courier New" w:hint="default"/>
+        <w:sz w:val="20"/>
+      </w:rPr>
+    </w:lvl>
+    <w:lvl w:ilvl="2" w:tentative="1">
+      <w:start w:val="1"/>
+      <w:numFmt w:val="bullet"/>
+      <w:lvlText w:val=""/>
+      <w:lvlJc w:val="left"/>
+      <w:pPr>
+        <w:tabs>
+          <w:tab w:val="num" w:pos="2160"/>
+        </w:tabs>
+        <w:ind w:left="2160" w:hanging="360"/>
+      </w:pPr>
+      <w:rPr>
+        <w:rFonts w:ascii="Wingdings" w:hAnsi="Wingdings" w:hint="default"/>
+        <w:sz w:val="20"/>
+      </w:rPr>
+    </w:lvl>
+    <w:lvl w:ilvl="3" w:tentative="1">
+      <w:start w:val="1"/>
+      <w:numFmt w:val="bullet"/>
+      <w:lvlText w:val=""/>
+      <w:lvlJc w:val="left"/>
+      <w:pPr>
+        <w:tabs>
+          <w:tab w:val="num" w:pos="2880"/>
+        </w:tabs>
+        <w:ind w:left="2880" w:hanging="360"/>
+      </w:pPr>
+      <w:rPr>
+        <w:rFonts w:ascii="Wingdings" w:hAnsi="Wingdings" w:hint="default"/>
+        <w:sz w:val="20"/>
+      </w:rPr>
+    </w:lvl>
+    <w:lvl w:ilvl="4" w:tentative="1">
+      <w:start w:val="1"/>
+      <w:numFmt w:val="bullet"/>
+      <w:lvlText w:val=""/>
+      <w:lvlJc w:val="left"/>
+      <w:pPr>
+        <w:tabs>
+          <w:tab w:val="num" w:pos="3600"/>
+        </w:tabs>
+        <w:ind w:left="3600" w:hanging="360"/>
+      </w:pPr>
+      <w:rPr>
+        <w:rFonts w:ascii="Wingdings" w:hAnsi="Wingdings" w:hint="default"/>
+        <w:sz w:val="20"/>
+      </w:rPr>
+    </w:lvl>
+    <w:lvl w:ilvl="5" w:tentative="1">
+      <w:start w:val="1"/>
+      <w:numFmt w:val="bullet"/>
+      <w:lvlText w:val=""/>
+      <w:lvlJc w:val="left"/>
+      <w:pPr>
+        <w:tabs>
+          <w:tab w:val="num" w:pos="4320"/>
+        </w:tabs>
+        <w:ind w:left="4320" w:hanging="360"/>
+      </w:pPr>
+      <w:rPr>
+        <w:rFonts w:ascii="Wingdings" w:hAnsi="Wingdings" w:hint="default"/>
+        <w:sz w:val="20"/>
+      </w:rPr>
+    </w:lvl>
+    <w:lvl w:ilvl="6" w:tentative="1">
+      <w:start w:val="1"/>
+      <w:numFmt w:val="bullet"/>
+      <w:lvlText w:val=""/>
+      <w:lvlJc w:val="left"/>
+      <w:pPr>
+        <w:tabs>
+          <w:tab w:val="num" w:pos="5040"/>
+        </w:tabs>
+        <w:ind w:left="5040" w:hanging="360"/>
+      </w:pPr>
+      <w:rPr>
+        <w:rFonts w:ascii="Wingdings" w:hAnsi="Wingdings" w:hint="default"/>
+        <w:sz w:val="20"/>
+      </w:rPr>
+    </w:lvl>
+    <w:lvl w:ilvl="7" w:tentative="1">
+      <w:start w:val="1"/>
+      <w:numFmt w:val="bullet"/>
+      <w:lvlText w:val=""/>
+      <w:lvlJc w:val="left"/>
+      <w:pPr>
+        <w:tabs>
+          <w:tab w:val="num" w:pos="5760"/>
+        </w:tabs>
+        <w:ind w:left="5760" w:hanging="360"/>
+      </w:pPr>
+      <w:rPr>
+        <w:rFonts w:ascii="Wingdings" w:hAnsi="Wingdings" w:hint="default"/>
+        <w:sz w:val="20"/>
+      </w:rPr>
+    </w:lvl>
+    <w:lvl w:ilvl="8" w:tentative="1">
+      <w:start w:val="1"/>
+      <w:numFmt w:val="bullet"/>
+      <w:lvlText w:val=""/>
+      <w:lvlJc w:val="left"/>
+      <w:pPr>
+        <w:tabs>
+          <w:tab w:val="num" w:pos="6480"/>
+        </w:tabs>
+        <w:ind w:left="6480" w:hanging="360"/>
+      </w:pPr>
+      <w:rPr>
+        <w:rFonts w:ascii="Wingdings" w:hAnsi="Wingdings" w:hint="default"/>
+        <w:sz w:val="20"/>
+      </w:rPr>
+    </w:lvl>
+  </w:abstractNum>
+  <w:abstractNum w:abstractNumId="11" w15:restartNumberingAfterBreak="0">
+    <w:nsid w:val="5DC3592D"/>
+    <w:multiLevelType w:val="multilevel"/>
+    <w:tmpl w:val="ACFE240A"/>
+    <w:lvl w:ilvl="0">
+      <w:start w:val="1"/>
+      <w:numFmt w:val="bullet"/>
+      <w:lvlText w:val=""/>
+      <w:lvlJc w:val="left"/>
+      <w:pPr>
+        <w:tabs>
+          <w:tab w:val="num" w:pos="720"/>
+        </w:tabs>
+        <w:ind w:left="720" w:hanging="360"/>
+      </w:pPr>
+      <w:rPr>
+        <w:rFonts w:ascii="Symbol" w:hAnsi="Symbol" w:hint="default"/>
+        <w:sz w:val="20"/>
+      </w:rPr>
+    </w:lvl>
+    <w:lvl w:ilvl="1" w:tentative="1">
+      <w:start w:val="1"/>
+      <w:numFmt w:val="bullet"/>
+      <w:lvlText w:val="o"/>
+      <w:lvlJc w:val="left"/>
+      <w:pPr>
+        <w:tabs>
+          <w:tab w:val="num" w:pos="1440"/>
+        </w:tabs>
+        <w:ind w:left="1440" w:hanging="360"/>
+      </w:pPr>
+      <w:rPr>
+        <w:rFonts w:ascii="Courier New" w:hAnsi="Courier New" w:hint="default"/>
+        <w:sz w:val="20"/>
+      </w:rPr>
+    </w:lvl>
+    <w:lvl w:ilvl="2" w:tentative="1">
+      <w:start w:val="1"/>
+      <w:numFmt w:val="bullet"/>
+      <w:lvlText w:val=""/>
+      <w:lvlJc w:val="left"/>
+      <w:pPr>
+        <w:tabs>
+          <w:tab w:val="num" w:pos="2160"/>
+        </w:tabs>
+        <w:ind w:left="2160" w:hanging="360"/>
+      </w:pPr>
+      <w:rPr>
+        <w:rFonts w:ascii="Wingdings" w:hAnsi="Wingdings" w:hint="default"/>
+        <w:sz w:val="20"/>
+      </w:rPr>
+    </w:lvl>
+    <w:lvl w:ilvl="3" w:tentative="1">
+      <w:start w:val="1"/>
+      <w:numFmt w:val="bullet"/>
+      <w:lvlText w:val=""/>
+      <w:lvlJc w:val="left"/>
+      <w:pPr>
+        <w:tabs>
+          <w:tab w:val="num" w:pos="2880"/>
+        </w:tabs>
+        <w:ind w:left="2880" w:hanging="360"/>
+      </w:pPr>
+      <w:rPr>
+        <w:rFonts w:ascii="Wingdings" w:hAnsi="Wingdings" w:hint="default"/>
+        <w:sz w:val="20"/>
+      </w:rPr>
+    </w:lvl>
+    <w:lvl w:ilvl="4" w:tentative="1">
+      <w:start w:val="1"/>
+      <w:numFmt w:val="bullet"/>
+      <w:lvlText w:val=""/>
+      <w:lvlJc w:val="left"/>
+      <w:pPr>
+        <w:tabs>
+          <w:tab w:val="num" w:pos="3600"/>
+        </w:tabs>
+        <w:ind w:left="3600" w:hanging="360"/>
+      </w:pPr>
+      <w:rPr>
+        <w:rFonts w:ascii="Wingdings" w:hAnsi="Wingdings" w:hint="default"/>
+        <w:sz w:val="20"/>
+      </w:rPr>
+    </w:lvl>
+    <w:lvl w:ilvl="5" w:tentative="1">
+      <w:start w:val="1"/>
+      <w:numFmt w:val="bullet"/>
+      <w:lvlText w:val=""/>
+      <w:lvlJc w:val="left"/>
+      <w:pPr>
+        <w:tabs>
+          <w:tab w:val="num" w:pos="4320"/>
+        </w:tabs>
+        <w:ind w:left="4320" w:hanging="360"/>
+      </w:pPr>
+      <w:rPr>
+        <w:rFonts w:ascii="Wingdings" w:hAnsi="Wingdings" w:hint="default"/>
+        <w:sz w:val="20"/>
+      </w:rPr>
+    </w:lvl>
+    <w:lvl w:ilvl="6" w:tentative="1">
+      <w:start w:val="1"/>
+      <w:numFmt w:val="bullet"/>
+      <w:lvlText w:val=""/>
+      <w:lvlJc w:val="left"/>
+      <w:pPr>
+        <w:tabs>
+          <w:tab w:val="num" w:pos="5040"/>
+        </w:tabs>
+        <w:ind w:left="5040" w:hanging="360"/>
+      </w:pPr>
+      <w:rPr>
+        <w:rFonts w:ascii="Wingdings" w:hAnsi="Wingdings" w:hint="default"/>
+        <w:sz w:val="20"/>
+      </w:rPr>
+    </w:lvl>
+    <w:lvl w:ilvl="7" w:tentative="1">
+      <w:start w:val="1"/>
+      <w:numFmt w:val="bullet"/>
+      <w:lvlText w:val=""/>
+      <w:lvlJc w:val="left"/>
+      <w:pPr>
+        <w:tabs>
+          <w:tab w:val="num" w:pos="5760"/>
+        </w:tabs>
+        <w:ind w:left="5760" w:hanging="360"/>
+      </w:pPr>
+      <w:rPr>
+        <w:rFonts w:ascii="Wingdings" w:hAnsi="Wingdings" w:hint="default"/>
+        <w:sz w:val="20"/>
+      </w:rPr>
+    </w:lvl>
+    <w:lvl w:ilvl="8" w:tentative="1">
+      <w:start w:val="1"/>
+      <w:numFmt w:val="bullet"/>
+      <w:lvlText w:val=""/>
+      <w:lvlJc w:val="left"/>
+      <w:pPr>
+        <w:tabs>
+          <w:tab w:val="num" w:pos="6480"/>
+        </w:tabs>
+        <w:ind w:left="6480" w:hanging="360"/>
+      </w:pPr>
+      <w:rPr>
+        <w:rFonts w:ascii="Wingdings" w:hAnsi="Wingdings" w:hint="default"/>
+        <w:sz w:val="20"/>
+      </w:rPr>
+    </w:lvl>
+  </w:abstractNum>
+  <w:abstractNum w:abstractNumId="12" w15:restartNumberingAfterBreak="0">
+    <w:nsid w:val="709E3AC5"/>
+    <w:multiLevelType w:val="multilevel"/>
+    <w:tmpl w:val="8898C4BE"/>
+    <w:lvl w:ilvl="0">
+      <w:start w:val="1"/>
+      <w:numFmt w:val="bullet"/>
+      <w:lvlText w:val=""/>
+      <w:lvlJc w:val="left"/>
+      <w:pPr>
+        <w:tabs>
+          <w:tab w:val="num" w:pos="720"/>
+        </w:tabs>
+        <w:ind w:left="720" w:hanging="360"/>
+      </w:pPr>
+      <w:rPr>
+        <w:rFonts w:ascii="Symbol" w:hAnsi="Symbol" w:hint="default"/>
+        <w:sz w:val="20"/>
+      </w:rPr>
+    </w:lvl>
+    <w:lvl w:ilvl="1" w:tentative="1">
+      <w:start w:val="1"/>
+      <w:numFmt w:val="bullet"/>
+      <w:lvlText w:val="o"/>
+      <w:lvlJc w:val="left"/>
+      <w:pPr>
+        <w:tabs>
+          <w:tab w:val="num" w:pos="1440"/>
+        </w:tabs>
+        <w:ind w:left="1440" w:hanging="360"/>
+      </w:pPr>
+      <w:rPr>
+        <w:rFonts w:ascii="Courier New" w:hAnsi="Courier New" w:hint="default"/>
+        <w:sz w:val="20"/>
+      </w:rPr>
+    </w:lvl>
+    <w:lvl w:ilvl="2" w:tentative="1">
+      <w:start w:val="1"/>
+      <w:numFmt w:val="bullet"/>
+      <w:lvlText w:val=""/>
+      <w:lvlJc w:val="left"/>
+      <w:pPr>
+        <w:tabs>
+          <w:tab w:val="num" w:pos="2160"/>
+        </w:tabs>
+        <w:ind w:left="2160" w:hanging="360"/>
+      </w:pPr>
+      <w:rPr>
+        <w:rFonts w:ascii="Wingdings" w:hAnsi="Wingdings" w:hint="default"/>
+        <w:sz w:val="20"/>
+      </w:rPr>
+    </w:lvl>
+    <w:lvl w:ilvl="3" w:tentative="1">
+      <w:start w:val="1"/>
+      <w:numFmt w:val="bullet"/>
+      <w:lvlText w:val=""/>
+      <w:lvlJc w:val="left"/>
+      <w:pPr>
+        <w:tabs>
+          <w:tab w:val="num" w:pos="2880"/>
+        </w:tabs>
+        <w:ind w:left="2880" w:hanging="360"/>
+      </w:pPr>
+      <w:rPr>
+        <w:rFonts w:ascii="Wingdings" w:hAnsi="Wingdings" w:hint="default"/>
+        <w:sz w:val="20"/>
+      </w:rPr>
+    </w:lvl>
+    <w:lvl w:ilvl="4" w:tentative="1">
+      <w:start w:val="1"/>
+      <w:numFmt w:val="bullet"/>
+      <w:lvlText w:val=""/>
+      <w:lvlJc w:val="left"/>
+      <w:pPr>
+        <w:tabs>
+          <w:tab w:val="num" w:pos="3600"/>
+        </w:tabs>
+        <w:ind w:left="3600" w:hanging="360"/>
+      </w:pPr>
+      <w:rPr>
+        <w:rFonts w:ascii="Wingdings" w:hAnsi="Wingdings" w:hint="default"/>
+        <w:sz w:val="20"/>
+      </w:rPr>
+    </w:lvl>
+    <w:lvl w:ilvl="5" w:tentative="1">
+      <w:start w:val="1"/>
+      <w:numFmt w:val="bullet"/>
+      <w:lvlText w:val=""/>
+      <w:lvlJc w:val="left"/>
+      <w:pPr>
+        <w:tabs>
+          <w:tab w:val="num" w:pos="4320"/>
+        </w:tabs>
+        <w:ind w:left="4320" w:hanging="360"/>
+      </w:pPr>
+      <w:rPr>
+        <w:rFonts w:ascii="Wingdings" w:hAnsi="Wingdings" w:hint="default"/>
+        <w:sz w:val="20"/>
+      </w:rPr>
+    </w:lvl>
+    <w:lvl w:ilvl="6" w:tentative="1">
+      <w:start w:val="1"/>
+      <w:numFmt w:val="bullet"/>
+      <w:lvlText w:val=""/>
+      <w:lvlJc w:val="left"/>
+      <w:pPr>
+        <w:tabs>
+          <w:tab w:val="num" w:pos="5040"/>
+        </w:tabs>
+        <w:ind w:left="5040" w:hanging="360"/>
+      </w:pPr>
+      <w:rPr>
+        <w:rFonts w:ascii="Wingdings" w:hAnsi="Wingdings" w:hint="default"/>
+        <w:sz w:val="20"/>
+      </w:rPr>
+    </w:lvl>
+    <w:lvl w:ilvl="7" w:tentative="1">
+      <w:start w:val="1"/>
+      <w:numFmt w:val="bullet"/>
+      <w:lvlText w:val=""/>
+      <w:lvlJc w:val="left"/>
+      <w:pPr>
+        <w:tabs>
+          <w:tab w:val="num" w:pos="5760"/>
+        </w:tabs>
+        <w:ind w:left="5760" w:hanging="360"/>
+      </w:pPr>
+      <w:rPr>
+        <w:rFonts w:ascii="Wingdings" w:hAnsi="Wingdings" w:hint="default"/>
+        <w:sz w:val="20"/>
+      </w:rPr>
+    </w:lvl>
+    <w:lvl w:ilvl="8" w:tentative="1">
+      <w:start w:val="1"/>
+      <w:numFmt w:val="bullet"/>
+      <w:lvlText w:val=""/>
+      <w:lvlJc w:val="left"/>
+      <w:pPr>
+        <w:tabs>
+          <w:tab w:val="num" w:pos="6480"/>
+        </w:tabs>
+        <w:ind w:left="6480" w:hanging="360"/>
+      </w:pPr>
+      <w:rPr>
+        <w:rFonts w:ascii="Wingdings" w:hAnsi="Wingdings" w:hint="default"/>
+        <w:sz w:val="20"/>
+      </w:rPr>
+    </w:lvl>
+  </w:abstractNum>
+  <w:abstractNum w:abstractNumId="13" w15:restartNumberingAfterBreak="0">
+    <w:nsid w:val="76A84C5E"/>
+    <w:multiLevelType w:val="multilevel"/>
+    <w:tmpl w:val="D4D6B0FC"/>
+    <w:lvl w:ilvl="0">
+      <w:start w:val="1"/>
+      <w:numFmt w:val="bullet"/>
+      <w:lvlText w:val=""/>
+      <w:lvlJc w:val="left"/>
+      <w:pPr>
+        <w:tabs>
+          <w:tab w:val="num" w:pos="720"/>
+        </w:tabs>
+        <w:ind w:left="720" w:hanging="360"/>
+      </w:pPr>
+      <w:rPr>
+        <w:rFonts w:ascii="Symbol" w:hAnsi="Symbol" w:hint="default"/>
+        <w:sz w:val="20"/>
+      </w:rPr>
+    </w:lvl>
+    <w:lvl w:ilvl="1" w:tentative="1">
+      <w:start w:val="1"/>
+      <w:numFmt w:val="bullet"/>
+      <w:lvlText w:val="o"/>
+      <w:lvlJc w:val="left"/>
+      <w:pPr>
+        <w:tabs>
+          <w:tab w:val="num" w:pos="1440"/>
+        </w:tabs>
+        <w:ind w:left="1440" w:hanging="360"/>
+      </w:pPr>
+      <w:rPr>
+        <w:rFonts w:ascii="Courier New" w:hAnsi="Courier New" w:hint="default"/>
+        <w:sz w:val="20"/>
+      </w:rPr>
+    </w:lvl>
+    <w:lvl w:ilvl="2" w:tentative="1">
+      <w:start w:val="1"/>
+      <w:numFmt w:val="bullet"/>
+      <w:lvlText w:val=""/>
+      <w:lvlJc w:val="left"/>
+      <w:pPr>
+        <w:tabs>
+          <w:tab w:val="num" w:pos="2160"/>
+        </w:tabs>
+        <w:ind w:left="2160" w:hanging="360"/>
+      </w:pPr>
+      <w:rPr>
+        <w:rFonts w:ascii="Wingdings" w:hAnsi="Wingdings" w:hint="default"/>
+        <w:sz w:val="20"/>
+      </w:rPr>
+    </w:lvl>
+    <w:lvl w:ilvl="3" w:tentative="1">
+      <w:start w:val="1"/>
+      <w:numFmt w:val="bullet"/>
+      <w:lvlText w:val=""/>
+      <w:lvlJc w:val="left"/>
+      <w:pPr>
+        <w:tabs>
+          <w:tab w:val="num" w:pos="2880"/>
+        </w:tabs>
+        <w:ind w:left="2880" w:hanging="360"/>
+      </w:pPr>
+      <w:rPr>
+        <w:rFonts w:ascii="Wingdings" w:hAnsi="Wingdings" w:hint="default"/>
+        <w:sz w:val="20"/>
+      </w:rPr>
+    </w:lvl>
+    <w:lvl w:ilvl="4" w:tentative="1">
+      <w:start w:val="1"/>
+      <w:numFmt w:val="bullet"/>
+      <w:lvlText w:val=""/>
+      <w:lvlJc w:val="left"/>
+      <w:pPr>
+        <w:tabs>
+          <w:tab w:val="num" w:pos="3600"/>
+        </w:tabs>
+        <w:ind w:left="3600" w:hanging="360"/>
+      </w:pPr>
+      <w:rPr>
+        <w:rFonts w:ascii="Wingdings" w:hAnsi="Wingdings" w:hint="default"/>
+        <w:sz w:val="20"/>
+      </w:rPr>
+    </w:lvl>
+    <w:lvl w:ilvl="5" w:tentative="1">
+      <w:start w:val="1"/>
+      <w:numFmt w:val="bullet"/>
+      <w:lvlText w:val=""/>
+      <w:lvlJc w:val="left"/>
+      <w:pPr>
+        <w:tabs>
+          <w:tab w:val="num" w:pos="4320"/>
+        </w:tabs>
+        <w:ind w:left="4320" w:hanging="360"/>
+      </w:pPr>
+      <w:rPr>
+        <w:rFonts w:ascii="Wingdings" w:hAnsi="Wingdings" w:hint="default"/>
+        <w:sz w:val="20"/>
+      </w:rPr>
+    </w:lvl>
+    <w:lvl w:ilvl="6" w:tentative="1">
+      <w:start w:val="1"/>
+      <w:numFmt w:val="bullet"/>
+      <w:lvlText w:val=""/>
+      <w:lvlJc w:val="left"/>
+      <w:pPr>
+        <w:tabs>
+          <w:tab w:val="num" w:pos="5040"/>
+        </w:tabs>
+        <w:ind w:left="5040" w:hanging="360"/>
+      </w:pPr>
+      <w:rPr>
+        <w:rFonts w:ascii="Wingdings" w:hAnsi="Wingdings" w:hint="default"/>
+        <w:sz w:val="20"/>
+      </w:rPr>
+    </w:lvl>
+    <w:lvl w:ilvl="7" w:tentative="1">
+      <w:start w:val="1"/>
+      <w:numFmt w:val="bullet"/>
+      <w:lvlText w:val=""/>
+      <w:lvlJc w:val="left"/>
+      <w:pPr>
+        <w:tabs>
+          <w:tab w:val="num" w:pos="5760"/>
+        </w:tabs>
+        <w:ind w:left="5760" w:hanging="360"/>
+      </w:pPr>
+      <w:rPr>
+        <w:rFonts w:ascii="Wingdings" w:hAnsi="Wingdings" w:hint="default"/>
+        <w:sz w:val="20"/>
+      </w:rPr>
+    </w:lvl>
+    <w:lvl w:ilvl="8" w:tentative="1">
+      <w:start w:val="1"/>
+      <w:numFmt w:val="bullet"/>
+      <w:lvlText w:val=""/>
+      <w:lvlJc w:val="left"/>
+      <w:pPr>
+        <w:tabs>
+          <w:tab w:val="num" w:pos="6480"/>
+        </w:tabs>
+        <w:ind w:left="6480" w:hanging="360"/>
+      </w:pPr>
+      <w:rPr>
+        <w:rFonts w:ascii="Wingdings" w:hAnsi="Wingdings" w:hint="default"/>
+        <w:sz w:val="20"/>
+      </w:rPr>
+    </w:lvl>
+  </w:abstractNum>
+  <w:abstractNum w:abstractNumId="14" w15:restartNumberingAfterBreak="0">
+    <w:nsid w:val="78EB3020"/>
+    <w:multiLevelType w:val="multilevel"/>
+    <w:tmpl w:val="16BEBD04"/>
+    <w:lvl w:ilvl="0">
+      <w:start w:val="1"/>
+      <w:numFmt w:val="bullet"/>
+      <w:lvlText w:val=""/>
+      <w:lvlJc w:val="left"/>
+      <w:pPr>
+        <w:tabs>
+          <w:tab w:val="num" w:pos="720"/>
+        </w:tabs>
+        <w:ind w:left="720" w:hanging="360"/>
+      </w:pPr>
+      <w:rPr>
+        <w:rFonts w:ascii="Symbol" w:hAnsi="Symbol" w:hint="default"/>
+        <w:sz w:val="20"/>
+      </w:rPr>
+    </w:lvl>
+    <w:lvl w:ilvl="1" w:tentative="1">
+      <w:start w:val="1"/>
+      <w:numFmt w:val="bullet"/>
+      <w:lvlText w:val="o"/>
+      <w:lvlJc w:val="left"/>
+      <w:pPr>
+        <w:tabs>
+          <w:tab w:val="num" w:pos="1440"/>
+        </w:tabs>
+        <w:ind w:left="1440" w:hanging="360"/>
+      </w:pPr>
+      <w:rPr>
+        <w:rFonts w:ascii="Courier New" w:hAnsi="Courier New" w:hint="default"/>
+        <w:sz w:val="20"/>
+      </w:rPr>
+    </w:lvl>
+    <w:lvl w:ilvl="2" w:tentative="1">
+      <w:start w:val="1"/>
+      <w:numFmt w:val="bullet"/>
+      <w:lvlText w:val=""/>
+      <w:lvlJc w:val="left"/>
+      <w:pPr>
+        <w:tabs>
+          <w:tab w:val="num" w:pos="2160"/>
+        </w:tabs>
+        <w:ind w:left="2160" w:hanging="360"/>
+      </w:pPr>
+      <w:rPr>
+        <w:rFonts w:ascii="Wingdings" w:hAnsi="Wingdings" w:hint="default"/>
+        <w:sz w:val="20"/>
+      </w:rPr>
+    </w:lvl>
+    <w:lvl w:ilvl="3" w:tentative="1">
+      <w:start w:val="1"/>
+      <w:numFmt w:val="bullet"/>
+      <w:lvlText w:val=""/>
+      <w:lvlJc w:val="left"/>
+      <w:pPr>
+        <w:tabs>
+          <w:tab w:val="num" w:pos="2880"/>
+        </w:tabs>
+        <w:ind w:left="2880" w:hanging="360"/>
+      </w:pPr>
+      <w:rPr>
+        <w:rFonts w:ascii="Wingdings" w:hAnsi="Wingdings" w:hint="default"/>
+        <w:sz w:val="20"/>
+      </w:rPr>
+    </w:lvl>
+    <w:lvl w:ilvl="4" w:tentative="1">
+      <w:start w:val="1"/>
+      <w:numFmt w:val="bullet"/>
+      <w:lvlText w:val=""/>
+      <w:lvlJc w:val="left"/>
+      <w:pPr>
+        <w:tabs>
+          <w:tab w:val="num" w:pos="3600"/>
+        </w:tabs>
+        <w:ind w:left="3600" w:hanging="360"/>
+      </w:pPr>
+      <w:rPr>
+        <w:rFonts w:ascii="Wingdings" w:hAnsi="Wingdings" w:hint="default"/>
+        <w:sz w:val="20"/>
+      </w:rPr>
+    </w:lvl>
+    <w:lvl w:ilvl="5" w:tentative="1">
+      <w:start w:val="1"/>
+      <w:numFmt w:val="bullet"/>
+      <w:lvlText w:val=""/>
+      <w:lvlJc w:val="left"/>
+      <w:pPr>
+        <w:tabs>
+          <w:tab w:val="num" w:pos="4320"/>
+        </w:tabs>
+        <w:ind w:left="4320" w:hanging="360"/>
+      </w:pPr>
+      <w:rPr>
+        <w:rFonts w:ascii="Wingdings" w:hAnsi="Wingdings" w:hint="default"/>
+        <w:sz w:val="20"/>
+      </w:rPr>
+    </w:lvl>
+    <w:lvl w:ilvl="6" w:tentative="1">
+      <w:start w:val="1"/>
+      <w:numFmt w:val="bullet"/>
+      <w:lvlText w:val=""/>
+      <w:lvlJc w:val="left"/>
+      <w:pPr>
+        <w:tabs>
+          <w:tab w:val="num" w:pos="5040"/>
+        </w:tabs>
+        <w:ind w:left="5040" w:hanging="360"/>
+      </w:pPr>
+      <w:rPr>
+        <w:rFonts w:ascii="Wingdings" w:hAnsi="Wingdings" w:hint="default"/>
+        <w:sz w:val="20"/>
+      </w:rPr>
+    </w:lvl>
+    <w:lvl w:ilvl="7" w:tentative="1">
+      <w:start w:val="1"/>
+      <w:numFmt w:val="bullet"/>
+      <w:lvlText w:val=""/>
+      <w:lvlJc w:val="left"/>
+      <w:pPr>
+        <w:tabs>
+          <w:tab w:val="num" w:pos="5760"/>
+        </w:tabs>
+        <w:ind w:left="5760" w:hanging="360"/>
+      </w:pPr>
+      <w:rPr>
+        <w:rFonts w:ascii="Wingdings" w:hAnsi="Wingdings" w:hint="default"/>
+        <w:sz w:val="20"/>
+      </w:rPr>
+    </w:lvl>
+    <w:lvl w:ilvl="8" w:tentative="1">
+      <w:start w:val="1"/>
+      <w:numFmt w:val="bullet"/>
+      <w:lvlText w:val=""/>
+      <w:lvlJc w:val="left"/>
+      <w:pPr>
+        <w:tabs>
+          <w:tab w:val="num" w:pos="6480"/>
+        </w:tabs>
+        <w:ind w:left="6480" w:hanging="360"/>
+      </w:pPr>
+      <w:rPr>
+        <w:rFonts w:ascii="Wingdings" w:hAnsi="Wingdings" w:hint="default"/>
+        <w:sz w:val="20"/>
+      </w:rPr>
+    </w:lvl>
+  </w:abstractNum>
+  <w:abstractNum w:abstractNumId="15" w15:restartNumberingAfterBreak="0">
+    <w:nsid w:val="7B653693"/>
+    <w:multiLevelType w:val="multilevel"/>
+    <w:tmpl w:val="A1A0272C"/>
+    <w:lvl w:ilvl="0">
+      <w:start w:val="1"/>
+      <w:numFmt w:val="bullet"/>
+      <w:lvlText w:val=""/>
+      <w:lvlJc w:val="left"/>
+      <w:pPr>
+        <w:tabs>
+          <w:tab w:val="num" w:pos="720"/>
+        </w:tabs>
+        <w:ind w:left="720" w:hanging="360"/>
+      </w:pPr>
+      <w:rPr>
+        <w:rFonts w:ascii="Symbol" w:hAnsi="Symbol" w:hint="default"/>
+        <w:sz w:val="20"/>
+      </w:rPr>
+    </w:lvl>
+    <w:lvl w:ilvl="1" w:tentative="1">
+      <w:start w:val="1"/>
+      <w:numFmt w:val="bullet"/>
+      <w:lvlText w:val="o"/>
+      <w:lvlJc w:val="left"/>
+      <w:pPr>
+        <w:tabs>
+          <w:tab w:val="num" w:pos="1440"/>
+        </w:tabs>
+        <w:ind w:left="1440" w:hanging="360"/>
+      </w:pPr>
+      <w:rPr>
+        <w:rFonts w:ascii="Courier New" w:hAnsi="Courier New" w:hint="default"/>
+        <w:sz w:val="20"/>
+      </w:rPr>
+    </w:lvl>
+    <w:lvl w:ilvl="2" w:tentative="1">
+      <w:start w:val="1"/>
+      <w:numFmt w:val="bullet"/>
+      <w:lvlText w:val=""/>
+      <w:lvlJc w:val="left"/>
+      <w:pPr>
+        <w:tabs>
+          <w:tab w:val="num" w:pos="2160"/>
+        </w:tabs>
+        <w:ind w:left="2160" w:hanging="360"/>
+      </w:pPr>
+      <w:rPr>
+        <w:rFonts w:ascii="Wingdings" w:hAnsi="Wingdings" w:hint="default"/>
+        <w:sz w:val="20"/>
+      </w:rPr>
+    </w:lvl>
+    <w:lvl w:ilvl="3" w:tentative="1">
+      <w:start w:val="1"/>
+      <w:numFmt w:val="bullet"/>
+      <w:lvlText w:val=""/>
+      <w:lvlJc w:val="left"/>
+      <w:pPr>
+        <w:tabs>
+          <w:tab w:val="num" w:pos="2880"/>
+        </w:tabs>
+        <w:ind w:left="2880" w:hanging="360"/>
+      </w:pPr>
+      <w:rPr>
+        <w:rFonts w:ascii="Wingdings" w:hAnsi="Wingdings" w:hint="default"/>
+        <w:sz w:val="20"/>
+      </w:rPr>
+    </w:lvl>
+    <w:lvl w:ilvl="4" w:tentative="1">
+      <w:start w:val="1"/>
+      <w:numFmt w:val="bullet"/>
+      <w:lvlText w:val=""/>
+      <w:lvlJc w:val="left"/>
+      <w:pPr>
+        <w:tabs>
+          <w:tab w:val="num" w:pos="3600"/>
+        </w:tabs>
+        <w:ind w:left="3600" w:hanging="360"/>
+      </w:pPr>
+      <w:rPr>
+        <w:rFonts w:ascii="Wingdings" w:hAnsi="Wingdings" w:hint="default"/>
+        <w:sz w:val="20"/>
+      </w:rPr>
+    </w:lvl>
+    <w:lvl w:ilvl="5" w:tentative="1">
+      <w:start w:val="1"/>
+      <w:numFmt w:val="bullet"/>
+      <w:lvlText w:val=""/>
+      <w:lvlJc w:val="left"/>
+      <w:pPr>
+        <w:tabs>
+          <w:tab w:val="num" w:pos="4320"/>
+        </w:tabs>
+        <w:ind w:left="4320" w:hanging="360"/>
+      </w:pPr>
+      <w:rPr>
+        <w:rFonts w:ascii="Wingdings" w:hAnsi="Wingdings" w:hint="default"/>
+        <w:sz w:val="20"/>
+      </w:rPr>
+    </w:lvl>
+    <w:lvl w:ilvl="6" w:tentative="1">
+      <w:start w:val="1"/>
+      <w:numFmt w:val="bullet"/>
+      <w:lvlText w:val=""/>
+      <w:lvlJc w:val="left"/>
+      <w:pPr>
+        <w:tabs>
+          <w:tab w:val="num" w:pos="5040"/>
+        </w:tabs>
+        <w:ind w:left="5040" w:hanging="360"/>
+      </w:pPr>
+      <w:rPr>
+        <w:rFonts w:ascii="Wingdings" w:hAnsi="Wingdings" w:hint="default"/>
+        <w:sz w:val="20"/>
+      </w:rPr>
+    </w:lvl>
+    <w:lvl w:ilvl="7" w:tentative="1">
+      <w:start w:val="1"/>
+      <w:numFmt w:val="bullet"/>
+      <w:lvlText w:val=""/>
+      <w:lvlJc w:val="left"/>
+      <w:pPr>
+        <w:tabs>
+          <w:tab w:val="num" w:pos="5760"/>
+        </w:tabs>
+        <w:ind w:left="5760" w:hanging="360"/>
+      </w:pPr>
+      <w:rPr>
+        <w:rFonts w:ascii="Wingdings" w:hAnsi="Wingdings" w:hint="default"/>
+        <w:sz w:val="20"/>
+      </w:rPr>
+    </w:lvl>
+    <w:lvl w:ilvl="8" w:tentative="1">
+      <w:start w:val="1"/>
+      <w:numFmt w:val="bullet"/>
+      <w:lvlText w:val=""/>
+      <w:lvlJc w:val="left"/>
+      <w:pPr>
+        <w:tabs>
+          <w:tab w:val="num" w:pos="6480"/>
+        </w:tabs>
+        <w:ind w:left="6480" w:hanging="360"/>
+      </w:pPr>
+      <w:rPr>
+        <w:rFonts w:ascii="Wingdings" w:hAnsi="Wingdings" w:hint="default"/>
+        <w:sz w:val="20"/>
+      </w:rPr>
+    </w:lvl>
+  </w:abstractNum>
+  <w:abstractNum w:abstractNumId="16" w15:restartNumberingAfterBreak="0">
+    <w:nsid w:val="7E322A0F"/>
+    <w:multiLevelType w:val="multilevel"/>
+    <w:tmpl w:val="928CB036"/>
+    <w:lvl w:ilvl="0">
+      <w:start w:val="1"/>
+      <w:numFmt w:val="bullet"/>
+      <w:lvlText w:val=""/>
+      <w:lvlJc w:val="left"/>
+      <w:pPr>
+        <w:tabs>
+          <w:tab w:val="num" w:pos="720"/>
+        </w:tabs>
+        <w:ind w:left="720" w:hanging="360"/>
+      </w:pPr>
+      <w:rPr>
+        <w:rFonts w:ascii="Symbol" w:hAnsi="Symbol" w:hint="default"/>
+        <w:sz w:val="20"/>
+      </w:rPr>
+    </w:lvl>
+    <w:lvl w:ilvl="1" w:tentative="1">
+      <w:start w:val="1"/>
+      <w:numFmt w:val="bullet"/>
+      <w:lvlText w:val="o"/>
+      <w:lvlJc w:val="left"/>
+      <w:pPr>
+        <w:tabs>
+          <w:tab w:val="num" w:pos="1440"/>
+        </w:tabs>
+        <w:ind w:left="1440" w:hanging="360"/>
+      </w:pPr>
+      <w:rPr>
+        <w:rFonts w:ascii="Courier New" w:hAnsi="Courier New" w:hint="default"/>
+        <w:sz w:val="20"/>
+      </w:rPr>
+    </w:lvl>
+    <w:lvl w:ilvl="2" w:tentative="1">
+      <w:start w:val="1"/>
+      <w:numFmt w:val="bullet"/>
+      <w:lvlText w:val=""/>
+      <w:lvlJc w:val="left"/>
+      <w:pPr>
+        <w:tabs>
+          <w:tab w:val="num" w:pos="2160"/>
+        </w:tabs>
+        <w:ind w:left="2160" w:hanging="360"/>
+      </w:pPr>
+      <w:rPr>
+        <w:rFonts w:ascii="Wingdings" w:hAnsi="Wingdings" w:hint="default"/>
+        <w:sz w:val="20"/>
+      </w:rPr>
+    </w:lvl>
+    <w:lvl w:ilvl="3" w:tentative="1">
+      <w:start w:val="1"/>
+      <w:numFmt w:val="bullet"/>
+      <w:lvlText w:val=""/>
+      <w:lvlJc w:val="left"/>
+      <w:pPr>
+        <w:tabs>
+          <w:tab w:val="num" w:pos="2880"/>
+        </w:tabs>
+        <w:ind w:left="2880" w:hanging="360"/>
+      </w:pPr>
+      <w:rPr>
+        <w:rFonts w:ascii="Wingdings" w:hAnsi="Wingdings" w:hint="default"/>
+        <w:sz w:val="20"/>
+      </w:rPr>
+    </w:lvl>
+    <w:lvl w:ilvl="4" w:tentative="1">
+      <w:start w:val="1"/>
+      <w:numFmt w:val="bullet"/>
+      <w:lvlText w:val=""/>
+      <w:lvlJc w:val="left"/>
+      <w:pPr>
+        <w:tabs>
+          <w:tab w:val="num" w:pos="3600"/>
+        </w:tabs>
+        <w:ind w:left="3600" w:hanging="360"/>
+      </w:pPr>
+      <w:rPr>
+        <w:rFonts w:ascii="Wingdings" w:hAnsi="Wingdings" w:hint="default"/>
+        <w:sz w:val="20"/>
+      </w:rPr>
+    </w:lvl>
+    <w:lvl w:ilvl="5" w:tentative="1">
+      <w:start w:val="1"/>
+      <w:numFmt w:val="bullet"/>
+      <w:lvlText w:val=""/>
+      <w:lvlJc w:val="left"/>
+      <w:pPr>
+        <w:tabs>
+          <w:tab w:val="num" w:pos="4320"/>
+        </w:tabs>
+        <w:ind w:left="4320" w:hanging="360"/>
+      </w:pPr>
+      <w:rPr>
+        <w:rFonts w:ascii="Wingdings" w:hAnsi="Wingdings" w:hint="default"/>
+        <w:sz w:val="20"/>
+      </w:rPr>
+    </w:lvl>
+    <w:lvl w:ilvl="6" w:tentative="1">
+      <w:start w:val="1"/>
+      <w:numFmt w:val="bullet"/>
+      <w:lvlText w:val=""/>
+      <w:lvlJc w:val="left"/>
+      <w:pPr>
+        <w:tabs>
+          <w:tab w:val="num" w:pos="5040"/>
+        </w:tabs>
+        <w:ind w:left="5040" w:hanging="360"/>
+      </w:pPr>
+      <w:rPr>
+        <w:rFonts w:ascii="Wingdings" w:hAnsi="Wingdings" w:hint="default"/>
+        <w:sz w:val="20"/>
+      </w:rPr>
+    </w:lvl>
+    <w:lvl w:ilvl="7" w:tentative="1">
+      <w:start w:val="1"/>
+      <w:numFmt w:val="bullet"/>
+      <w:lvlText w:val=""/>
+      <w:lvlJc w:val="left"/>
+      <w:pPr>
+        <w:tabs>
+          <w:tab w:val="num" w:pos="5760"/>
+        </w:tabs>
+        <w:ind w:left="5760" w:hanging="360"/>
+      </w:pPr>
+      <w:rPr>
+        <w:rFonts w:ascii="Wingdings" w:hAnsi="Wingdings" w:hint="default"/>
+        <w:sz w:val="20"/>
+      </w:rPr>
+    </w:lvl>
+    <w:lvl w:ilvl="8" w:tentative="1">
+      <w:start w:val="1"/>
+      <w:numFmt w:val="bullet"/>
+      <w:lvlText w:val=""/>
+      <w:lvlJc w:val="left"/>
+      <w:pPr>
+        <w:tabs>
+          <w:tab w:val="num" w:pos="6480"/>
+        </w:tabs>
+        <w:ind w:left="6480" w:hanging="360"/>
+      </w:pPr>
+      <w:rPr>
+        <w:rFonts w:ascii="Wingdings" w:hAnsi="Wingdings" w:hint="default"/>
+        <w:sz w:val="20"/>
+      </w:rPr>
+    </w:lvl>
+  </w:abstractNum>
+  <w:num w:numId="1" w16cid:durableId="386924740">
+    <w:abstractNumId w:val="13"/>
+  </w:num>
+  <w:num w:numId="2" w16cid:durableId="1710570050">
+    <w:abstractNumId w:val="0"/>
+  </w:num>
+  <w:num w:numId="3" w16cid:durableId="1707754652">
+    <w:abstractNumId w:val="6"/>
+  </w:num>
+  <w:num w:numId="4" w16cid:durableId="1036537907">
+    <w:abstractNumId w:val="10"/>
+  </w:num>
+  <w:num w:numId="5" w16cid:durableId="361127002">
+    <w:abstractNumId w:val="15"/>
+  </w:num>
+  <w:num w:numId="6" w16cid:durableId="680470257">
+    <w:abstractNumId w:val="7"/>
+  </w:num>
+  <w:num w:numId="7" w16cid:durableId="784496552">
+    <w:abstractNumId w:val="4"/>
+  </w:num>
+  <w:num w:numId="8" w16cid:durableId="705443676">
+    <w:abstractNumId w:val="3"/>
+  </w:num>
+  <w:num w:numId="9" w16cid:durableId="1236474937">
+    <w:abstractNumId w:val="16"/>
+  </w:num>
+  <w:num w:numId="10" w16cid:durableId="1705325595">
+    <w:abstractNumId w:val="14"/>
+  </w:num>
+  <w:num w:numId="11" w16cid:durableId="1714577545">
+    <w:abstractNumId w:val="1"/>
+  </w:num>
+  <w:num w:numId="12" w16cid:durableId="36781814">
+    <w:abstractNumId w:val="2"/>
+  </w:num>
+  <w:num w:numId="13" w16cid:durableId="1028607400">
+    <w:abstractNumId w:val="5"/>
+  </w:num>
+  <w:num w:numId="14" w16cid:durableId="473061603">
+    <w:abstractNumId w:val="12"/>
+  </w:num>
+  <w:num w:numId="15" w16cid:durableId="2078362942">
+    <w:abstractNumId w:val="8"/>
+  </w:num>
+  <w:num w:numId="16" w16cid:durableId="1981112004">
+    <w:abstractNumId w:val="11"/>
+  </w:num>
+  <w:num w:numId="17" w16cid:durableId="457258961">
+    <w:abstractNumId w:val="9"/>
+  </w:num>
+</w:numbering>
 </file>
 
 <file path=word/styles.xml><?xml version="1.0" encoding="utf-8"?>
@@ -1479,7 +5190,6 @@
   <w:style w:type="character" w:default="1" w:styleId="DefaultParagraphFont">
     <w:name w:val="Default Paragraph Font"/>
     <w:uiPriority w:val="1"/>
-    <w:semiHidden/>
     <w:unhideWhenUsed/>
   </w:style>
   <w:style w:type="table" w:default="1" w:styleId="TableNormal">

--- a/Linux Commands Assignment.docx
+++ b/Linux Commands Assignment.docx
@@ -45,7 +45,7 @@
           <w:lang w:val="en-IN"/>
         </w:rPr>
         <w:pict w14:anchorId="4CE58EF2">
-          <v:rect id="_x0000_i1492" style="width:0;height:1.5pt" o:hralign="center" o:hrstd="t" o:hr="t" fillcolor="#a0a0a0" stroked="f"/>
+          <v:rect id="_x0000_i1025" style="width:0;height:1.5pt" o:hralign="center" o:hrstd="t" o:hr="t" fillcolor="#a0a0a0" stroked="f"/>
         </w:pict>
       </w:r>
     </w:p>
@@ -198,7 +198,7 @@
           <w:lang w:val="en-IN"/>
         </w:rPr>
         <w:pict w14:anchorId="1DA9A824">
-          <v:rect id="_x0000_i1493" style="width:0;height:1.5pt" o:hralign="center" o:hrstd="t" o:hr="t" fillcolor="#a0a0a0" stroked="f"/>
+          <v:rect id="_x0000_i1026" style="width:0;height:1.5pt" o:hralign="center" o:hrstd="t" o:hr="t" fillcolor="#a0a0a0" stroked="f"/>
         </w:pict>
       </w:r>
     </w:p>
@@ -314,7 +314,7 @@
           <w:lang w:val="en-IN"/>
         </w:rPr>
         <w:pict w14:anchorId="10A438D5">
-          <v:rect id="_x0000_i1494" style="width:0;height:1.5pt" o:hralign="center" o:hrstd="t" o:hr="t" fillcolor="#a0a0a0" stroked="f"/>
+          <v:rect id="_x0000_i1027" style="width:0;height:1.5pt" o:hralign="center" o:hrstd="t" o:hr="t" fillcolor="#a0a0a0" stroked="f"/>
         </w:pict>
       </w:r>
     </w:p>
@@ -432,7 +432,7 @@
         </w:rPr>
         <w:lastRenderedPageBreak/>
         <w:drawing>
-          <wp:inline distT="0" distB="0" distL="0" distR="0" wp14:anchorId="5D2CB7D4" wp14:editId="70023E30">
+          <wp:inline distT="0" distB="0" distL="0" distR="0" wp14:anchorId="5D2CB7D4" wp14:editId="68890B1E">
             <wp:extent cx="5943600" cy="4457700"/>
             <wp:effectExtent l="0" t="0" r="0" b="0"/>
             <wp:docPr id="1274747947" name="Picture 4"/>
@@ -485,7 +485,7 @@
           <w:lang w:val="en-IN"/>
         </w:rPr>
         <w:pict w14:anchorId="07250F5C">
-          <v:rect id="_x0000_i1495" style="width:0;height:1.5pt" o:hralign="center" o:hrstd="t" o:hr="t" fillcolor="#a0a0a0" stroked="f"/>
+          <v:rect id="_x0000_i1028" style="width:0;height:1.5pt" o:hralign="center" o:hrstd="t" o:hr="t" fillcolor="#a0a0a0" stroked="f"/>
         </w:pict>
       </w:r>
     </w:p>
@@ -590,7 +590,7 @@
           <w:lang w:val="en-IN"/>
         </w:rPr>
         <w:pict w14:anchorId="33CAF6F1">
-          <v:rect id="_x0000_i1496" style="width:0;height:1.5pt" o:hralign="center" o:hrstd="t" o:hr="t" fillcolor="#a0a0a0" stroked="f"/>
+          <v:rect id="_x0000_i1029" style="width:0;height:1.5pt" o:hralign="center" o:hrstd="t" o:hr="t" fillcolor="#a0a0a0" stroked="f"/>
         </w:pict>
       </w:r>
     </w:p>
@@ -678,7 +678,7 @@
           <w:lang w:val="en-IN"/>
         </w:rPr>
         <w:pict w14:anchorId="0C705013">
-          <v:rect id="_x0000_i1497" style="width:0;height:1.5pt" o:hralign="center" o:hrstd="t" o:hr="t" fillcolor="#a0a0a0" stroked="f"/>
+          <v:rect id="_x0000_i1030" style="width:0;height:1.5pt" o:hralign="center" o:hrstd="t" o:hr="t" fillcolor="#a0a0a0" stroked="f"/>
         </w:pict>
       </w:r>
     </w:p>
@@ -839,7 +839,7 @@
           <w:lang w:val="en-IN"/>
         </w:rPr>
         <w:drawing>
-          <wp:inline distT="0" distB="0" distL="0" distR="0" wp14:anchorId="46A8EC5A" wp14:editId="4EEEF256">
+          <wp:inline distT="0" distB="0" distL="0" distR="0" wp14:anchorId="46A8EC5A" wp14:editId="6AD78152">
             <wp:extent cx="5943600" cy="4457700"/>
             <wp:effectExtent l="0" t="0" r="0" b="0"/>
             <wp:docPr id="1526256690" name="Picture 6"/>
@@ -892,7 +892,7 @@
           <w:lang w:val="en-IN"/>
         </w:rPr>
         <w:pict w14:anchorId="4BBC982F">
-          <v:rect id="_x0000_i1498" style="width:0;height:1.5pt" o:hralign="center" o:hrstd="t" o:hr="t" fillcolor="#a0a0a0" stroked="f"/>
+          <v:rect id="_x0000_i1031" style="width:0;height:1.5pt" o:hralign="center" o:hrstd="t" o:hr="t" fillcolor="#a0a0a0" stroked="f"/>
         </w:pict>
       </w:r>
     </w:p>
@@ -992,7 +992,7 @@
           <w:lang w:val="en-IN"/>
         </w:rPr>
         <w:drawing>
-          <wp:inline distT="0" distB="0" distL="0" distR="0" wp14:anchorId="268F7677" wp14:editId="4A3E311D">
+          <wp:inline distT="0" distB="0" distL="0" distR="0" wp14:anchorId="268F7677" wp14:editId="7443DF39">
             <wp:extent cx="5943600" cy="4457700"/>
             <wp:effectExtent l="0" t="0" r="0" b="0"/>
             <wp:docPr id="1310498137" name="Picture 7"/>
@@ -1045,7 +1045,7 @@
           <w:lang w:val="en-IN"/>
         </w:rPr>
         <w:pict w14:anchorId="1D270E28">
-          <v:rect id="_x0000_i1499" style="width:0;height:1.5pt" o:hralign="center" o:hrstd="t" o:hr="t" fillcolor="#a0a0a0" stroked="f"/>
+          <v:rect id="_x0000_i1032" style="width:0;height:1.5pt" o:hralign="center" o:hrstd="t" o:hr="t" fillcolor="#a0a0a0" stroked="f"/>
         </w:pict>
       </w:r>
     </w:p>
@@ -1176,7 +1176,7 @@
           <w:lang w:val="en-IN"/>
         </w:rPr>
         <w:pict w14:anchorId="7E56C827">
-          <v:rect id="_x0000_i1500" style="width:0;height:1.5pt" o:hralign="center" o:hrstd="t" o:hr="t" fillcolor="#a0a0a0" stroked="f"/>
+          <v:rect id="_x0000_i1033" style="width:0;height:1.5pt" o:hralign="center" o:hrstd="t" o:hr="t" fillcolor="#a0a0a0" stroked="f"/>
         </w:pict>
       </w:r>
     </w:p>
@@ -1277,7 +1277,7 @@
           <w:lang w:val="en-IN"/>
         </w:rPr>
         <w:drawing>
-          <wp:inline distT="0" distB="0" distL="0" distR="0" wp14:anchorId="63F0528B" wp14:editId="3B6FC751">
+          <wp:inline distT="0" distB="0" distL="0" distR="0" wp14:anchorId="63F0528B" wp14:editId="1BA717AC">
             <wp:extent cx="5943600" cy="4457700"/>
             <wp:effectExtent l="0" t="0" r="0" b="0"/>
             <wp:docPr id="849958796" name="Picture 8"/>
@@ -1330,7 +1330,7 @@
           <w:lang w:val="en-IN"/>
         </w:rPr>
         <w:pict w14:anchorId="62498623">
-          <v:rect id="_x0000_i1501" style="width:0;height:1.5pt" o:hralign="center" o:hrstd="t" o:hr="t" fillcolor="#a0a0a0" stroked="f"/>
+          <v:rect id="_x0000_i1034" style="width:0;height:1.5pt" o:hralign="center" o:hrstd="t" o:hr="t" fillcolor="#a0a0a0" stroked="f"/>
         </w:pict>
       </w:r>
     </w:p>
@@ -1456,7 +1456,7 @@
           <w:lang w:val="en-IN"/>
         </w:rPr>
         <w:drawing>
-          <wp:inline distT="0" distB="0" distL="0" distR="0" wp14:anchorId="063C32C7" wp14:editId="33255D0F">
+          <wp:inline distT="0" distB="0" distL="0" distR="0" wp14:anchorId="063C32C7" wp14:editId="189EB589">
             <wp:extent cx="5943600" cy="4457700"/>
             <wp:effectExtent l="0" t="0" r="0" b="0"/>
             <wp:docPr id="789036648" name="Picture 9"/>
@@ -1509,7 +1509,7 @@
           <w:lang w:val="en-IN"/>
         </w:rPr>
         <w:pict w14:anchorId="39ABE43A">
-          <v:rect id="_x0000_i1502" style="width:0;height:1.5pt" o:hralign="center" o:hrstd="t" o:hr="t" fillcolor="#a0a0a0" stroked="f"/>
+          <v:rect id="_x0000_i1035" style="width:0;height:1.5pt" o:hralign="center" o:hrstd="t" o:hr="t" fillcolor="#a0a0a0" stroked="f"/>
         </w:pict>
       </w:r>
     </w:p>
@@ -1586,7 +1586,7 @@
           <w:lang w:val="en-IN"/>
         </w:rPr>
         <w:pict w14:anchorId="125F540C">
-          <v:rect id="_x0000_i1503" style="width:0;height:1.5pt" o:hralign="center" o:hrstd="t" o:hr="t" fillcolor="#a0a0a0" stroked="f"/>
+          <v:rect id="_x0000_i1036" style="width:0;height:1.5pt" o:hralign="center" o:hrstd="t" o:hr="t" fillcolor="#a0a0a0" stroked="f"/>
         </w:pict>
       </w:r>
     </w:p>
@@ -1749,7 +1749,7 @@
           <w:lang w:val="en-IN"/>
         </w:rPr>
         <w:drawing>
-          <wp:inline distT="0" distB="0" distL="0" distR="0" wp14:anchorId="10532C71" wp14:editId="0F89C3B3">
+          <wp:inline distT="0" distB="0" distL="0" distR="0" wp14:anchorId="10532C71" wp14:editId="4FA218D0">
             <wp:extent cx="5943600" cy="4457700"/>
             <wp:effectExtent l="0" t="0" r="0" b="0"/>
             <wp:docPr id="1173912552" name="Picture 10"/>
@@ -1802,7 +1802,7 @@
           <w:lang w:val="en-IN"/>
         </w:rPr>
         <w:pict w14:anchorId="6E281511">
-          <v:rect id="_x0000_i1504" style="width:0;height:1.5pt" o:hralign="center" o:hrstd="t" o:hr="t" fillcolor="#a0a0a0" stroked="f"/>
+          <v:rect id="_x0000_i1037" style="width:0;height:1.5pt" o:hralign="center" o:hrstd="t" o:hr="t" fillcolor="#a0a0a0" stroked="f"/>
         </w:pict>
       </w:r>
     </w:p>
@@ -1907,7 +1907,7 @@
           <w:lang w:val="en-IN"/>
         </w:rPr>
         <w:pict w14:anchorId="12BD1CAC">
-          <v:rect id="_x0000_i1505" style="width:0;height:1.5pt" o:hralign="center" o:hrstd="t" o:hr="t" fillcolor="#a0a0a0" stroked="f"/>
+          <v:rect id="_x0000_i1038" style="width:0;height:1.5pt" o:hralign="center" o:hrstd="t" o:hr="t" fillcolor="#a0a0a0" stroked="f"/>
         </w:pict>
       </w:r>
     </w:p>
@@ -1990,7 +1990,7 @@
           <w:lang w:val="en-IN"/>
         </w:rPr>
         <w:drawing>
-          <wp:inline distT="0" distB="0" distL="0" distR="0" wp14:anchorId="1FE773AE" wp14:editId="01C8CDBF">
+          <wp:inline distT="0" distB="0" distL="0" distR="0" wp14:anchorId="1FE773AE" wp14:editId="4AB2FD09">
             <wp:extent cx="5943600" cy="4457700"/>
             <wp:effectExtent l="0" t="0" r="0" b="0"/>
             <wp:docPr id="2106772722" name="Picture 11"/>
@@ -2071,7 +2071,7 @@
           <w:lang w:val="en-IN"/>
         </w:rPr>
         <w:pict w14:anchorId="7C01B0BF">
-          <v:rect id="_x0000_i1506" style="width:0;height:1.5pt" o:hralign="center" o:hrstd="t" o:hr="t" fillcolor="#a0a0a0" stroked="f"/>
+          <v:rect id="_x0000_i1039" style="width:0;height:1.5pt" o:hralign="center" o:hrstd="t" o:hr="t" fillcolor="#a0a0a0" stroked="f"/>
         </w:pict>
       </w:r>
     </w:p>
@@ -2103,14 +2103,6 @@
           <w:lang w:val="en-IN"/>
         </w:rPr>
         <w:t>https://github.com/Mahimendha28/linux-assignment.git</w:t>
-      </w:r>
-      <w:r>
-        <w:rPr>
-          <w:lang w:val="en-IN"/>
-        </w:rPr>
-        <w:pict w14:anchorId="67E68D6A">
-          <v:rect id="_x0000_i1507" style="width:0;height:1.5pt" o:hralign="center" o:hrstd="t" o:hr="t" fillcolor="#a0a0a0" stroked="f"/>
-        </w:pict>
       </w:r>
     </w:p>
     <w:sectPr>
@@ -5190,6 +5182,7 @@
   <w:style w:type="character" w:default="1" w:styleId="DefaultParagraphFont">
     <w:name w:val="Default Paragraph Font"/>
     <w:uiPriority w:val="1"/>
+    <w:semiHidden/>
     <w:unhideWhenUsed/>
   </w:style>
   <w:style w:type="table" w:default="1" w:styleId="TableNormal">
